--- a/fiction/drafts/third-person/tpp-avatars-03_20250608-0448.docx
+++ b/fiction/drafts/third-person/tpp-avatars-03_20250608-0448.docx
@@ -1,20 +1,20 @@
 
 <file path=word/document.xml><?xml version="1.0" encoding="utf-8"?>
-<w:document xmlns:ve="http://schemas.openxmlformats.org/markup-compatibility/2006" xmlns:o="urn:schemas-microsoft-com:office:office" xmlns:r="http://schemas.openxmlformats.org/officeDocument/2006/relationships" xmlns:m="http://schemas.openxmlformats.org/officeDocument/2006/math" xmlns:v="urn:schemas-microsoft-com:vml" xmlns:wp="http://schemas.openxmlformats.org/drawingml/2006/wordprocessingDrawing" xmlns:w10="urn:schemas-microsoft-com:office:word" xmlns:w="http://schemas.openxmlformats.org/wordprocessingml/2006/main" xmlns:wne="http://schemas.microsoft.com/office/word/2006/wordml">
+<w:document xmlns:wpc="http://schemas.microsoft.com/office/word/2010/wordprocessingCanvas" xmlns:cx="http://schemas.microsoft.com/office/drawing/2014/chartex" xmlns:cx1="http://schemas.microsoft.com/office/drawing/2015/9/8/chartex" xmlns:cx2="http://schemas.microsoft.com/office/drawing/2015/10/21/chartex" xmlns:cx3="http://schemas.microsoft.com/office/drawing/2016/5/9/chartex" xmlns:cx4="http://schemas.microsoft.com/office/drawing/2016/5/10/chartex" xmlns:cx5="http://schemas.microsoft.com/office/drawing/2016/5/11/chartex" xmlns:cx6="http://schemas.microsoft.com/office/drawing/2016/5/12/chartex" xmlns:cx7="http://schemas.microsoft.com/office/drawing/2016/5/13/chartex" xmlns:cx8="http://schemas.microsoft.com/office/drawing/2016/5/14/chartex" xmlns:mc="http://schemas.openxmlformats.org/markup-compatibility/2006" xmlns:aink="http://schemas.microsoft.com/office/drawing/2016/ink" xmlns:am3d="http://schemas.microsoft.com/office/drawing/2017/model3d" xmlns:o="urn:schemas-microsoft-com:office:office" xmlns:oel="http://schemas.microsoft.com/office/2019/extlst" xmlns:r="http://schemas.openxmlformats.org/officeDocument/2006/relationships" xmlns:m="http://schemas.openxmlformats.org/officeDocument/2006/math" xmlns:v="urn:schemas-microsoft-com:vml" xmlns:wp14="http://schemas.microsoft.com/office/word/2010/wordprocessingDrawing" xmlns:wp="http://schemas.openxmlformats.org/drawingml/2006/wordprocessingDrawing" xmlns:w10="urn:schemas-microsoft-com:office:word" xmlns:w="http://schemas.openxmlformats.org/wordprocessingml/2006/main" xmlns:w14="http://schemas.microsoft.com/office/word/2010/wordml" xmlns:w15="http://schemas.microsoft.com/office/word/2012/wordml" xmlns:w16cex="http://schemas.microsoft.com/office/word/2018/wordml/cex" xmlns:w16cid="http://schemas.microsoft.com/office/word/2016/wordml/cid" xmlns:w16="http://schemas.microsoft.com/office/word/2018/wordml" xmlns:w16du="http://schemas.microsoft.com/office/word/2023/wordml/word16du" xmlns:w16sdtdh="http://schemas.microsoft.com/office/word/2020/wordml/sdtdatahash" xmlns:w16sdtfl="http://schemas.microsoft.com/office/word/2024/wordml/sdtformatlock" xmlns:w16se="http://schemas.microsoft.com/office/word/2015/wordml/symex" xmlns:wpg="http://schemas.microsoft.com/office/word/2010/wordprocessingGroup" xmlns:wpi="http://schemas.microsoft.com/office/word/2010/wordprocessingInk" xmlns:wne="http://schemas.microsoft.com/office/word/2006/wordml" xmlns:wps="http://schemas.microsoft.com/office/word/2010/wordprocessingShape" mc:Ignorable="w14 w15 w16se w16cid w16 w16cex w16sdtdh w16sdtfl w16du wp14">
   <w:body>
     <w:p>
       <w:pPr>
         <w:pStyle w:val="BodyText"/>
         <w:spacing w:line="360" w:lineRule="auto"/>
         <w:rPr>
-          <w:rFonts w:ascii="Times New Roman" w:hAnsi="Times New Roman"/>
-          <w:sz w:val="24"/>
-          <w:szCs w:val="24"/>
-        </w:rPr>
-      </w:pPr>
-      <w:r>
-        <w:rPr>
-          <w:rFonts w:ascii="Times New Roman" w:hAnsi="Times New Roman"/>
+          <w:rFonts w:ascii="Montserrat" w:hAnsi="Montserrat"/>
+          <w:sz w:val="24"/>
+          <w:szCs w:val="24"/>
+        </w:rPr>
+      </w:pPr>
+      <w:r>
+        <w:rPr>
+          <w:rFonts w:ascii="Montserrat" w:hAnsi="Montserrat"/>
           <w:sz w:val="24"/>
           <w:szCs w:val="24"/>
         </w:rPr>
@@ -25,7 +25,7 @@
       <w:pPr>
         <w:spacing w:after="0" w:line="360" w:lineRule="auto"/>
         <w:rPr>
-          <w:rFonts w:ascii="Times New Roman" w:hAnsi="Times New Roman"/>
+          <w:rFonts w:ascii="Montserrat" w:hAnsi="Montserrat"/>
           <w:color w:val="808080"/>
           <w:sz w:val="24"/>
           <w:szCs w:val="24"/>
@@ -33,7 +33,7 @@
       </w:pPr>
       <w:r>
         <w:rPr>
-          <w:rFonts w:ascii="Times New Roman" w:hAnsi="Times New Roman"/>
+          <w:rFonts w:ascii="Montserrat" w:hAnsi="Montserrat"/>
           <w:color w:val="808080"/>
           <w:sz w:val="24"/>
           <w:szCs w:val="24"/>
@@ -46,52 +46,110 @@
         <w:spacing w:after="0" w:line="360" w:lineRule="auto"/>
         <w:jc w:val="right"/>
         <w:rPr>
-          <w:rFonts w:ascii="Times New Roman" w:hAnsi="Times New Roman"/>
+          <w:rFonts w:ascii="Montserrat" w:hAnsi="Montserrat"/>
           <w:color w:val="808080"/>
           <w:sz w:val="24"/>
           <w:szCs w:val="24"/>
         </w:rPr>
       </w:pPr>
-      <w:fldSimple w:instr=" NUMPAGES  \* MERGEFORMAT ">
-        <w:r>
-          <w:rPr>
-            <w:rFonts w:ascii="Times New Roman" w:hAnsi="Times New Roman"/>
-            <w:noProof/>
-            <w:color w:val="808080"/>
-            <w:sz w:val="24"/>
-            <w:szCs w:val="24"/>
-          </w:rPr>
-          <w:t>23</w:t>
-        </w:r>
-      </w:fldSimple>
-      <w:r>
-        <w:rPr>
-          <w:rFonts w:ascii="Times New Roman" w:hAnsi="Times New Roman"/>
+      <w:r>
+        <w:rPr>
+          <w:rFonts w:ascii="Montserrat" w:hAnsi="Montserrat"/>
+          <w:sz w:val="24"/>
+        </w:rPr>
+        <w:fldChar w:fldCharType="begin"/>
+      </w:r>
+      <w:r>
+        <w:rPr>
+          <w:rFonts w:ascii="Montserrat" w:hAnsi="Montserrat"/>
+          <w:sz w:val="24"/>
+        </w:rPr>
+        <w:instrText xml:space="preserve"> NUMPAGES  \* MERGEFORMAT </w:instrText>
+      </w:r>
+      <w:r>
+        <w:rPr>
+          <w:rFonts w:ascii="Montserrat" w:hAnsi="Montserrat"/>
+          <w:sz w:val="24"/>
+        </w:rPr>
+        <w:fldChar w:fldCharType="separate"/>
+      </w:r>
+      <w:r>
+        <w:rPr>
+          <w:rFonts w:ascii="Montserrat" w:hAnsi="Montserrat"/>
+          <w:noProof/>
           <w:color w:val="808080"/>
           <w:sz w:val="24"/>
           <w:szCs w:val="24"/>
         </w:rPr>
+        <w:t>23</w:t>
+      </w:r>
+      <w:r>
+        <w:rPr>
+          <w:rFonts w:ascii="Montserrat" w:hAnsi="Montserrat"/>
+          <w:noProof/>
+          <w:color w:val="808080"/>
+          <w:sz w:val="24"/>
+          <w:szCs w:val="24"/>
+        </w:rPr>
+        <w:fldChar w:fldCharType="end"/>
+      </w:r>
+      <w:r>
+        <w:rPr>
+          <w:rFonts w:ascii="Montserrat" w:hAnsi="Montserrat"/>
+          <w:color w:val="808080"/>
+          <w:sz w:val="24"/>
+          <w:szCs w:val="24"/>
+        </w:rPr>
         <w:t xml:space="preserve"> pages ∙ </w:t>
       </w:r>
-      <w:fldSimple w:instr=" NUMWORDS  \* MERGEFORMAT ">
-        <w:r>
-          <w:rPr>
-            <w:rFonts w:ascii="Times New Roman" w:hAnsi="Times New Roman"/>
-            <w:noProof/>
-            <w:color w:val="808080"/>
-            <w:sz w:val="24"/>
-            <w:szCs w:val="24"/>
-          </w:rPr>
-          <w:t>9379</w:t>
-        </w:r>
-      </w:fldSimple>
-      <w:r>
-        <w:rPr>
-          <w:rFonts w:ascii="Times New Roman" w:hAnsi="Times New Roman"/>
+      <w:r>
+        <w:rPr>
+          <w:rFonts w:ascii="Montserrat" w:hAnsi="Montserrat"/>
+          <w:sz w:val="24"/>
+        </w:rPr>
+        <w:fldChar w:fldCharType="begin"/>
+      </w:r>
+      <w:r>
+        <w:rPr>
+          <w:rFonts w:ascii="Montserrat" w:hAnsi="Montserrat"/>
+          <w:sz w:val="24"/>
+        </w:rPr>
+        <w:instrText xml:space="preserve"> NUMWORDS  \* MERGEFORMAT </w:instrText>
+      </w:r>
+      <w:r>
+        <w:rPr>
+          <w:rFonts w:ascii="Montserrat" w:hAnsi="Montserrat"/>
+          <w:sz w:val="24"/>
+        </w:rPr>
+        <w:fldChar w:fldCharType="separate"/>
+      </w:r>
+      <w:r>
+        <w:rPr>
+          <w:rFonts w:ascii="Montserrat" w:hAnsi="Montserrat"/>
+          <w:noProof/>
           <w:color w:val="808080"/>
           <w:sz w:val="24"/>
           <w:szCs w:val="24"/>
         </w:rPr>
+        <w:t>9379</w:t>
+      </w:r>
+      <w:r>
+        <w:rPr>
+          <w:rFonts w:ascii="Montserrat" w:hAnsi="Montserrat"/>
+          <w:noProof/>
+          <w:color w:val="808080"/>
+          <w:sz w:val="24"/>
+          <w:szCs w:val="24"/>
+        </w:rPr>
+        <w:fldChar w:fldCharType="end"/>
+      </w:r>
+      <w:r>
+        <w:rPr>
+          <w:rFonts w:ascii="Montserrat" w:hAnsi="Montserrat"/>
+          <w:color w:val="808080"/>
+          <w:sz w:val="24"/>
+          <w:szCs w:val="24"/>
+        </w:rPr>
         <w:t xml:space="preserve"> words</w:t>
       </w:r>
     </w:p>
@@ -99,35 +157,35 @@
       <w:pPr>
         <w:spacing w:after="0" w:line="360" w:lineRule="auto"/>
         <w:rPr>
-          <w:rFonts w:ascii="Times New Roman" w:hAnsi="Times New Roman"/>
-          <w:sz w:val="24"/>
-          <w:szCs w:val="24"/>
-        </w:rPr>
-      </w:pPr>
-    </w:p>
-    <w:p>
-      <w:pPr>
-        <w:spacing w:after="0" w:line="360" w:lineRule="auto"/>
-        <w:rPr>
-          <w:rFonts w:ascii="Times New Roman" w:hAnsi="Times New Roman"/>
-          <w:sz w:val="24"/>
-          <w:szCs w:val="24"/>
-        </w:rPr>
-      </w:pPr>
-    </w:p>
-    <w:p>
-      <w:pPr>
-        <w:spacing w:after="0" w:line="360" w:lineRule="auto"/>
-        <w:jc w:val="both"/>
-        <w:rPr>
-          <w:rFonts w:ascii="Times New Roman" w:hAnsi="Times New Roman" w:cs="Times New Roman"/>
-          <w:sz w:val="24"/>
-          <w:szCs w:val="24"/>
-        </w:rPr>
-      </w:pPr>
-      <w:r>
-        <w:rPr>
-          <w:rFonts w:ascii="Times New Roman" w:hAnsi="Times New Roman" w:cs="Times New Roman"/>
+          <w:rFonts w:ascii="Montserrat" w:hAnsi="Montserrat"/>
+          <w:sz w:val="24"/>
+          <w:szCs w:val="24"/>
+        </w:rPr>
+      </w:pPr>
+    </w:p>
+    <w:p>
+      <w:pPr>
+        <w:spacing w:after="0" w:line="360" w:lineRule="auto"/>
+        <w:rPr>
+          <w:rFonts w:ascii="Montserrat" w:hAnsi="Montserrat"/>
+          <w:sz w:val="24"/>
+          <w:szCs w:val="24"/>
+        </w:rPr>
+      </w:pPr>
+    </w:p>
+    <w:p>
+      <w:pPr>
+        <w:spacing w:after="0" w:line="360" w:lineRule="auto"/>
+        <w:jc w:val="both"/>
+        <w:rPr>
+          <w:rFonts w:ascii="Montserrat" w:hAnsi="Montserrat" w:cs="Times New Roman"/>
+          <w:sz w:val="24"/>
+          <w:szCs w:val="24"/>
+        </w:rPr>
+      </w:pPr>
+      <w:r>
+        <w:rPr>
+          <w:rFonts w:ascii="Montserrat" w:hAnsi="Montserrat" w:cs="Times New Roman"/>
           <w:sz w:val="24"/>
           <w:szCs w:val="24"/>
         </w:rPr>
@@ -139,14 +197,14 @@
         <w:spacing w:after="0" w:line="360" w:lineRule="auto"/>
         <w:jc w:val="both"/>
         <w:rPr>
-          <w:rFonts w:ascii="Times New Roman" w:hAnsi="Times New Roman" w:cs="Times New Roman"/>
-          <w:sz w:val="24"/>
-          <w:szCs w:val="24"/>
-        </w:rPr>
-      </w:pPr>
-      <w:r>
-        <w:rPr>
-          <w:rFonts w:ascii="Times New Roman" w:hAnsi="Times New Roman" w:cs="Times New Roman"/>
+          <w:rFonts w:ascii="Montserrat" w:hAnsi="Montserrat" w:cs="Times New Roman"/>
+          <w:sz w:val="24"/>
+          <w:szCs w:val="24"/>
+        </w:rPr>
+      </w:pPr>
+      <w:r>
+        <w:rPr>
+          <w:rFonts w:ascii="Montserrat" w:hAnsi="Montserrat" w:cs="Times New Roman"/>
           <w:sz w:val="24"/>
           <w:szCs w:val="24"/>
         </w:rPr>
@@ -158,14 +216,14 @@
         <w:spacing w:after="0" w:line="360" w:lineRule="auto"/>
         <w:jc w:val="both"/>
         <w:rPr>
-          <w:rFonts w:ascii="Times New Roman" w:hAnsi="Times New Roman" w:cs="Times New Roman"/>
-          <w:sz w:val="24"/>
-          <w:szCs w:val="24"/>
-        </w:rPr>
-      </w:pPr>
-      <w:r>
-        <w:rPr>
-          <w:rFonts w:ascii="Times New Roman" w:hAnsi="Times New Roman" w:cs="Times New Roman"/>
+          <w:rFonts w:ascii="Montserrat" w:hAnsi="Montserrat" w:cs="Times New Roman"/>
+          <w:sz w:val="24"/>
+          <w:szCs w:val="24"/>
+        </w:rPr>
+      </w:pPr>
+      <w:r>
+        <w:rPr>
+          <w:rFonts w:ascii="Montserrat" w:hAnsi="Montserrat" w:cs="Times New Roman"/>
           <w:sz w:val="24"/>
           <w:szCs w:val="24"/>
         </w:rPr>
@@ -178,14 +236,14 @@
         <w:spacing w:after="0" w:line="360" w:lineRule="auto"/>
         <w:jc w:val="both"/>
         <w:rPr>
-          <w:rFonts w:ascii="Times New Roman" w:hAnsi="Times New Roman" w:cs="Times New Roman"/>
-          <w:sz w:val="24"/>
-          <w:szCs w:val="24"/>
-        </w:rPr>
-      </w:pPr>
-      <w:r>
-        <w:rPr>
-          <w:rFonts w:ascii="Times New Roman" w:hAnsi="Times New Roman" w:cs="Times New Roman"/>
+          <w:rFonts w:ascii="Montserrat" w:hAnsi="Montserrat" w:cs="Times New Roman"/>
+          <w:sz w:val="24"/>
+          <w:szCs w:val="24"/>
+        </w:rPr>
+      </w:pPr>
+      <w:r>
+        <w:rPr>
+          <w:rFonts w:ascii="Montserrat" w:hAnsi="Montserrat" w:cs="Times New Roman"/>
           <w:sz w:val="24"/>
           <w:szCs w:val="24"/>
         </w:rPr>
@@ -198,14 +256,14 @@
         <w:spacing w:after="0" w:line="360" w:lineRule="auto"/>
         <w:jc w:val="both"/>
         <w:rPr>
-          <w:rFonts w:ascii="Times New Roman" w:hAnsi="Times New Roman" w:cs="Times New Roman"/>
-          <w:sz w:val="24"/>
-          <w:szCs w:val="24"/>
-        </w:rPr>
-      </w:pPr>
-      <w:r>
-        <w:rPr>
-          <w:rFonts w:ascii="Times New Roman" w:hAnsi="Times New Roman" w:cs="Times New Roman"/>
+          <w:rFonts w:ascii="Montserrat" w:hAnsi="Montserrat" w:cs="Times New Roman"/>
+          <w:sz w:val="24"/>
+          <w:szCs w:val="24"/>
+        </w:rPr>
+      </w:pPr>
+      <w:r>
+        <w:rPr>
+          <w:rFonts w:ascii="Montserrat" w:hAnsi="Montserrat" w:cs="Times New Roman"/>
           <w:sz w:val="24"/>
           <w:szCs w:val="24"/>
         </w:rPr>
@@ -218,43 +276,34 @@
         <w:spacing w:after="0" w:line="360" w:lineRule="auto"/>
         <w:jc w:val="both"/>
         <w:rPr>
-          <w:rFonts w:ascii="Times New Roman" w:hAnsi="Times New Roman" w:cs="Times New Roman"/>
-          <w:sz w:val="24"/>
-          <w:szCs w:val="24"/>
-        </w:rPr>
-      </w:pPr>
-      <w:r>
-        <w:rPr>
-          <w:rFonts w:ascii="Times New Roman" w:hAnsi="Times New Roman" w:cs="Times New Roman"/>
-          <w:sz w:val="24"/>
-          <w:szCs w:val="24"/>
-        </w:rPr>
-        <w:tab/>
-        <w:t xml:space="preserve">“It was a lot harder than it looked. Don’t sell yourself short,” Alex insisted. Alexandrea nodded her head, with a little tilt. Instead of protesting her modesty further, she smiled and dug in. Alex shrugged and devoured her own second helping. The rest of the table conversation was about the engagement, which both girls tried to tune out. At one point, Virginia told her husband about Naomi’s stunt with the camera. He turned to </w:t>
-      </w:r>
-      <w:r>
-        <w:rPr>
-          <w:rFonts w:ascii="Times New Roman" w:hAnsi="Times New Roman" w:cs="Times New Roman"/>
-          <w:sz w:val="24"/>
-          <w:szCs w:val="24"/>
-        </w:rPr>
-        <w:lastRenderedPageBreak/>
-        <w:t xml:space="preserve">the middle daughter and told her sternly to develop the pictures herself and let him review them or he would find the film and destroy it. Alex quickly interjected, since the pictures were of her, she had the right to see them first. They were the first pictures ever taken of her, and she wanted copies of all of them, decent or not. </w:t>
-      </w:r>
-    </w:p>
-    <w:p>
-      <w:pPr>
-        <w:spacing w:after="0" w:line="360" w:lineRule="auto"/>
-        <w:jc w:val="both"/>
-        <w:rPr>
-          <w:rFonts w:ascii="Times New Roman" w:hAnsi="Times New Roman" w:cs="Times New Roman"/>
-          <w:sz w:val="24"/>
-          <w:szCs w:val="24"/>
-        </w:rPr>
-      </w:pPr>
-      <w:r>
-        <w:rPr>
-          <w:rFonts w:ascii="Times New Roman" w:hAnsi="Times New Roman" w:cs="Times New Roman"/>
+          <w:rFonts w:ascii="Montserrat" w:hAnsi="Montserrat" w:cs="Times New Roman"/>
+          <w:sz w:val="24"/>
+          <w:szCs w:val="24"/>
+        </w:rPr>
+      </w:pPr>
+      <w:r>
+        <w:rPr>
+          <w:rFonts w:ascii="Montserrat" w:hAnsi="Montserrat" w:cs="Times New Roman"/>
+          <w:sz w:val="24"/>
+          <w:szCs w:val="24"/>
+        </w:rPr>
+        <w:tab/>
+        <w:t xml:space="preserve">“It was a lot harder than it looked. Don’t sell yourself short,” Alex insisted. Alexandrea nodded her head, with a little tilt. Instead of protesting her modesty further, she smiled and dug in. Alex shrugged and devoured her own second helping. The rest of the table conversation was about the engagement, which both girls tried to tune out. At one point, Virginia told her husband about Naomi’s stunt with the camera. He turned to the middle daughter and told her sternly to develop the pictures herself and let him review them or he would find the film and destroy it. Alex quickly interjected, since the pictures were of her, she had the right to see them first. They were the first pictures ever taken of her, and she wanted copies of all of them, decent or not. </w:t>
+      </w:r>
+    </w:p>
+    <w:p>
+      <w:pPr>
+        <w:spacing w:after="0" w:line="360" w:lineRule="auto"/>
+        <w:jc w:val="both"/>
+        <w:rPr>
+          <w:rFonts w:ascii="Montserrat" w:hAnsi="Montserrat" w:cs="Times New Roman"/>
+          <w:sz w:val="24"/>
+          <w:szCs w:val="24"/>
+        </w:rPr>
+      </w:pPr>
+      <w:r>
+        <w:rPr>
+          <w:rFonts w:ascii="Montserrat" w:hAnsi="Montserrat" w:cs="Times New Roman"/>
           <w:sz w:val="24"/>
           <w:szCs w:val="24"/>
         </w:rPr>
@@ -267,14 +316,14 @@
         <w:spacing w:after="0" w:line="360" w:lineRule="auto"/>
         <w:jc w:val="both"/>
         <w:rPr>
-          <w:rFonts w:ascii="Times New Roman" w:hAnsi="Times New Roman" w:cs="Times New Roman"/>
-          <w:sz w:val="24"/>
-          <w:szCs w:val="24"/>
-        </w:rPr>
-      </w:pPr>
-      <w:r>
-        <w:rPr>
-          <w:rFonts w:ascii="Times New Roman" w:hAnsi="Times New Roman" w:cs="Times New Roman"/>
+          <w:rFonts w:ascii="Montserrat" w:hAnsi="Montserrat" w:cs="Times New Roman"/>
+          <w:sz w:val="24"/>
+          <w:szCs w:val="24"/>
+        </w:rPr>
+      </w:pPr>
+      <w:r>
+        <w:rPr>
+          <w:rFonts w:ascii="Montserrat" w:hAnsi="Montserrat" w:cs="Times New Roman"/>
           <w:sz w:val="24"/>
           <w:szCs w:val="24"/>
         </w:rPr>
@@ -287,14 +336,14 @@
         <w:spacing w:after="0" w:line="360" w:lineRule="auto"/>
         <w:jc w:val="both"/>
         <w:rPr>
-          <w:rFonts w:ascii="Times New Roman" w:hAnsi="Times New Roman" w:cs="Times New Roman"/>
-          <w:sz w:val="24"/>
-          <w:szCs w:val="24"/>
-        </w:rPr>
-      </w:pPr>
-      <w:r>
-        <w:rPr>
-          <w:rFonts w:ascii="Times New Roman" w:hAnsi="Times New Roman" w:cs="Times New Roman"/>
+          <w:rFonts w:ascii="Montserrat" w:hAnsi="Montserrat" w:cs="Times New Roman"/>
+          <w:sz w:val="24"/>
+          <w:szCs w:val="24"/>
+        </w:rPr>
+      </w:pPr>
+      <w:r>
+        <w:rPr>
+          <w:rFonts w:ascii="Montserrat" w:hAnsi="Montserrat" w:cs="Times New Roman"/>
           <w:sz w:val="24"/>
           <w:szCs w:val="24"/>
         </w:rPr>
@@ -307,14 +356,14 @@
         <w:spacing w:after="0" w:line="360" w:lineRule="auto"/>
         <w:jc w:val="both"/>
         <w:rPr>
-          <w:rFonts w:ascii="Times New Roman" w:hAnsi="Times New Roman" w:cs="Times New Roman"/>
-          <w:sz w:val="24"/>
-          <w:szCs w:val="24"/>
-        </w:rPr>
-      </w:pPr>
-      <w:r>
-        <w:rPr>
-          <w:rFonts w:ascii="Times New Roman" w:hAnsi="Times New Roman" w:cs="Times New Roman"/>
+          <w:rFonts w:ascii="Montserrat" w:hAnsi="Montserrat" w:cs="Times New Roman"/>
+          <w:sz w:val="24"/>
+          <w:szCs w:val="24"/>
+        </w:rPr>
+      </w:pPr>
+      <w:r>
+        <w:rPr>
+          <w:rFonts w:ascii="Montserrat" w:hAnsi="Montserrat" w:cs="Times New Roman"/>
           <w:sz w:val="24"/>
           <w:szCs w:val="24"/>
         </w:rPr>
@@ -327,14 +376,14 @@
         <w:spacing w:after="0" w:line="360" w:lineRule="auto"/>
         <w:jc w:val="both"/>
         <w:rPr>
-          <w:rFonts w:ascii="Times New Roman" w:hAnsi="Times New Roman" w:cs="Times New Roman"/>
-          <w:sz w:val="24"/>
-          <w:szCs w:val="24"/>
-        </w:rPr>
-      </w:pPr>
-      <w:r>
-        <w:rPr>
-          <w:rFonts w:ascii="Times New Roman" w:hAnsi="Times New Roman" w:cs="Times New Roman"/>
+          <w:rFonts w:ascii="Montserrat" w:hAnsi="Montserrat" w:cs="Times New Roman"/>
+          <w:sz w:val="24"/>
+          <w:szCs w:val="24"/>
+        </w:rPr>
+      </w:pPr>
+      <w:r>
+        <w:rPr>
+          <w:rFonts w:ascii="Montserrat" w:hAnsi="Montserrat" w:cs="Times New Roman"/>
           <w:sz w:val="24"/>
           <w:szCs w:val="24"/>
         </w:rPr>
@@ -347,14 +396,14 @@
         <w:spacing w:after="0" w:line="360" w:lineRule="auto"/>
         <w:jc w:val="both"/>
         <w:rPr>
-          <w:rFonts w:ascii="Times New Roman" w:hAnsi="Times New Roman" w:cs="Times New Roman"/>
-          <w:sz w:val="24"/>
-          <w:szCs w:val="24"/>
-        </w:rPr>
-      </w:pPr>
-      <w:r>
-        <w:rPr>
-          <w:rFonts w:ascii="Times New Roman" w:hAnsi="Times New Roman" w:cs="Times New Roman"/>
+          <w:rFonts w:ascii="Montserrat" w:hAnsi="Montserrat" w:cs="Times New Roman"/>
+          <w:sz w:val="24"/>
+          <w:szCs w:val="24"/>
+        </w:rPr>
+      </w:pPr>
+      <w:r>
+        <w:rPr>
+          <w:rFonts w:ascii="Montserrat" w:hAnsi="Montserrat" w:cs="Times New Roman"/>
           <w:sz w:val="24"/>
           <w:szCs w:val="24"/>
         </w:rPr>
@@ -367,18 +416,17 @@
         <w:spacing w:after="0" w:line="360" w:lineRule="auto"/>
         <w:jc w:val="both"/>
         <w:rPr>
-          <w:rFonts w:ascii="Times New Roman" w:hAnsi="Times New Roman" w:cs="Times New Roman"/>
-          <w:sz w:val="24"/>
-          <w:szCs w:val="24"/>
-        </w:rPr>
-      </w:pPr>
-      <w:r>
-        <w:rPr>
-          <w:rFonts w:ascii="Times New Roman" w:hAnsi="Times New Roman" w:cs="Times New Roman"/>
-          <w:sz w:val="24"/>
-          <w:szCs w:val="24"/>
-        </w:rPr>
-        <w:lastRenderedPageBreak/>
+          <w:rFonts w:ascii="Montserrat" w:hAnsi="Montserrat" w:cs="Times New Roman"/>
+          <w:sz w:val="24"/>
+          <w:szCs w:val="24"/>
+        </w:rPr>
+      </w:pPr>
+      <w:r>
+        <w:rPr>
+          <w:rFonts w:ascii="Montserrat" w:hAnsi="Montserrat" w:cs="Times New Roman"/>
+          <w:sz w:val="24"/>
+          <w:szCs w:val="24"/>
+        </w:rPr>
         <w:tab/>
         <w:t xml:space="preserve">“Oh, don’t be a baby,” Alexandrea chided. She plucked at Alex’s clothes with her mind, spurring her to undress. To keep the other girl from ripping her clothes off of her, Alex finally conceded. Once again, the question of body modesty was irrelevant; she had been caught in the nude already before the entire family. More, this was a psionic household. Everyone in it was equipped with perceptions that made clothing about as concealing as clear glass. An open mind tended to see everything, and tried not to look at anything it was not immediately concerned with. A psionic realized that a person could only pretend to modesty. In private people were shameless, but privacy was an illusion. A psionic learned to place integrity above modesty. Otherwise, she would be paralyzed all the time for fear of shame. </w:t>
       </w:r>
@@ -388,14 +436,14 @@
         <w:spacing w:after="0" w:line="360" w:lineRule="auto"/>
         <w:jc w:val="both"/>
         <w:rPr>
-          <w:rFonts w:ascii="Times New Roman" w:hAnsi="Times New Roman" w:cs="Times New Roman"/>
-          <w:sz w:val="24"/>
-          <w:szCs w:val="24"/>
-        </w:rPr>
-      </w:pPr>
-      <w:r>
-        <w:rPr>
-          <w:rFonts w:ascii="Times New Roman" w:hAnsi="Times New Roman" w:cs="Times New Roman"/>
+          <w:rFonts w:ascii="Montserrat" w:hAnsi="Montserrat" w:cs="Times New Roman"/>
+          <w:sz w:val="24"/>
+          <w:szCs w:val="24"/>
+        </w:rPr>
+      </w:pPr>
+      <w:r>
+        <w:rPr>
+          <w:rFonts w:ascii="Montserrat" w:hAnsi="Montserrat" w:cs="Times New Roman"/>
           <w:sz w:val="24"/>
           <w:szCs w:val="24"/>
         </w:rPr>
@@ -408,14 +456,14 @@
         <w:spacing w:after="0" w:line="360" w:lineRule="auto"/>
         <w:jc w:val="both"/>
         <w:rPr>
-          <w:rFonts w:ascii="Times New Roman" w:hAnsi="Times New Roman" w:cs="Times New Roman"/>
-          <w:sz w:val="24"/>
-          <w:szCs w:val="24"/>
-        </w:rPr>
-      </w:pPr>
-      <w:r>
-        <w:rPr>
-          <w:rFonts w:ascii="Times New Roman" w:hAnsi="Times New Roman" w:cs="Times New Roman"/>
+          <w:rFonts w:ascii="Montserrat" w:hAnsi="Montserrat" w:cs="Times New Roman"/>
+          <w:sz w:val="24"/>
+          <w:szCs w:val="24"/>
+        </w:rPr>
+      </w:pPr>
+      <w:r>
+        <w:rPr>
+          <w:rFonts w:ascii="Montserrat" w:hAnsi="Montserrat" w:cs="Times New Roman"/>
           <w:sz w:val="24"/>
           <w:szCs w:val="24"/>
         </w:rPr>
@@ -428,14 +476,14 @@
         <w:spacing w:after="0" w:line="360" w:lineRule="auto"/>
         <w:jc w:val="both"/>
         <w:rPr>
-          <w:rFonts w:ascii="Times New Roman" w:hAnsi="Times New Roman" w:cs="Times New Roman"/>
-          <w:sz w:val="24"/>
-          <w:szCs w:val="24"/>
-        </w:rPr>
-      </w:pPr>
-      <w:r>
-        <w:rPr>
-          <w:rFonts w:ascii="Times New Roman" w:hAnsi="Times New Roman" w:cs="Times New Roman"/>
+          <w:rFonts w:ascii="Montserrat" w:hAnsi="Montserrat" w:cs="Times New Roman"/>
+          <w:sz w:val="24"/>
+          <w:szCs w:val="24"/>
+        </w:rPr>
+      </w:pPr>
+      <w:r>
+        <w:rPr>
+          <w:rFonts w:ascii="Montserrat" w:hAnsi="Montserrat" w:cs="Times New Roman"/>
           <w:sz w:val="24"/>
           <w:szCs w:val="24"/>
         </w:rPr>
@@ -448,14 +496,14 @@
         <w:spacing w:after="0" w:line="360" w:lineRule="auto"/>
         <w:jc w:val="both"/>
         <w:rPr>
-          <w:rFonts w:ascii="Times New Roman" w:hAnsi="Times New Roman" w:cs="Times New Roman"/>
-          <w:sz w:val="24"/>
-          <w:szCs w:val="24"/>
-        </w:rPr>
-      </w:pPr>
-      <w:r>
-        <w:rPr>
-          <w:rFonts w:ascii="Times New Roman" w:hAnsi="Times New Roman" w:cs="Times New Roman"/>
+          <w:rFonts w:ascii="Montserrat" w:hAnsi="Montserrat" w:cs="Times New Roman"/>
+          <w:sz w:val="24"/>
+          <w:szCs w:val="24"/>
+        </w:rPr>
+      </w:pPr>
+      <w:r>
+        <w:rPr>
+          <w:rFonts w:ascii="Montserrat" w:hAnsi="Montserrat" w:cs="Times New Roman"/>
           <w:sz w:val="24"/>
           <w:szCs w:val="24"/>
         </w:rPr>
@@ -468,14 +516,14 @@
         <w:spacing w:after="0" w:line="360" w:lineRule="auto"/>
         <w:jc w:val="both"/>
         <w:rPr>
-          <w:rFonts w:ascii="Times New Roman" w:hAnsi="Times New Roman" w:cs="Times New Roman"/>
-          <w:sz w:val="24"/>
-          <w:szCs w:val="24"/>
-        </w:rPr>
-      </w:pPr>
-      <w:r>
-        <w:rPr>
-          <w:rFonts w:ascii="Times New Roman" w:hAnsi="Times New Roman" w:cs="Times New Roman"/>
+          <w:rFonts w:ascii="Montserrat" w:hAnsi="Montserrat" w:cs="Times New Roman"/>
+          <w:sz w:val="24"/>
+          <w:szCs w:val="24"/>
+        </w:rPr>
+      </w:pPr>
+      <w:r>
+        <w:rPr>
+          <w:rFonts w:ascii="Montserrat" w:hAnsi="Montserrat" w:cs="Times New Roman"/>
           <w:sz w:val="24"/>
           <w:szCs w:val="24"/>
         </w:rPr>
@@ -488,18 +536,17 @@
         <w:spacing w:after="0" w:line="360" w:lineRule="auto"/>
         <w:jc w:val="both"/>
         <w:rPr>
-          <w:rFonts w:ascii="Times New Roman" w:hAnsi="Times New Roman" w:cs="Times New Roman"/>
-          <w:sz w:val="24"/>
-          <w:szCs w:val="24"/>
-        </w:rPr>
-      </w:pPr>
-      <w:r>
-        <w:rPr>
-          <w:rFonts w:ascii="Times New Roman" w:hAnsi="Times New Roman" w:cs="Times New Roman"/>
-          <w:sz w:val="24"/>
-          <w:szCs w:val="24"/>
-        </w:rPr>
-        <w:lastRenderedPageBreak/>
+          <w:rFonts w:ascii="Montserrat" w:hAnsi="Montserrat" w:cs="Times New Roman"/>
+          <w:sz w:val="24"/>
+          <w:szCs w:val="24"/>
+        </w:rPr>
+      </w:pPr>
+      <w:r>
+        <w:rPr>
+          <w:rFonts w:ascii="Montserrat" w:hAnsi="Montserrat" w:cs="Times New Roman"/>
+          <w:sz w:val="24"/>
+          <w:szCs w:val="24"/>
+        </w:rPr>
         <w:tab/>
         <w:t xml:space="preserve">“I can wash you faster and more efficiently,” Alexandrea insisted. She reclaimed the soap and brush and lathered them up. Then, she pushed Alex out of the fall of water, and applied the foaming brush to her body. Habit compelled her to regard Alex’s body as she would her own, and the liberties she took with herself startled and put the neo-girl a bit off guard. She tried to shy away, but Alexandrea maintained a firm grip and persisted, assuring the girl in calm tones, “Trust me, I know what I’m talking about. I never shower alone if I can help it.” Alex bit her lip as the brush moved expertly over her body. She jumped and tilted, falling back against the wall as the brush paused and warm fingers probed intently into her genital region. “Hey, don’t fall down,” Alexandrea cried, putting out her other hand to prop Alex up before she could slide down into the tiled basin. </w:t>
       </w:r>
@@ -509,14 +556,14 @@
         <w:spacing w:after="0" w:line="360" w:lineRule="auto"/>
         <w:jc w:val="both"/>
         <w:rPr>
-          <w:rFonts w:ascii="Times New Roman" w:hAnsi="Times New Roman" w:cs="Times New Roman"/>
-          <w:sz w:val="24"/>
-          <w:szCs w:val="24"/>
-        </w:rPr>
-      </w:pPr>
-      <w:r>
-        <w:rPr>
-          <w:rFonts w:ascii="Times New Roman" w:hAnsi="Times New Roman" w:cs="Times New Roman"/>
+          <w:rFonts w:ascii="Montserrat" w:hAnsi="Montserrat" w:cs="Times New Roman"/>
+          <w:sz w:val="24"/>
+          <w:szCs w:val="24"/>
+        </w:rPr>
+      </w:pPr>
+      <w:r>
+        <w:rPr>
+          <w:rFonts w:ascii="Montserrat" w:hAnsi="Montserrat" w:cs="Times New Roman"/>
           <w:sz w:val="24"/>
           <w:szCs w:val="24"/>
         </w:rPr>
@@ -529,14 +576,14 @@
         <w:spacing w:after="0" w:line="360" w:lineRule="auto"/>
         <w:jc w:val="both"/>
         <w:rPr>
-          <w:rFonts w:ascii="Times New Roman" w:hAnsi="Times New Roman" w:cs="Times New Roman"/>
-          <w:sz w:val="24"/>
-          <w:szCs w:val="24"/>
-        </w:rPr>
-      </w:pPr>
-      <w:r>
-        <w:rPr>
-          <w:rFonts w:ascii="Times New Roman" w:hAnsi="Times New Roman" w:cs="Times New Roman"/>
+          <w:rFonts w:ascii="Montserrat" w:hAnsi="Montserrat" w:cs="Times New Roman"/>
+          <w:sz w:val="24"/>
+          <w:szCs w:val="24"/>
+        </w:rPr>
+      </w:pPr>
+      <w:r>
+        <w:rPr>
+          <w:rFonts w:ascii="Montserrat" w:hAnsi="Montserrat" w:cs="Times New Roman"/>
           <w:sz w:val="24"/>
           <w:szCs w:val="24"/>
         </w:rPr>
@@ -549,14 +596,14 @@
         <w:spacing w:after="0" w:line="360" w:lineRule="auto"/>
         <w:jc w:val="both"/>
         <w:rPr>
-          <w:rFonts w:ascii="Times New Roman" w:hAnsi="Times New Roman" w:cs="Times New Roman"/>
-          <w:sz w:val="24"/>
-          <w:szCs w:val="24"/>
-        </w:rPr>
-      </w:pPr>
-      <w:r>
-        <w:rPr>
-          <w:rFonts w:ascii="Times New Roman" w:hAnsi="Times New Roman" w:cs="Times New Roman"/>
+          <w:rFonts w:ascii="Montserrat" w:hAnsi="Montserrat" w:cs="Times New Roman"/>
+          <w:sz w:val="24"/>
+          <w:szCs w:val="24"/>
+        </w:rPr>
+      </w:pPr>
+      <w:r>
+        <w:rPr>
+          <w:rFonts w:ascii="Montserrat" w:hAnsi="Montserrat" w:cs="Times New Roman"/>
           <w:sz w:val="24"/>
           <w:szCs w:val="24"/>
         </w:rPr>
@@ -569,14 +616,14 @@
         <w:spacing w:after="0" w:line="360" w:lineRule="auto"/>
         <w:jc w:val="both"/>
         <w:rPr>
-          <w:rFonts w:ascii="Times New Roman" w:hAnsi="Times New Roman" w:cs="Times New Roman"/>
-          <w:sz w:val="24"/>
-          <w:szCs w:val="24"/>
-        </w:rPr>
-      </w:pPr>
-      <w:r>
-        <w:rPr>
-          <w:rFonts w:ascii="Times New Roman" w:hAnsi="Times New Roman" w:cs="Times New Roman"/>
+          <w:rFonts w:ascii="Montserrat" w:hAnsi="Montserrat" w:cs="Times New Roman"/>
+          <w:sz w:val="24"/>
+          <w:szCs w:val="24"/>
+        </w:rPr>
+      </w:pPr>
+      <w:r>
+        <w:rPr>
+          <w:rFonts w:ascii="Montserrat" w:hAnsi="Montserrat" w:cs="Times New Roman"/>
           <w:sz w:val="24"/>
           <w:szCs w:val="24"/>
         </w:rPr>
@@ -589,14 +636,14 @@
         <w:spacing w:after="0" w:line="360" w:lineRule="auto"/>
         <w:jc w:val="both"/>
         <w:rPr>
-          <w:rFonts w:ascii="Times New Roman" w:hAnsi="Times New Roman" w:cs="Times New Roman"/>
-          <w:sz w:val="24"/>
-          <w:szCs w:val="24"/>
-        </w:rPr>
-      </w:pPr>
-      <w:r>
-        <w:rPr>
-          <w:rFonts w:ascii="Times New Roman" w:hAnsi="Times New Roman" w:cs="Times New Roman"/>
+          <w:rFonts w:ascii="Montserrat" w:hAnsi="Montserrat" w:cs="Times New Roman"/>
+          <w:sz w:val="24"/>
+          <w:szCs w:val="24"/>
+        </w:rPr>
+      </w:pPr>
+      <w:r>
+        <w:rPr>
+          <w:rFonts w:ascii="Montserrat" w:hAnsi="Montserrat" w:cs="Times New Roman"/>
           <w:sz w:val="24"/>
           <w:szCs w:val="24"/>
         </w:rPr>
@@ -609,18 +656,17 @@
         <w:spacing w:after="0" w:line="360" w:lineRule="auto"/>
         <w:jc w:val="both"/>
         <w:rPr>
-          <w:rFonts w:ascii="Times New Roman" w:hAnsi="Times New Roman" w:cs="Times New Roman"/>
-          <w:sz w:val="24"/>
-          <w:szCs w:val="24"/>
-        </w:rPr>
-      </w:pPr>
-      <w:r>
-        <w:rPr>
-          <w:rFonts w:ascii="Times New Roman" w:hAnsi="Times New Roman" w:cs="Times New Roman"/>
-          <w:sz w:val="24"/>
-          <w:szCs w:val="24"/>
-        </w:rPr>
-        <w:lastRenderedPageBreak/>
+          <w:rFonts w:ascii="Montserrat" w:hAnsi="Montserrat" w:cs="Times New Roman"/>
+          <w:sz w:val="24"/>
+          <w:szCs w:val="24"/>
+        </w:rPr>
+      </w:pPr>
+      <w:r>
+        <w:rPr>
+          <w:rFonts w:ascii="Montserrat" w:hAnsi="Montserrat" w:cs="Times New Roman"/>
+          <w:sz w:val="24"/>
+          <w:szCs w:val="24"/>
+        </w:rPr>
         <w:tab/>
         <w:t xml:space="preserve">“That’s not what I meant,” Alexandrea corrected. Alex’s pubic region had been the last thing on Alex’s upper body she had paid attention to. She scrubbed the girl’s legs down as she continued talking, “I can’t believe you weren’t curious.” </w:t>
       </w:r>
@@ -630,14 +676,14 @@
         <w:spacing w:after="0" w:line="360" w:lineRule="auto"/>
         <w:jc w:val="both"/>
         <w:rPr>
-          <w:rFonts w:ascii="Times New Roman" w:hAnsi="Times New Roman" w:cs="Times New Roman"/>
-          <w:sz w:val="24"/>
-          <w:szCs w:val="24"/>
-        </w:rPr>
-      </w:pPr>
-      <w:r>
-        <w:rPr>
-          <w:rFonts w:ascii="Times New Roman" w:hAnsi="Times New Roman" w:cs="Times New Roman"/>
+          <w:rFonts w:ascii="Montserrat" w:hAnsi="Montserrat" w:cs="Times New Roman"/>
+          <w:sz w:val="24"/>
+          <w:szCs w:val="24"/>
+        </w:rPr>
+      </w:pPr>
+      <w:r>
+        <w:rPr>
+          <w:rFonts w:ascii="Montserrat" w:hAnsi="Montserrat" w:cs="Times New Roman"/>
           <w:sz w:val="24"/>
           <w:szCs w:val="24"/>
         </w:rPr>
@@ -650,14 +696,14 @@
         <w:spacing w:after="0" w:line="360" w:lineRule="auto"/>
         <w:jc w:val="both"/>
         <w:rPr>
-          <w:rFonts w:ascii="Times New Roman" w:hAnsi="Times New Roman" w:cs="Times New Roman"/>
-          <w:sz w:val="24"/>
-          <w:szCs w:val="24"/>
-        </w:rPr>
-      </w:pPr>
-      <w:r>
-        <w:rPr>
-          <w:rFonts w:ascii="Times New Roman" w:hAnsi="Times New Roman" w:cs="Times New Roman"/>
+          <w:rFonts w:ascii="Montserrat" w:hAnsi="Montserrat" w:cs="Times New Roman"/>
+          <w:sz w:val="24"/>
+          <w:szCs w:val="24"/>
+        </w:rPr>
+      </w:pPr>
+      <w:r>
+        <w:rPr>
+          <w:rFonts w:ascii="Montserrat" w:hAnsi="Montserrat" w:cs="Times New Roman"/>
           <w:sz w:val="24"/>
           <w:szCs w:val="24"/>
         </w:rPr>
@@ -670,14 +716,14 @@
         <w:spacing w:after="0" w:line="360" w:lineRule="auto"/>
         <w:jc w:val="both"/>
         <w:rPr>
-          <w:rFonts w:ascii="Times New Roman" w:hAnsi="Times New Roman" w:cs="Times New Roman"/>
-          <w:sz w:val="24"/>
-          <w:szCs w:val="24"/>
-        </w:rPr>
-      </w:pPr>
-      <w:r>
-        <w:rPr>
-          <w:rFonts w:ascii="Times New Roman" w:hAnsi="Times New Roman" w:cs="Times New Roman"/>
+          <w:rFonts w:ascii="Montserrat" w:hAnsi="Montserrat" w:cs="Times New Roman"/>
+          <w:sz w:val="24"/>
+          <w:szCs w:val="24"/>
+        </w:rPr>
+      </w:pPr>
+      <w:r>
+        <w:rPr>
+          <w:rFonts w:ascii="Montserrat" w:hAnsi="Montserrat" w:cs="Times New Roman"/>
           <w:sz w:val="24"/>
           <w:szCs w:val="24"/>
         </w:rPr>
@@ -686,7 +732,7 @@
       </w:r>
       <w:r>
         <w:rPr>
-          <w:rFonts w:ascii="Times New Roman" w:hAnsi="Times New Roman" w:cs="Times New Roman"/>
+          <w:rFonts w:ascii="Montserrat" w:hAnsi="Montserrat" w:cs="Times New Roman"/>
           <w:i/>
           <w:iCs/>
           <w:sz w:val="24"/>
@@ -696,7 +742,7 @@
       </w:r>
       <w:r>
         <w:rPr>
-          <w:rFonts w:ascii="Times New Roman" w:hAnsi="Times New Roman" w:cs="Times New Roman"/>
+          <w:rFonts w:ascii="Montserrat" w:hAnsi="Montserrat" w:cs="Times New Roman"/>
           <w:sz w:val="24"/>
           <w:szCs w:val="24"/>
         </w:rPr>
@@ -708,14 +754,14 @@
         <w:spacing w:after="0" w:line="360" w:lineRule="auto"/>
         <w:jc w:val="both"/>
         <w:rPr>
-          <w:rFonts w:ascii="Times New Roman" w:hAnsi="Times New Roman" w:cs="Times New Roman"/>
-          <w:sz w:val="24"/>
-          <w:szCs w:val="24"/>
-        </w:rPr>
-      </w:pPr>
-      <w:r>
-        <w:rPr>
-          <w:rFonts w:ascii="Times New Roman" w:hAnsi="Times New Roman" w:cs="Times New Roman"/>
+          <w:rFonts w:ascii="Montserrat" w:hAnsi="Montserrat" w:cs="Times New Roman"/>
+          <w:sz w:val="24"/>
+          <w:szCs w:val="24"/>
+        </w:rPr>
+      </w:pPr>
+      <w:r>
+        <w:rPr>
+          <w:rFonts w:ascii="Montserrat" w:hAnsi="Montserrat" w:cs="Times New Roman"/>
           <w:sz w:val="24"/>
           <w:szCs w:val="24"/>
         </w:rPr>
@@ -728,43 +774,34 @@
         <w:spacing w:after="0" w:line="360" w:lineRule="auto"/>
         <w:jc w:val="both"/>
         <w:rPr>
-          <w:rFonts w:ascii="Times New Roman" w:hAnsi="Times New Roman" w:cs="Times New Roman"/>
-          <w:sz w:val="24"/>
-          <w:szCs w:val="24"/>
-        </w:rPr>
-      </w:pPr>
-      <w:r>
-        <w:rPr>
-          <w:rFonts w:ascii="Times New Roman" w:hAnsi="Times New Roman" w:cs="Times New Roman"/>
-          <w:sz w:val="24"/>
-          <w:szCs w:val="24"/>
-        </w:rPr>
-        <w:tab/>
-        <w:t xml:space="preserve">In a way, she could almost see Alexandrea’s point. It was not so much that sex as a girl might be the end of Alexander, but the experience would fully integrate what had been with what now was. It was the pattern she had been following all along. Each new realization drew her deeper into her new perspective. She was developing female instincts, but that was more a matter of letting go of her male assumptions. She would have to give that some serious thought, she told herself, as she sensed that Alexandrea </w:t>
-      </w:r>
-      <w:r>
-        <w:rPr>
-          <w:rFonts w:ascii="Times New Roman" w:hAnsi="Times New Roman" w:cs="Times New Roman"/>
-          <w:sz w:val="24"/>
-          <w:szCs w:val="24"/>
-        </w:rPr>
-        <w:lastRenderedPageBreak/>
-        <w:t xml:space="preserve">was done with her hair. She turned around and reached for the soap and brush to return the favor. </w:t>
-      </w:r>
-    </w:p>
-    <w:p>
-      <w:pPr>
-        <w:spacing w:after="0" w:line="360" w:lineRule="auto"/>
-        <w:jc w:val="both"/>
-        <w:rPr>
-          <w:rFonts w:ascii="Times New Roman" w:hAnsi="Times New Roman" w:cs="Times New Roman"/>
-          <w:sz w:val="24"/>
-          <w:szCs w:val="24"/>
-        </w:rPr>
-      </w:pPr>
-      <w:r>
-        <w:rPr>
-          <w:rFonts w:ascii="Times New Roman" w:hAnsi="Times New Roman" w:cs="Times New Roman"/>
+          <w:rFonts w:ascii="Montserrat" w:hAnsi="Montserrat" w:cs="Times New Roman"/>
+          <w:sz w:val="24"/>
+          <w:szCs w:val="24"/>
+        </w:rPr>
+      </w:pPr>
+      <w:r>
+        <w:rPr>
+          <w:rFonts w:ascii="Montserrat" w:hAnsi="Montserrat" w:cs="Times New Roman"/>
+          <w:sz w:val="24"/>
+          <w:szCs w:val="24"/>
+        </w:rPr>
+        <w:tab/>
+        <w:t xml:space="preserve">In a way, she could almost see Alexandrea’s point. It was not so much that sex as a girl might be the end of Alexander, but the experience would fully integrate what had been with what now was. It was the pattern she had been following all along. Each new realization drew her deeper into her new perspective. She was developing female instincts, but that was more a matter of letting go of her male assumptions. She would have to give that some serious thought, she told herself, as she sensed that Alexandrea was done with her hair. She turned around and reached for the soap and brush to return the favor. </w:t>
+      </w:r>
+    </w:p>
+    <w:p>
+      <w:pPr>
+        <w:spacing w:after="0" w:line="360" w:lineRule="auto"/>
+        <w:jc w:val="both"/>
+        <w:rPr>
+          <w:rFonts w:ascii="Montserrat" w:hAnsi="Montserrat" w:cs="Times New Roman"/>
+          <w:sz w:val="24"/>
+          <w:szCs w:val="24"/>
+        </w:rPr>
+      </w:pPr>
+      <w:r>
+        <w:rPr>
+          <w:rFonts w:ascii="Montserrat" w:hAnsi="Montserrat" w:cs="Times New Roman"/>
           <w:sz w:val="24"/>
           <w:szCs w:val="24"/>
         </w:rPr>
@@ -777,14 +814,14 @@
         <w:spacing w:after="0" w:line="360" w:lineRule="auto"/>
         <w:jc w:val="both"/>
         <w:rPr>
-          <w:rFonts w:ascii="Times New Roman" w:hAnsi="Times New Roman" w:cs="Times New Roman"/>
-          <w:sz w:val="24"/>
-          <w:szCs w:val="24"/>
-        </w:rPr>
-      </w:pPr>
-      <w:r>
-        <w:rPr>
-          <w:rFonts w:ascii="Times New Roman" w:hAnsi="Times New Roman" w:cs="Times New Roman"/>
+          <w:rFonts w:ascii="Montserrat" w:hAnsi="Montserrat" w:cs="Times New Roman"/>
+          <w:sz w:val="24"/>
+          <w:szCs w:val="24"/>
+        </w:rPr>
+      </w:pPr>
+      <w:r>
+        <w:rPr>
+          <w:rFonts w:ascii="Montserrat" w:hAnsi="Montserrat" w:cs="Times New Roman"/>
           <w:sz w:val="24"/>
           <w:szCs w:val="24"/>
         </w:rPr>
@@ -797,14 +834,14 @@
         <w:spacing w:after="0" w:line="360" w:lineRule="auto"/>
         <w:jc w:val="both"/>
         <w:rPr>
-          <w:rFonts w:ascii="Times New Roman" w:hAnsi="Times New Roman" w:cs="Times New Roman"/>
-          <w:sz w:val="24"/>
-          <w:szCs w:val="24"/>
-        </w:rPr>
-      </w:pPr>
-      <w:r>
-        <w:rPr>
-          <w:rFonts w:ascii="Times New Roman" w:hAnsi="Times New Roman" w:cs="Times New Roman"/>
+          <w:rFonts w:ascii="Montserrat" w:hAnsi="Montserrat" w:cs="Times New Roman"/>
+          <w:sz w:val="24"/>
+          <w:szCs w:val="24"/>
+        </w:rPr>
+      </w:pPr>
+      <w:r>
+        <w:rPr>
+          <w:rFonts w:ascii="Montserrat" w:hAnsi="Montserrat" w:cs="Times New Roman"/>
           <w:sz w:val="24"/>
           <w:szCs w:val="24"/>
         </w:rPr>
@@ -817,14 +854,14 @@
         <w:spacing w:after="0" w:line="360" w:lineRule="auto"/>
         <w:jc w:val="both"/>
         <w:rPr>
-          <w:rFonts w:ascii="Times New Roman" w:hAnsi="Times New Roman" w:cs="Times New Roman"/>
-          <w:sz w:val="24"/>
-          <w:szCs w:val="24"/>
-        </w:rPr>
-      </w:pPr>
-      <w:r>
-        <w:rPr>
-          <w:rFonts w:ascii="Times New Roman" w:hAnsi="Times New Roman" w:cs="Times New Roman"/>
+          <w:rFonts w:ascii="Montserrat" w:hAnsi="Montserrat" w:cs="Times New Roman"/>
+          <w:sz w:val="24"/>
+          <w:szCs w:val="24"/>
+        </w:rPr>
+      </w:pPr>
+      <w:r>
+        <w:rPr>
+          <w:rFonts w:ascii="Montserrat" w:hAnsi="Montserrat" w:cs="Times New Roman"/>
           <w:sz w:val="24"/>
           <w:szCs w:val="24"/>
         </w:rPr>
@@ -837,14 +874,14 @@
         <w:spacing w:after="0" w:line="360" w:lineRule="auto"/>
         <w:jc w:val="both"/>
         <w:rPr>
-          <w:rFonts w:ascii="Times New Roman" w:hAnsi="Times New Roman" w:cs="Times New Roman"/>
-          <w:sz w:val="24"/>
-          <w:szCs w:val="24"/>
-        </w:rPr>
-      </w:pPr>
-      <w:r>
-        <w:rPr>
-          <w:rFonts w:ascii="Times New Roman" w:hAnsi="Times New Roman" w:cs="Times New Roman"/>
+          <w:rFonts w:ascii="Montserrat" w:hAnsi="Montserrat" w:cs="Times New Roman"/>
+          <w:sz w:val="24"/>
+          <w:szCs w:val="24"/>
+        </w:rPr>
+      </w:pPr>
+      <w:r>
+        <w:rPr>
+          <w:rFonts w:ascii="Montserrat" w:hAnsi="Montserrat" w:cs="Times New Roman"/>
           <w:sz w:val="24"/>
           <w:szCs w:val="24"/>
         </w:rPr>
@@ -857,18 +894,17 @@
         <w:spacing w:after="0" w:line="360" w:lineRule="auto"/>
         <w:jc w:val="both"/>
         <w:rPr>
-          <w:rFonts w:ascii="Times New Roman" w:hAnsi="Times New Roman" w:cs="Times New Roman"/>
-          <w:sz w:val="24"/>
-          <w:szCs w:val="24"/>
-        </w:rPr>
-      </w:pPr>
-      <w:r>
-        <w:rPr>
-          <w:rFonts w:ascii="Times New Roman" w:hAnsi="Times New Roman" w:cs="Times New Roman"/>
-          <w:sz w:val="24"/>
-          <w:szCs w:val="24"/>
-        </w:rPr>
-        <w:lastRenderedPageBreak/>
+          <w:rFonts w:ascii="Montserrat" w:hAnsi="Montserrat" w:cs="Times New Roman"/>
+          <w:sz w:val="24"/>
+          <w:szCs w:val="24"/>
+        </w:rPr>
+      </w:pPr>
+      <w:r>
+        <w:rPr>
+          <w:rFonts w:ascii="Montserrat" w:hAnsi="Montserrat" w:cs="Times New Roman"/>
+          <w:sz w:val="24"/>
+          <w:szCs w:val="24"/>
+        </w:rPr>
         <w:tab/>
         <w:t xml:space="preserve">The fingers that massaged and tempted the fragile guardian of her vagina, warming and stretching the delicate skin so that the slender digits could probe past without damaging it, finally eased through the natural slit in her hymen. Alex realized and understood the caution of Alexandrea’s effort, and turned her mind inward. As she felt her way into the very cells of that partition, she noted that there was a natural fault. There, she would rip before the first intruder. There, she commanded the cells to abandon their hold on one another. Alexandrea paused as she felt the flesh part under her fingers, and then the door stood open. Her fingers probed the bloodless wound and then plunged into Alex. A million nerves screamed in satisfaction, and Alex gasped as the tide began to mount. </w:t>
       </w:r>
@@ -878,14 +914,14 @@
         <w:spacing w:after="0" w:line="360" w:lineRule="auto"/>
         <w:jc w:val="both"/>
         <w:rPr>
-          <w:rFonts w:ascii="Times New Roman" w:hAnsi="Times New Roman" w:cs="Times New Roman"/>
-          <w:sz w:val="24"/>
-          <w:szCs w:val="24"/>
-        </w:rPr>
-      </w:pPr>
-      <w:r>
-        <w:rPr>
-          <w:rFonts w:ascii="Times New Roman" w:hAnsi="Times New Roman" w:cs="Times New Roman"/>
+          <w:rFonts w:ascii="Montserrat" w:hAnsi="Montserrat" w:cs="Times New Roman"/>
+          <w:sz w:val="24"/>
+          <w:szCs w:val="24"/>
+        </w:rPr>
+      </w:pPr>
+      <w:r>
+        <w:rPr>
+          <w:rFonts w:ascii="Montserrat" w:hAnsi="Montserrat" w:cs="Times New Roman"/>
           <w:sz w:val="24"/>
           <w:szCs w:val="24"/>
         </w:rPr>
@@ -898,14 +934,14 @@
         <w:spacing w:after="0" w:line="360" w:lineRule="auto"/>
         <w:jc w:val="both"/>
         <w:rPr>
-          <w:rFonts w:ascii="Times New Roman" w:hAnsi="Times New Roman" w:cs="Times New Roman"/>
-          <w:sz w:val="24"/>
-          <w:szCs w:val="24"/>
-        </w:rPr>
-      </w:pPr>
-      <w:r>
-        <w:rPr>
-          <w:rFonts w:ascii="Times New Roman" w:hAnsi="Times New Roman" w:cs="Times New Roman"/>
+          <w:rFonts w:ascii="Montserrat" w:hAnsi="Montserrat" w:cs="Times New Roman"/>
+          <w:sz w:val="24"/>
+          <w:szCs w:val="24"/>
+        </w:rPr>
+      </w:pPr>
+      <w:r>
+        <w:rPr>
+          <w:rFonts w:ascii="Montserrat" w:hAnsi="Montserrat" w:cs="Times New Roman"/>
           <w:sz w:val="24"/>
           <w:szCs w:val="24"/>
         </w:rPr>
@@ -918,14 +954,14 @@
         <w:spacing w:after="0" w:line="360" w:lineRule="auto"/>
         <w:jc w:val="both"/>
         <w:rPr>
-          <w:rFonts w:ascii="Times New Roman" w:hAnsi="Times New Roman" w:cs="Times New Roman"/>
-          <w:sz w:val="24"/>
-          <w:szCs w:val="24"/>
-        </w:rPr>
-      </w:pPr>
-      <w:r>
-        <w:rPr>
-          <w:rFonts w:ascii="Times New Roman" w:hAnsi="Times New Roman" w:cs="Times New Roman"/>
+          <w:rFonts w:ascii="Montserrat" w:hAnsi="Montserrat" w:cs="Times New Roman"/>
+          <w:sz w:val="24"/>
+          <w:szCs w:val="24"/>
+        </w:rPr>
+      </w:pPr>
+      <w:r>
+        <w:rPr>
+          <w:rFonts w:ascii="Montserrat" w:hAnsi="Montserrat" w:cs="Times New Roman"/>
           <w:sz w:val="24"/>
           <w:szCs w:val="24"/>
         </w:rPr>
@@ -938,43 +974,34 @@
         <w:spacing w:after="0" w:line="360" w:lineRule="auto"/>
         <w:jc w:val="both"/>
         <w:rPr>
-          <w:rFonts w:ascii="Times New Roman" w:hAnsi="Times New Roman" w:cs="Times New Roman"/>
-          <w:sz w:val="24"/>
-          <w:szCs w:val="24"/>
-        </w:rPr>
-      </w:pPr>
-      <w:r>
-        <w:rPr>
-          <w:rFonts w:ascii="Times New Roman" w:hAnsi="Times New Roman" w:cs="Times New Roman"/>
-          <w:sz w:val="24"/>
-          <w:szCs w:val="24"/>
-        </w:rPr>
-        <w:tab/>
-        <w:t xml:space="preserve">Alex did not move. She was staring at Alexandrea with an expression that made her heart pound. She was captured by that gaze. The face was so familiar, but the look </w:t>
-      </w:r>
-      <w:r>
-        <w:rPr>
-          <w:rFonts w:ascii="Times New Roman" w:hAnsi="Times New Roman" w:cs="Times New Roman"/>
-          <w:sz w:val="24"/>
-          <w:szCs w:val="24"/>
-        </w:rPr>
-        <w:lastRenderedPageBreak/>
-        <w:t xml:space="preserve">was one she had never seen. She blinked in shock when those eyes dropped, breaking that strange connection. Alex carefully collected the items from Alexandrea’s hand, strangely careful not to touch her skin. “I may be a girl,” she said softly, powerful tension coiled within the muted tone, “but there’s enough of a boy in me that you should think twice about letting me touch you. Especially with what I know now,” she warned. </w:t>
-      </w:r>
-    </w:p>
-    <w:p>
-      <w:pPr>
-        <w:spacing w:after="0" w:line="360" w:lineRule="auto"/>
-        <w:jc w:val="both"/>
-        <w:rPr>
-          <w:rFonts w:ascii="Times New Roman" w:hAnsi="Times New Roman" w:cs="Times New Roman"/>
-          <w:sz w:val="24"/>
-          <w:szCs w:val="24"/>
-        </w:rPr>
-      </w:pPr>
-      <w:r>
-        <w:rPr>
-          <w:rFonts w:ascii="Times New Roman" w:hAnsi="Times New Roman" w:cs="Times New Roman"/>
+          <w:rFonts w:ascii="Montserrat" w:hAnsi="Montserrat" w:cs="Times New Roman"/>
+          <w:sz w:val="24"/>
+          <w:szCs w:val="24"/>
+        </w:rPr>
+      </w:pPr>
+      <w:r>
+        <w:rPr>
+          <w:rFonts w:ascii="Montserrat" w:hAnsi="Montserrat" w:cs="Times New Roman"/>
+          <w:sz w:val="24"/>
+          <w:szCs w:val="24"/>
+        </w:rPr>
+        <w:tab/>
+        <w:t xml:space="preserve">Alex did not move. She was staring at Alexandrea with an expression that made her heart pound. She was captured by that gaze. The face was so familiar, but the look was one she had never seen. She blinked in shock when those eyes dropped, breaking that strange connection. Alex carefully collected the items from Alexandrea’s hand, strangely careful not to touch her skin. “I may be a girl,” she said softly, powerful tension coiled within the muted tone, “but there’s enough of a boy in me that you should think twice about letting me touch you. Especially with what I know now,” she warned. </w:t>
+      </w:r>
+    </w:p>
+    <w:p>
+      <w:pPr>
+        <w:spacing w:after="0" w:line="360" w:lineRule="auto"/>
+        <w:jc w:val="both"/>
+        <w:rPr>
+          <w:rFonts w:ascii="Montserrat" w:hAnsi="Montserrat" w:cs="Times New Roman"/>
+          <w:sz w:val="24"/>
+          <w:szCs w:val="24"/>
+        </w:rPr>
+      </w:pPr>
+      <w:r>
+        <w:rPr>
+          <w:rFonts w:ascii="Montserrat" w:hAnsi="Montserrat" w:cs="Times New Roman"/>
           <w:sz w:val="24"/>
           <w:szCs w:val="24"/>
         </w:rPr>
@@ -987,14 +1014,14 @@
         <w:spacing w:after="0" w:line="360" w:lineRule="auto"/>
         <w:jc w:val="both"/>
         <w:rPr>
-          <w:rFonts w:ascii="Times New Roman" w:hAnsi="Times New Roman" w:cs="Times New Roman"/>
-          <w:sz w:val="24"/>
-          <w:szCs w:val="24"/>
-        </w:rPr>
-      </w:pPr>
-      <w:r>
-        <w:rPr>
-          <w:rFonts w:ascii="Times New Roman" w:hAnsi="Times New Roman" w:cs="Times New Roman"/>
+          <w:rFonts w:ascii="Montserrat" w:hAnsi="Montserrat" w:cs="Times New Roman"/>
+          <w:sz w:val="24"/>
+          <w:szCs w:val="24"/>
+        </w:rPr>
+      </w:pPr>
+      <w:r>
+        <w:rPr>
+          <w:rFonts w:ascii="Montserrat" w:hAnsi="Montserrat" w:cs="Times New Roman"/>
           <w:sz w:val="24"/>
           <w:szCs w:val="24"/>
         </w:rPr>
@@ -1007,14 +1034,14 @@
         <w:spacing w:after="0" w:line="360" w:lineRule="auto"/>
         <w:jc w:val="both"/>
         <w:rPr>
-          <w:rFonts w:ascii="Times New Roman" w:hAnsi="Times New Roman" w:cs="Times New Roman"/>
-          <w:sz w:val="24"/>
-          <w:szCs w:val="24"/>
-        </w:rPr>
-      </w:pPr>
-      <w:r>
-        <w:rPr>
-          <w:rFonts w:ascii="Times New Roman" w:hAnsi="Times New Roman" w:cs="Times New Roman"/>
+          <w:rFonts w:ascii="Montserrat" w:hAnsi="Montserrat" w:cs="Times New Roman"/>
+          <w:sz w:val="24"/>
+          <w:szCs w:val="24"/>
+        </w:rPr>
+      </w:pPr>
+      <w:r>
+        <w:rPr>
+          <w:rFonts w:ascii="Montserrat" w:hAnsi="Montserrat" w:cs="Times New Roman"/>
           <w:sz w:val="24"/>
           <w:szCs w:val="24"/>
         </w:rPr>
@@ -1027,14 +1054,14 @@
         <w:spacing w:after="0" w:line="360" w:lineRule="auto"/>
         <w:jc w:val="both"/>
         <w:rPr>
-          <w:rFonts w:ascii="Times New Roman" w:hAnsi="Times New Roman" w:cs="Times New Roman"/>
-          <w:sz w:val="24"/>
-          <w:szCs w:val="24"/>
-        </w:rPr>
-      </w:pPr>
-      <w:r>
-        <w:rPr>
-          <w:rFonts w:ascii="Times New Roman" w:hAnsi="Times New Roman" w:cs="Times New Roman"/>
+          <w:rFonts w:ascii="Montserrat" w:hAnsi="Montserrat" w:cs="Times New Roman"/>
+          <w:sz w:val="24"/>
+          <w:szCs w:val="24"/>
+        </w:rPr>
+      </w:pPr>
+      <w:r>
+        <w:rPr>
+          <w:rFonts w:ascii="Montserrat" w:hAnsi="Montserrat" w:cs="Times New Roman"/>
           <w:sz w:val="24"/>
           <w:szCs w:val="24"/>
         </w:rPr>
@@ -1047,18 +1074,17 @@
         <w:spacing w:after="0" w:line="360" w:lineRule="auto"/>
         <w:jc w:val="both"/>
         <w:rPr>
-          <w:rFonts w:ascii="Times New Roman" w:hAnsi="Times New Roman" w:cs="Times New Roman"/>
-          <w:sz w:val="24"/>
-          <w:szCs w:val="24"/>
-        </w:rPr>
-      </w:pPr>
-      <w:r>
-        <w:rPr>
-          <w:rFonts w:ascii="Times New Roman" w:hAnsi="Times New Roman" w:cs="Times New Roman"/>
-          <w:sz w:val="24"/>
-          <w:szCs w:val="24"/>
-        </w:rPr>
-        <w:lastRenderedPageBreak/>
+          <w:rFonts w:ascii="Montserrat" w:hAnsi="Montserrat" w:cs="Times New Roman"/>
+          <w:sz w:val="24"/>
+          <w:szCs w:val="24"/>
+        </w:rPr>
+      </w:pPr>
+      <w:r>
+        <w:rPr>
+          <w:rFonts w:ascii="Montserrat" w:hAnsi="Montserrat" w:cs="Times New Roman"/>
+          <w:sz w:val="24"/>
+          <w:szCs w:val="24"/>
+        </w:rPr>
         <w:tab/>
         <w:t xml:space="preserve">“And now we’re getting acquainted,” she smiled, placing her hands over Alex’s. Alex relaxed against her and sighed deeply. Alexandrea felt a sudden surge of concern. This was going faster and farther than she imagined ever moving with another person. Playing with herself had tuned her to a different pace, and suddenly she felt apprehensive. She turned her head, straining to see Alex’s eyes, and asked, “Am I making you feel uncomfortable?” </w:t>
       </w:r>
@@ -1068,14 +1094,14 @@
         <w:spacing w:after="0" w:line="360" w:lineRule="auto"/>
         <w:jc w:val="both"/>
         <w:rPr>
-          <w:rFonts w:ascii="Times New Roman" w:hAnsi="Times New Roman" w:cs="Times New Roman"/>
-          <w:sz w:val="24"/>
-          <w:szCs w:val="24"/>
-        </w:rPr>
-      </w:pPr>
-      <w:r>
-        <w:rPr>
-          <w:rFonts w:ascii="Times New Roman" w:hAnsi="Times New Roman" w:cs="Times New Roman"/>
+          <w:rFonts w:ascii="Montserrat" w:hAnsi="Montserrat" w:cs="Times New Roman"/>
+          <w:sz w:val="24"/>
+          <w:szCs w:val="24"/>
+        </w:rPr>
+      </w:pPr>
+      <w:r>
+        <w:rPr>
+          <w:rFonts w:ascii="Montserrat" w:hAnsi="Montserrat" w:cs="Times New Roman"/>
           <w:sz w:val="24"/>
           <w:szCs w:val="24"/>
         </w:rPr>
@@ -1088,14 +1114,14 @@
         <w:spacing w:after="0" w:line="360" w:lineRule="auto"/>
         <w:jc w:val="both"/>
         <w:rPr>
-          <w:rFonts w:ascii="Times New Roman" w:hAnsi="Times New Roman" w:cs="Times New Roman"/>
-          <w:sz w:val="24"/>
-          <w:szCs w:val="24"/>
-        </w:rPr>
-      </w:pPr>
-      <w:r>
-        <w:rPr>
-          <w:rFonts w:ascii="Times New Roman" w:hAnsi="Times New Roman" w:cs="Times New Roman"/>
+          <w:rFonts w:ascii="Montserrat" w:hAnsi="Montserrat" w:cs="Times New Roman"/>
+          <w:sz w:val="24"/>
+          <w:szCs w:val="24"/>
+        </w:rPr>
+      </w:pPr>
+      <w:r>
+        <w:rPr>
+          <w:rFonts w:ascii="Montserrat" w:hAnsi="Montserrat" w:cs="Times New Roman"/>
           <w:sz w:val="24"/>
           <w:szCs w:val="24"/>
         </w:rPr>
@@ -1108,14 +1134,14 @@
         <w:spacing w:after="0" w:line="360" w:lineRule="auto"/>
         <w:jc w:val="both"/>
         <w:rPr>
-          <w:rFonts w:ascii="Times New Roman" w:hAnsi="Times New Roman" w:cs="Times New Roman"/>
-          <w:sz w:val="24"/>
-          <w:szCs w:val="24"/>
-        </w:rPr>
-      </w:pPr>
-      <w:r>
-        <w:rPr>
-          <w:rFonts w:ascii="Times New Roman" w:hAnsi="Times New Roman" w:cs="Times New Roman"/>
+          <w:rFonts w:ascii="Montserrat" w:hAnsi="Montserrat" w:cs="Times New Roman"/>
+          <w:sz w:val="24"/>
+          <w:szCs w:val="24"/>
+        </w:rPr>
+      </w:pPr>
+      <w:r>
+        <w:rPr>
+          <w:rFonts w:ascii="Montserrat" w:hAnsi="Montserrat" w:cs="Times New Roman"/>
           <w:sz w:val="24"/>
           <w:szCs w:val="24"/>
         </w:rPr>
@@ -1128,53 +1154,44 @@
         <w:spacing w:after="0" w:line="360" w:lineRule="auto"/>
         <w:jc w:val="both"/>
         <w:rPr>
-          <w:rFonts w:ascii="Times New Roman" w:hAnsi="Times New Roman" w:cs="Times New Roman"/>
-          <w:sz w:val="24"/>
-          <w:szCs w:val="24"/>
-        </w:rPr>
-      </w:pPr>
-    </w:p>
-    <w:p>
-      <w:pPr>
-        <w:spacing w:after="0" w:line="360" w:lineRule="auto"/>
-        <w:jc w:val="both"/>
-        <w:rPr>
-          <w:rFonts w:ascii="Times New Roman" w:hAnsi="Times New Roman" w:cs="Times New Roman"/>
-          <w:sz w:val="24"/>
-          <w:szCs w:val="24"/>
-        </w:rPr>
-      </w:pPr>
-      <w:r>
-        <w:rPr>
-          <w:rFonts w:ascii="Times New Roman" w:hAnsi="Times New Roman" w:cs="Times New Roman"/>
-          <w:sz w:val="24"/>
-          <w:szCs w:val="24"/>
-        </w:rPr>
-        <w:t xml:space="preserve">Alexandrea savored her afterglow in the hot embrace of the tub. She had hoped it would engulf her own heat and quiet it, but instead she continued to simmer with passion. A paradox, to feel so much tension and yet not be tense. Her body was like molten lava, intensely charged but fluid and sedate. Mere proximity to Alex was arousing her, and she needed to think. She needed to talk to herself, discover what she was feeling and what it meant. She needed distance. She did not want to go. Her instincts were at war, they were telling her to run, telling her to float across the pool and meld herself to this wonderful </w:t>
-      </w:r>
-      <w:r>
-        <w:rPr>
-          <w:rFonts w:ascii="Times New Roman" w:hAnsi="Times New Roman" w:cs="Times New Roman"/>
-          <w:sz w:val="24"/>
-          <w:szCs w:val="24"/>
-        </w:rPr>
-        <w:lastRenderedPageBreak/>
-        <w:t xml:space="preserve">person who had come into her life. If she were not careful, she would find herself doing both. She ordered herself to make a strategic withdrawal. </w:t>
-      </w:r>
-    </w:p>
-    <w:p>
-      <w:pPr>
-        <w:spacing w:after="0" w:line="360" w:lineRule="auto"/>
-        <w:jc w:val="both"/>
-        <w:rPr>
-          <w:rFonts w:ascii="Times New Roman" w:hAnsi="Times New Roman" w:cs="Times New Roman"/>
-          <w:sz w:val="24"/>
-          <w:szCs w:val="24"/>
-        </w:rPr>
-      </w:pPr>
-      <w:r>
-        <w:rPr>
-          <w:rFonts w:ascii="Times New Roman" w:hAnsi="Times New Roman" w:cs="Times New Roman"/>
+          <w:rFonts w:ascii="Montserrat" w:hAnsi="Montserrat" w:cs="Times New Roman"/>
+          <w:sz w:val="24"/>
+          <w:szCs w:val="24"/>
+        </w:rPr>
+      </w:pPr>
+    </w:p>
+    <w:p>
+      <w:pPr>
+        <w:spacing w:after="0" w:line="360" w:lineRule="auto"/>
+        <w:jc w:val="both"/>
+        <w:rPr>
+          <w:rFonts w:ascii="Montserrat" w:hAnsi="Montserrat" w:cs="Times New Roman"/>
+          <w:sz w:val="24"/>
+          <w:szCs w:val="24"/>
+        </w:rPr>
+      </w:pPr>
+      <w:r>
+        <w:rPr>
+          <w:rFonts w:ascii="Montserrat" w:hAnsi="Montserrat" w:cs="Times New Roman"/>
+          <w:sz w:val="24"/>
+          <w:szCs w:val="24"/>
+        </w:rPr>
+        <w:t xml:space="preserve">Alexandrea savored her afterglow in the hot embrace of the tub. She had hoped it would engulf her own heat and quiet it, but instead she continued to simmer with passion. A paradox, to feel so much tension and yet not be tense. Her body was like molten lava, intensely charged but fluid and sedate. Mere proximity to Alex was arousing her, and she needed to think. She needed to talk to herself, discover what she was feeling and what it meant. She needed distance. She did not want to go. Her instincts were at war, they were telling her to run, telling her to float across the pool and meld herself to this wonderful person who had come into her life. If she were not careful, she would find herself doing both. She ordered herself to make a strategic withdrawal. </w:t>
+      </w:r>
+    </w:p>
+    <w:p>
+      <w:pPr>
+        <w:spacing w:after="0" w:line="360" w:lineRule="auto"/>
+        <w:jc w:val="both"/>
+        <w:rPr>
+          <w:rFonts w:ascii="Montserrat" w:hAnsi="Montserrat" w:cs="Times New Roman"/>
+          <w:sz w:val="24"/>
+          <w:szCs w:val="24"/>
+        </w:rPr>
+      </w:pPr>
+      <w:r>
+        <w:rPr>
+          <w:rFonts w:ascii="Montserrat" w:hAnsi="Montserrat" w:cs="Times New Roman"/>
           <w:sz w:val="24"/>
           <w:szCs w:val="24"/>
         </w:rPr>
@@ -1187,14 +1204,14 @@
         <w:spacing w:after="0" w:line="360" w:lineRule="auto"/>
         <w:jc w:val="both"/>
         <w:rPr>
-          <w:rFonts w:ascii="Times New Roman" w:hAnsi="Times New Roman" w:cs="Times New Roman"/>
-          <w:sz w:val="24"/>
-          <w:szCs w:val="24"/>
-        </w:rPr>
-      </w:pPr>
-      <w:r>
-        <w:rPr>
-          <w:rFonts w:ascii="Times New Roman" w:hAnsi="Times New Roman" w:cs="Times New Roman"/>
+          <w:rFonts w:ascii="Montserrat" w:hAnsi="Montserrat" w:cs="Times New Roman"/>
+          <w:sz w:val="24"/>
+          <w:szCs w:val="24"/>
+        </w:rPr>
+      </w:pPr>
+      <w:r>
+        <w:rPr>
+          <w:rFonts w:ascii="Montserrat" w:hAnsi="Montserrat" w:cs="Times New Roman"/>
           <w:sz w:val="24"/>
           <w:szCs w:val="24"/>
         </w:rPr>
@@ -1207,14 +1224,14 @@
         <w:spacing w:after="0" w:line="360" w:lineRule="auto"/>
         <w:jc w:val="both"/>
         <w:rPr>
-          <w:rFonts w:ascii="Times New Roman" w:hAnsi="Times New Roman" w:cs="Times New Roman"/>
-          <w:sz w:val="24"/>
-          <w:szCs w:val="24"/>
-        </w:rPr>
-      </w:pPr>
-      <w:r>
-        <w:rPr>
-          <w:rFonts w:ascii="Times New Roman" w:hAnsi="Times New Roman" w:cs="Times New Roman"/>
+          <w:rFonts w:ascii="Montserrat" w:hAnsi="Montserrat" w:cs="Times New Roman"/>
+          <w:sz w:val="24"/>
+          <w:szCs w:val="24"/>
+        </w:rPr>
+      </w:pPr>
+      <w:r>
+        <w:rPr>
+          <w:rFonts w:ascii="Montserrat" w:hAnsi="Montserrat" w:cs="Times New Roman"/>
           <w:sz w:val="24"/>
           <w:szCs w:val="24"/>
         </w:rPr>
@@ -1223,7 +1240,7 @@
       </w:r>
       <w:r>
         <w:rPr>
-          <w:rFonts w:ascii="Times New Roman" w:hAnsi="Times New Roman" w:cs="Times New Roman"/>
+          <w:rFonts w:ascii="Montserrat" w:hAnsi="Montserrat" w:cs="Times New Roman"/>
           <w:i/>
           <w:iCs/>
           <w:sz w:val="24"/>
@@ -1233,7 +1250,7 @@
       </w:r>
       <w:r>
         <w:rPr>
-          <w:rFonts w:ascii="Times New Roman" w:hAnsi="Times New Roman" w:cs="Times New Roman"/>
+          <w:rFonts w:ascii="Montserrat" w:hAnsi="Montserrat" w:cs="Times New Roman"/>
           <w:sz w:val="24"/>
           <w:szCs w:val="24"/>
         </w:rPr>
@@ -1245,14 +1262,14 @@
         <w:spacing w:after="0" w:line="360" w:lineRule="auto"/>
         <w:jc w:val="both"/>
         <w:rPr>
-          <w:rFonts w:ascii="Times New Roman" w:hAnsi="Times New Roman" w:cs="Times New Roman"/>
-          <w:sz w:val="24"/>
-          <w:szCs w:val="24"/>
-        </w:rPr>
-      </w:pPr>
-      <w:r>
-        <w:rPr>
-          <w:rFonts w:ascii="Times New Roman" w:hAnsi="Times New Roman" w:cs="Times New Roman"/>
+          <w:rFonts w:ascii="Montserrat" w:hAnsi="Montserrat" w:cs="Times New Roman"/>
+          <w:sz w:val="24"/>
+          <w:szCs w:val="24"/>
+        </w:rPr>
+      </w:pPr>
+      <w:r>
+        <w:rPr>
+          <w:rFonts w:ascii="Montserrat" w:hAnsi="Montserrat" w:cs="Times New Roman"/>
           <w:sz w:val="24"/>
           <w:szCs w:val="24"/>
         </w:rPr>
@@ -1265,14 +1282,14 @@
         <w:spacing w:after="0" w:line="360" w:lineRule="auto"/>
         <w:jc w:val="both"/>
         <w:rPr>
-          <w:rFonts w:ascii="Times New Roman" w:hAnsi="Times New Roman" w:cs="Times New Roman"/>
-          <w:sz w:val="24"/>
-          <w:szCs w:val="24"/>
-        </w:rPr>
-      </w:pPr>
-      <w:r>
-        <w:rPr>
-          <w:rFonts w:ascii="Times New Roman" w:hAnsi="Times New Roman" w:cs="Times New Roman"/>
+          <w:rFonts w:ascii="Montserrat" w:hAnsi="Montserrat" w:cs="Times New Roman"/>
+          <w:sz w:val="24"/>
+          <w:szCs w:val="24"/>
+        </w:rPr>
+      </w:pPr>
+      <w:r>
+        <w:rPr>
+          <w:rFonts w:ascii="Montserrat" w:hAnsi="Montserrat" w:cs="Times New Roman"/>
           <w:sz w:val="24"/>
           <w:szCs w:val="24"/>
         </w:rPr>
@@ -1285,18 +1302,17 @@
         <w:spacing w:after="0" w:line="360" w:lineRule="auto"/>
         <w:jc w:val="both"/>
         <w:rPr>
-          <w:rFonts w:ascii="Times New Roman" w:hAnsi="Times New Roman" w:cs="Times New Roman"/>
-          <w:sz w:val="24"/>
-          <w:szCs w:val="24"/>
-        </w:rPr>
-      </w:pPr>
-      <w:r>
-        <w:rPr>
-          <w:rFonts w:ascii="Times New Roman" w:hAnsi="Times New Roman" w:cs="Times New Roman"/>
-          <w:sz w:val="24"/>
-          <w:szCs w:val="24"/>
-        </w:rPr>
-        <w:lastRenderedPageBreak/>
+          <w:rFonts w:ascii="Montserrat" w:hAnsi="Montserrat" w:cs="Times New Roman"/>
+          <w:sz w:val="24"/>
+          <w:szCs w:val="24"/>
+        </w:rPr>
+      </w:pPr>
+      <w:r>
+        <w:rPr>
+          <w:rFonts w:ascii="Montserrat" w:hAnsi="Montserrat" w:cs="Times New Roman"/>
+          <w:sz w:val="24"/>
+          <w:szCs w:val="24"/>
+        </w:rPr>
         <w:tab/>
         <w:t xml:space="preserve">Alex studied her, sensing something behind the words, but Alexandrea’s face and body language did not reveal it. She would not dare peek into her mind. Did the girl suspect the effect she was having on her? Alex kept the question from her face and replied easily, “I won’t.” Alexandrea smiled and then vanished behind the door. Alex waited a moment, to make sure she would not reappear, and then slid over onto the shelf. She thought about getting out of the water but the cold air would not temper the arousal she had been hiding. Alexandrea had offered her the best suggestion, and she thanked her silently for giving her the assurances she needed to take it. She stretched out on her hands and knees, reaching under herself to cup a hand over her mons. Before, the boy in her had been aching to explore her; now Alex explored herself shamelessly to distract him from another. </w:t>
       </w:r>
@@ -1306,25 +1322,25 @@
         <w:spacing w:after="0" w:line="360" w:lineRule="auto"/>
         <w:jc w:val="both"/>
         <w:rPr>
-          <w:rFonts w:ascii="Times New Roman" w:hAnsi="Times New Roman" w:cs="Times New Roman"/>
-          <w:sz w:val="24"/>
-          <w:szCs w:val="24"/>
-        </w:rPr>
-      </w:pPr>
-    </w:p>
-    <w:p>
-      <w:pPr>
-        <w:spacing w:after="0" w:line="360" w:lineRule="auto"/>
-        <w:jc w:val="both"/>
-        <w:rPr>
-          <w:rFonts w:ascii="Times New Roman" w:hAnsi="Times New Roman" w:cs="Times New Roman"/>
-          <w:sz w:val="24"/>
-          <w:szCs w:val="24"/>
-        </w:rPr>
-      </w:pPr>
-      <w:r>
-        <w:rPr>
-          <w:rFonts w:ascii="Times New Roman" w:hAnsi="Times New Roman" w:cs="Times New Roman"/>
+          <w:rFonts w:ascii="Montserrat" w:hAnsi="Montserrat" w:cs="Times New Roman"/>
+          <w:sz w:val="24"/>
+          <w:szCs w:val="24"/>
+        </w:rPr>
+      </w:pPr>
+    </w:p>
+    <w:p>
+      <w:pPr>
+        <w:spacing w:after="0" w:line="360" w:lineRule="auto"/>
+        <w:jc w:val="both"/>
+        <w:rPr>
+          <w:rFonts w:ascii="Montserrat" w:hAnsi="Montserrat" w:cs="Times New Roman"/>
+          <w:sz w:val="24"/>
+          <w:szCs w:val="24"/>
+        </w:rPr>
+      </w:pPr>
+      <w:r>
+        <w:rPr>
+          <w:rFonts w:ascii="Montserrat" w:hAnsi="Montserrat" w:cs="Times New Roman"/>
           <w:sz w:val="24"/>
           <w:szCs w:val="24"/>
         </w:rPr>
@@ -1336,14 +1352,14 @@
         <w:spacing w:after="0" w:line="360" w:lineRule="auto"/>
         <w:jc w:val="both"/>
         <w:rPr>
-          <w:rFonts w:ascii="Times New Roman" w:hAnsi="Times New Roman" w:cs="Times New Roman"/>
-          <w:sz w:val="24"/>
-          <w:szCs w:val="24"/>
-        </w:rPr>
-      </w:pPr>
-      <w:r>
-        <w:rPr>
-          <w:rFonts w:ascii="Times New Roman" w:hAnsi="Times New Roman" w:cs="Times New Roman"/>
+          <w:rFonts w:ascii="Montserrat" w:hAnsi="Montserrat" w:cs="Times New Roman"/>
+          <w:sz w:val="24"/>
+          <w:szCs w:val="24"/>
+        </w:rPr>
+      </w:pPr>
+      <w:r>
+        <w:rPr>
+          <w:rFonts w:ascii="Montserrat" w:hAnsi="Montserrat" w:cs="Times New Roman"/>
           <w:sz w:val="24"/>
           <w:szCs w:val="24"/>
         </w:rPr>
@@ -1355,14 +1371,14 @@
         <w:spacing w:after="0" w:line="360" w:lineRule="auto"/>
         <w:jc w:val="both"/>
         <w:rPr>
-          <w:rFonts w:ascii="Times New Roman" w:hAnsi="Times New Roman" w:cs="Times New Roman"/>
-          <w:sz w:val="24"/>
-          <w:szCs w:val="24"/>
-        </w:rPr>
-      </w:pPr>
-      <w:r>
-        <w:rPr>
-          <w:rFonts w:ascii="Times New Roman" w:hAnsi="Times New Roman" w:cs="Times New Roman"/>
+          <w:rFonts w:ascii="Montserrat" w:hAnsi="Montserrat" w:cs="Times New Roman"/>
+          <w:sz w:val="24"/>
+          <w:szCs w:val="24"/>
+        </w:rPr>
+      </w:pPr>
+      <w:r>
+        <w:rPr>
+          <w:rFonts w:ascii="Montserrat" w:hAnsi="Montserrat" w:cs="Times New Roman"/>
           <w:sz w:val="24"/>
           <w:szCs w:val="24"/>
         </w:rPr>
@@ -1375,14 +1391,14 @@
         <w:spacing w:after="0" w:line="360" w:lineRule="auto"/>
         <w:jc w:val="both"/>
         <w:rPr>
-          <w:rFonts w:ascii="Times New Roman" w:hAnsi="Times New Roman" w:cs="Times New Roman"/>
-          <w:sz w:val="24"/>
-          <w:szCs w:val="24"/>
-        </w:rPr>
-      </w:pPr>
-      <w:r>
-        <w:rPr>
-          <w:rFonts w:ascii="Times New Roman" w:hAnsi="Times New Roman" w:cs="Times New Roman"/>
+          <w:rFonts w:ascii="Montserrat" w:hAnsi="Montserrat" w:cs="Times New Roman"/>
+          <w:sz w:val="24"/>
+          <w:szCs w:val="24"/>
+        </w:rPr>
+      </w:pPr>
+      <w:r>
+        <w:rPr>
+          <w:rFonts w:ascii="Montserrat" w:hAnsi="Montserrat" w:cs="Times New Roman"/>
           <w:sz w:val="24"/>
           <w:szCs w:val="24"/>
         </w:rPr>
@@ -1395,14 +1411,14 @@
         <w:spacing w:after="0" w:line="360" w:lineRule="auto"/>
         <w:jc w:val="both"/>
         <w:rPr>
-          <w:rFonts w:ascii="Times New Roman" w:hAnsi="Times New Roman" w:cs="Times New Roman"/>
-          <w:sz w:val="24"/>
-          <w:szCs w:val="24"/>
-        </w:rPr>
-      </w:pPr>
-      <w:r>
-        <w:rPr>
-          <w:rFonts w:ascii="Times New Roman" w:hAnsi="Times New Roman" w:cs="Times New Roman"/>
+          <w:rFonts w:ascii="Montserrat" w:hAnsi="Montserrat" w:cs="Times New Roman"/>
+          <w:sz w:val="24"/>
+          <w:szCs w:val="24"/>
+        </w:rPr>
+      </w:pPr>
+      <w:r>
+        <w:rPr>
+          <w:rFonts w:ascii="Montserrat" w:hAnsi="Montserrat" w:cs="Times New Roman"/>
           <w:sz w:val="24"/>
           <w:szCs w:val="24"/>
         </w:rPr>
@@ -1415,18 +1431,17 @@
         <w:spacing w:after="0" w:line="360" w:lineRule="auto"/>
         <w:jc w:val="both"/>
         <w:rPr>
-          <w:rFonts w:ascii="Times New Roman" w:hAnsi="Times New Roman" w:cs="Times New Roman"/>
-          <w:sz w:val="24"/>
-          <w:szCs w:val="24"/>
-        </w:rPr>
-      </w:pPr>
-      <w:r>
-        <w:rPr>
-          <w:rFonts w:ascii="Times New Roman" w:hAnsi="Times New Roman" w:cs="Times New Roman"/>
-          <w:sz w:val="24"/>
-          <w:szCs w:val="24"/>
-        </w:rPr>
-        <w:lastRenderedPageBreak/>
+          <w:rFonts w:ascii="Montserrat" w:hAnsi="Montserrat" w:cs="Times New Roman"/>
+          <w:sz w:val="24"/>
+          <w:szCs w:val="24"/>
+        </w:rPr>
+      </w:pPr>
+      <w:r>
+        <w:rPr>
+          <w:rFonts w:ascii="Montserrat" w:hAnsi="Montserrat" w:cs="Times New Roman"/>
+          <w:sz w:val="24"/>
+          <w:szCs w:val="24"/>
+        </w:rPr>
         <w:tab/>
         <w:t xml:space="preserve">“Anne or Alle?” Virginia asked again, making sure. Alex had not yet been introduced to Alexandrea’s other self, and Virginia wanted to know if she was out and about elsewhere. In general, her family was always prepared to see two of her wandering around. That had contributed to the misunderstanding that greeted Alex’s arrival. </w:t>
       </w:r>
@@ -1436,14 +1451,14 @@
         <w:spacing w:after="0" w:line="360" w:lineRule="auto"/>
         <w:jc w:val="both"/>
         <w:rPr>
-          <w:rFonts w:ascii="Times New Roman" w:hAnsi="Times New Roman" w:cs="Times New Roman"/>
-          <w:sz w:val="24"/>
-          <w:szCs w:val="24"/>
-        </w:rPr>
-      </w:pPr>
-      <w:r>
-        <w:rPr>
-          <w:rFonts w:ascii="Times New Roman" w:hAnsi="Times New Roman" w:cs="Times New Roman"/>
+          <w:rFonts w:ascii="Montserrat" w:hAnsi="Montserrat" w:cs="Times New Roman"/>
+          <w:sz w:val="24"/>
+          <w:szCs w:val="24"/>
+        </w:rPr>
+      </w:pPr>
+      <w:r>
+        <w:rPr>
+          <w:rFonts w:ascii="Montserrat" w:hAnsi="Montserrat" w:cs="Times New Roman"/>
           <w:sz w:val="24"/>
           <w:szCs w:val="24"/>
         </w:rPr>
@@ -1456,14 +1471,14 @@
         <w:spacing w:after="0" w:line="360" w:lineRule="auto"/>
         <w:jc w:val="both"/>
         <w:rPr>
-          <w:rFonts w:ascii="Times New Roman" w:hAnsi="Times New Roman" w:cs="Times New Roman"/>
-          <w:sz w:val="24"/>
-          <w:szCs w:val="24"/>
-        </w:rPr>
-      </w:pPr>
-      <w:r>
-        <w:rPr>
-          <w:rFonts w:ascii="Times New Roman" w:hAnsi="Times New Roman" w:cs="Times New Roman"/>
+          <w:rFonts w:ascii="Montserrat" w:hAnsi="Montserrat" w:cs="Times New Roman"/>
+          <w:sz w:val="24"/>
+          <w:szCs w:val="24"/>
+        </w:rPr>
+      </w:pPr>
+      <w:r>
+        <w:rPr>
+          <w:rFonts w:ascii="Montserrat" w:hAnsi="Montserrat" w:cs="Times New Roman"/>
           <w:sz w:val="24"/>
           <w:szCs w:val="24"/>
         </w:rPr>
@@ -1476,14 +1491,14 @@
         <w:spacing w:after="0" w:line="360" w:lineRule="auto"/>
         <w:jc w:val="both"/>
         <w:rPr>
-          <w:rFonts w:ascii="Times New Roman" w:hAnsi="Times New Roman" w:cs="Times New Roman"/>
-          <w:sz w:val="24"/>
-          <w:szCs w:val="24"/>
-        </w:rPr>
-      </w:pPr>
-      <w:r>
-        <w:rPr>
-          <w:rFonts w:ascii="Times New Roman" w:hAnsi="Times New Roman" w:cs="Times New Roman"/>
+          <w:rFonts w:ascii="Montserrat" w:hAnsi="Montserrat" w:cs="Times New Roman"/>
+          <w:sz w:val="24"/>
+          <w:szCs w:val="24"/>
+        </w:rPr>
+      </w:pPr>
+      <w:r>
+        <w:rPr>
+          <w:rFonts w:ascii="Montserrat" w:hAnsi="Montserrat" w:cs="Times New Roman"/>
           <w:sz w:val="24"/>
           <w:szCs w:val="24"/>
         </w:rPr>
@@ -1496,14 +1511,14 @@
         <w:spacing w:after="0" w:line="360" w:lineRule="auto"/>
         <w:jc w:val="both"/>
         <w:rPr>
-          <w:rFonts w:ascii="Times New Roman" w:hAnsi="Times New Roman" w:cs="Times New Roman"/>
-          <w:sz w:val="24"/>
-          <w:szCs w:val="24"/>
-        </w:rPr>
-      </w:pPr>
-      <w:r>
-        <w:rPr>
-          <w:rFonts w:ascii="Times New Roman" w:hAnsi="Times New Roman" w:cs="Times New Roman"/>
+          <w:rFonts w:ascii="Montserrat" w:hAnsi="Montserrat" w:cs="Times New Roman"/>
+          <w:sz w:val="24"/>
+          <w:szCs w:val="24"/>
+        </w:rPr>
+      </w:pPr>
+      <w:r>
+        <w:rPr>
+          <w:rFonts w:ascii="Montserrat" w:hAnsi="Montserrat" w:cs="Times New Roman"/>
           <w:sz w:val="24"/>
           <w:szCs w:val="24"/>
         </w:rPr>
@@ -1516,14 +1531,14 @@
         <w:spacing w:after="0" w:line="360" w:lineRule="auto"/>
         <w:jc w:val="both"/>
         <w:rPr>
-          <w:rFonts w:ascii="Times New Roman" w:hAnsi="Times New Roman" w:cs="Times New Roman"/>
-          <w:sz w:val="24"/>
-          <w:szCs w:val="24"/>
-        </w:rPr>
-      </w:pPr>
-      <w:r>
-        <w:rPr>
-          <w:rFonts w:ascii="Times New Roman" w:hAnsi="Times New Roman" w:cs="Times New Roman"/>
+          <w:rFonts w:ascii="Montserrat" w:hAnsi="Montserrat" w:cs="Times New Roman"/>
+          <w:sz w:val="24"/>
+          <w:szCs w:val="24"/>
+        </w:rPr>
+      </w:pPr>
+      <w:r>
+        <w:rPr>
+          <w:rFonts w:ascii="Montserrat" w:hAnsi="Montserrat" w:cs="Times New Roman"/>
           <w:sz w:val="24"/>
           <w:szCs w:val="24"/>
         </w:rPr>
@@ -1536,14 +1551,14 @@
         <w:spacing w:after="0" w:line="360" w:lineRule="auto"/>
         <w:jc w:val="both"/>
         <w:rPr>
-          <w:rFonts w:ascii="Times New Roman" w:hAnsi="Times New Roman" w:cs="Times New Roman"/>
-          <w:sz w:val="24"/>
-          <w:szCs w:val="24"/>
-        </w:rPr>
-      </w:pPr>
-      <w:r>
-        <w:rPr>
-          <w:rFonts w:ascii="Times New Roman" w:hAnsi="Times New Roman" w:cs="Times New Roman"/>
+          <w:rFonts w:ascii="Montserrat" w:hAnsi="Montserrat" w:cs="Times New Roman"/>
+          <w:sz w:val="24"/>
+          <w:szCs w:val="24"/>
+        </w:rPr>
+      </w:pPr>
+      <w:r>
+        <w:rPr>
+          <w:rFonts w:ascii="Montserrat" w:hAnsi="Montserrat" w:cs="Times New Roman"/>
           <w:sz w:val="24"/>
           <w:szCs w:val="24"/>
         </w:rPr>
@@ -1556,14 +1571,14 @@
         <w:spacing w:after="0" w:line="360" w:lineRule="auto"/>
         <w:jc w:val="both"/>
         <w:rPr>
-          <w:rFonts w:ascii="Times New Roman" w:hAnsi="Times New Roman" w:cs="Times New Roman"/>
-          <w:sz w:val="24"/>
-          <w:szCs w:val="24"/>
-        </w:rPr>
-      </w:pPr>
-      <w:r>
-        <w:rPr>
-          <w:rFonts w:ascii="Times New Roman" w:hAnsi="Times New Roman" w:cs="Times New Roman"/>
+          <w:rFonts w:ascii="Montserrat" w:hAnsi="Montserrat" w:cs="Times New Roman"/>
+          <w:sz w:val="24"/>
+          <w:szCs w:val="24"/>
+        </w:rPr>
+      </w:pPr>
+      <w:r>
+        <w:rPr>
+          <w:rFonts w:ascii="Montserrat" w:hAnsi="Montserrat" w:cs="Times New Roman"/>
           <w:sz w:val="24"/>
           <w:szCs w:val="24"/>
         </w:rPr>
@@ -1572,7 +1587,7 @@
       </w:r>
       <w:r>
         <w:rPr>
-          <w:rFonts w:ascii="Times New Roman" w:hAnsi="Times New Roman" w:cs="Times New Roman"/>
+          <w:rFonts w:ascii="Montserrat" w:hAnsi="Montserrat" w:cs="Times New Roman"/>
           <w:i/>
           <w:iCs/>
           <w:sz w:val="24"/>
@@ -1582,7 +1597,7 @@
       </w:r>
       <w:r>
         <w:rPr>
-          <w:rFonts w:ascii="Times New Roman" w:hAnsi="Times New Roman" w:cs="Times New Roman"/>
+          <w:rFonts w:ascii="Montserrat" w:hAnsi="Montserrat" w:cs="Times New Roman"/>
           <w:sz w:val="24"/>
           <w:szCs w:val="24"/>
         </w:rPr>
@@ -1594,14 +1609,14 @@
         <w:spacing w:after="0" w:line="360" w:lineRule="auto"/>
         <w:jc w:val="both"/>
         <w:rPr>
-          <w:rFonts w:ascii="Times New Roman" w:hAnsi="Times New Roman" w:cs="Times New Roman"/>
-          <w:sz w:val="24"/>
-          <w:szCs w:val="24"/>
-        </w:rPr>
-      </w:pPr>
-      <w:r>
-        <w:rPr>
-          <w:rFonts w:ascii="Times New Roman" w:hAnsi="Times New Roman" w:cs="Times New Roman"/>
+          <w:rFonts w:ascii="Montserrat" w:hAnsi="Montserrat" w:cs="Times New Roman"/>
+          <w:sz w:val="24"/>
+          <w:szCs w:val="24"/>
+        </w:rPr>
+      </w:pPr>
+      <w:r>
+        <w:rPr>
+          <w:rFonts w:ascii="Montserrat" w:hAnsi="Montserrat" w:cs="Times New Roman"/>
           <w:sz w:val="24"/>
           <w:szCs w:val="24"/>
         </w:rPr>
@@ -1610,7 +1625,7 @@
       </w:r>
       <w:r>
         <w:rPr>
-          <w:rFonts w:ascii="Times New Roman" w:hAnsi="Times New Roman" w:cs="Times New Roman"/>
+          <w:rFonts w:ascii="Montserrat" w:hAnsi="Montserrat" w:cs="Times New Roman"/>
           <w:i/>
           <w:iCs/>
           <w:sz w:val="24"/>
@@ -1620,7 +1635,7 @@
       </w:r>
       <w:r>
         <w:rPr>
-          <w:rFonts w:ascii="Times New Roman" w:hAnsi="Times New Roman" w:cs="Times New Roman"/>
+          <w:rFonts w:ascii="Montserrat" w:hAnsi="Montserrat" w:cs="Times New Roman"/>
           <w:sz w:val="24"/>
           <w:szCs w:val="24"/>
         </w:rPr>
@@ -1632,43 +1647,34 @@
         <w:spacing w:after="0" w:line="360" w:lineRule="auto"/>
         <w:jc w:val="both"/>
         <w:rPr>
-          <w:rFonts w:ascii="Times New Roman" w:hAnsi="Times New Roman" w:cs="Times New Roman"/>
-          <w:sz w:val="24"/>
-          <w:szCs w:val="24"/>
-        </w:rPr>
-      </w:pPr>
-      <w:r>
-        <w:rPr>
-          <w:rFonts w:ascii="Times New Roman" w:hAnsi="Times New Roman" w:cs="Times New Roman"/>
-          <w:sz w:val="24"/>
-          <w:szCs w:val="24"/>
-        </w:rPr>
-        <w:tab/>
-        <w:t xml:space="preserve">Alexandrea nodded, finally realizing what the conversation was really about. Virginia was simply conferring with her before hatching up some scheme to present to </w:t>
-      </w:r>
-      <w:r>
-        <w:rPr>
-          <w:rFonts w:ascii="Times New Roman" w:hAnsi="Times New Roman" w:cs="Times New Roman"/>
-          <w:sz w:val="24"/>
-          <w:szCs w:val="24"/>
-        </w:rPr>
-        <w:lastRenderedPageBreak/>
-        <w:t>her husband and his guests. Given the resemblance, and the fact that Alex did not other wise have a proper background or identity, Alexandrea’s dual identity offered a unique and convenient cover. “Sounds smart,” Alexandrea assured her mother that she was comfortable with the idea. “Was there anything else?”</w:t>
-      </w:r>
-    </w:p>
-    <w:p>
-      <w:pPr>
-        <w:spacing w:after="0" w:line="360" w:lineRule="auto"/>
-        <w:jc w:val="both"/>
-        <w:rPr>
-          <w:rFonts w:ascii="Times New Roman" w:hAnsi="Times New Roman" w:cs="Times New Roman"/>
-          <w:sz w:val="24"/>
-          <w:szCs w:val="24"/>
-        </w:rPr>
-      </w:pPr>
-      <w:r>
-        <w:rPr>
-          <w:rFonts w:ascii="Times New Roman" w:hAnsi="Times New Roman" w:cs="Times New Roman"/>
+          <w:rFonts w:ascii="Montserrat" w:hAnsi="Montserrat" w:cs="Times New Roman"/>
+          <w:sz w:val="24"/>
+          <w:szCs w:val="24"/>
+        </w:rPr>
+      </w:pPr>
+      <w:r>
+        <w:rPr>
+          <w:rFonts w:ascii="Montserrat" w:hAnsi="Montserrat" w:cs="Times New Roman"/>
+          <w:sz w:val="24"/>
+          <w:szCs w:val="24"/>
+        </w:rPr>
+        <w:tab/>
+        <w:t>Alexandrea nodded, finally realizing what the conversation was really about. Virginia was simply conferring with her before hatching up some scheme to present to her husband and his guests. Given the resemblance, and the fact that Alex did not other wise have a proper background or identity, Alexandrea’s dual identity offered a unique and convenient cover. “Sounds smart,” Alexandrea assured her mother that she was comfortable with the idea. “Was there anything else?”</w:t>
+      </w:r>
+    </w:p>
+    <w:p>
+      <w:pPr>
+        <w:spacing w:after="0" w:line="360" w:lineRule="auto"/>
+        <w:jc w:val="both"/>
+        <w:rPr>
+          <w:rFonts w:ascii="Montserrat" w:hAnsi="Montserrat" w:cs="Times New Roman"/>
+          <w:sz w:val="24"/>
+          <w:szCs w:val="24"/>
+        </w:rPr>
+      </w:pPr>
+      <w:r>
+        <w:rPr>
+          <w:rFonts w:ascii="Montserrat" w:hAnsi="Montserrat" w:cs="Times New Roman"/>
           <w:sz w:val="24"/>
           <w:szCs w:val="24"/>
         </w:rPr>
@@ -1681,14 +1687,14 @@
         <w:spacing w:after="0" w:line="360" w:lineRule="auto"/>
         <w:jc w:val="both"/>
         <w:rPr>
-          <w:rFonts w:ascii="Times New Roman" w:hAnsi="Times New Roman" w:cs="Times New Roman"/>
-          <w:sz w:val="24"/>
-          <w:szCs w:val="24"/>
-        </w:rPr>
-      </w:pPr>
-      <w:r>
-        <w:rPr>
-          <w:rFonts w:ascii="Times New Roman" w:hAnsi="Times New Roman" w:cs="Times New Roman"/>
+          <w:rFonts w:ascii="Montserrat" w:hAnsi="Montserrat" w:cs="Times New Roman"/>
+          <w:sz w:val="24"/>
+          <w:szCs w:val="24"/>
+        </w:rPr>
+      </w:pPr>
+      <w:r>
+        <w:rPr>
+          <w:rFonts w:ascii="Montserrat" w:hAnsi="Montserrat" w:cs="Times New Roman"/>
           <w:sz w:val="24"/>
           <w:szCs w:val="24"/>
         </w:rPr>
@@ -1701,14 +1707,14 @@
         <w:spacing w:after="0" w:line="360" w:lineRule="auto"/>
         <w:jc w:val="both"/>
         <w:rPr>
-          <w:rFonts w:ascii="Times New Roman" w:hAnsi="Times New Roman" w:cs="Times New Roman"/>
-          <w:sz w:val="24"/>
-          <w:szCs w:val="24"/>
-        </w:rPr>
-      </w:pPr>
-      <w:r>
-        <w:rPr>
-          <w:rFonts w:ascii="Times New Roman" w:hAnsi="Times New Roman" w:cs="Times New Roman"/>
+          <w:rFonts w:ascii="Montserrat" w:hAnsi="Montserrat" w:cs="Times New Roman"/>
+          <w:sz w:val="24"/>
+          <w:szCs w:val="24"/>
+        </w:rPr>
+      </w:pPr>
+      <w:r>
+        <w:rPr>
+          <w:rFonts w:ascii="Montserrat" w:hAnsi="Montserrat" w:cs="Times New Roman"/>
           <w:sz w:val="24"/>
           <w:szCs w:val="24"/>
         </w:rPr>
@@ -1721,25 +1727,25 @@
         <w:spacing w:after="0" w:line="360" w:lineRule="auto"/>
         <w:jc w:val="both"/>
         <w:rPr>
-          <w:rFonts w:ascii="Times New Roman" w:hAnsi="Times New Roman" w:cs="Times New Roman"/>
-          <w:sz w:val="24"/>
-          <w:szCs w:val="24"/>
-        </w:rPr>
-      </w:pPr>
-    </w:p>
-    <w:p>
-      <w:pPr>
-        <w:spacing w:after="0" w:line="360" w:lineRule="auto"/>
-        <w:jc w:val="both"/>
-        <w:rPr>
-          <w:rFonts w:ascii="Times New Roman" w:hAnsi="Times New Roman" w:cs="Times New Roman"/>
-          <w:sz w:val="24"/>
-          <w:szCs w:val="24"/>
-        </w:rPr>
-      </w:pPr>
-      <w:r>
-        <w:rPr>
-          <w:rFonts w:ascii="Times New Roman" w:hAnsi="Times New Roman" w:cs="Times New Roman"/>
+          <w:rFonts w:ascii="Montserrat" w:hAnsi="Montserrat" w:cs="Times New Roman"/>
+          <w:sz w:val="24"/>
+          <w:szCs w:val="24"/>
+        </w:rPr>
+      </w:pPr>
+    </w:p>
+    <w:p>
+      <w:pPr>
+        <w:spacing w:after="0" w:line="360" w:lineRule="auto"/>
+        <w:jc w:val="both"/>
+        <w:rPr>
+          <w:rFonts w:ascii="Montserrat" w:hAnsi="Montserrat" w:cs="Times New Roman"/>
+          <w:sz w:val="24"/>
+          <w:szCs w:val="24"/>
+        </w:rPr>
+      </w:pPr>
+      <w:r>
+        <w:rPr>
+          <w:rFonts w:ascii="Montserrat" w:hAnsi="Montserrat" w:cs="Times New Roman"/>
           <w:sz w:val="24"/>
           <w:szCs w:val="24"/>
         </w:rPr>
@@ -1751,14 +1757,14 @@
         <w:spacing w:after="0" w:line="360" w:lineRule="auto"/>
         <w:jc w:val="both"/>
         <w:rPr>
-          <w:rFonts w:ascii="Times New Roman" w:hAnsi="Times New Roman" w:cs="Times New Roman"/>
-          <w:sz w:val="24"/>
-          <w:szCs w:val="24"/>
-        </w:rPr>
-      </w:pPr>
-      <w:r>
-        <w:rPr>
-          <w:rFonts w:ascii="Times New Roman" w:hAnsi="Times New Roman" w:cs="Times New Roman"/>
+          <w:rFonts w:ascii="Montserrat" w:hAnsi="Montserrat" w:cs="Times New Roman"/>
+          <w:sz w:val="24"/>
+          <w:szCs w:val="24"/>
+        </w:rPr>
+      </w:pPr>
+      <w:r>
+        <w:rPr>
+          <w:rFonts w:ascii="Montserrat" w:hAnsi="Montserrat" w:cs="Times New Roman"/>
           <w:sz w:val="24"/>
           <w:szCs w:val="24"/>
         </w:rPr>
@@ -1767,7 +1773,7 @@
       </w:r>
       <w:r>
         <w:rPr>
-          <w:rFonts w:ascii="Times New Roman" w:hAnsi="Times New Roman" w:cs="Times New Roman"/>
+          <w:rFonts w:ascii="Montserrat" w:hAnsi="Montserrat" w:cs="Times New Roman"/>
           <w:i/>
           <w:iCs/>
           <w:sz w:val="24"/>
@@ -1777,7 +1783,7 @@
       </w:r>
       <w:r>
         <w:rPr>
-          <w:rFonts w:ascii="Times New Roman" w:hAnsi="Times New Roman" w:cs="Times New Roman"/>
+          <w:rFonts w:ascii="Montserrat" w:hAnsi="Montserrat" w:cs="Times New Roman"/>
           <w:sz w:val="24"/>
           <w:szCs w:val="24"/>
         </w:rPr>
@@ -1785,7 +1791,7 @@
       </w:r>
       <w:r>
         <w:rPr>
-          <w:rFonts w:ascii="Times New Roman" w:hAnsi="Times New Roman" w:cs="Times New Roman"/>
+          <w:rFonts w:ascii="Montserrat" w:hAnsi="Montserrat" w:cs="Times New Roman"/>
           <w:i/>
           <w:iCs/>
           <w:sz w:val="24"/>
@@ -1795,35 +1801,26 @@
       </w:r>
       <w:r>
         <w:rPr>
-          <w:rFonts w:ascii="Times New Roman" w:hAnsi="Times New Roman" w:cs="Times New Roman"/>
-          <w:sz w:val="24"/>
-          <w:szCs w:val="24"/>
-        </w:rPr>
-        <w:t xml:space="preserve">—she </w:t>
-      </w:r>
-      <w:r>
-        <w:rPr>
-          <w:rFonts w:ascii="Times New Roman" w:hAnsi="Times New Roman" w:cs="Times New Roman"/>
-          <w:sz w:val="24"/>
-          <w:szCs w:val="24"/>
-        </w:rPr>
-        <w:lastRenderedPageBreak/>
-        <w:t xml:space="preserve">cut off the thought. Kim was responding to her surprise, explaining, ”She has a queen bed, so there’s plenty of room for both of you.” </w:t>
-      </w:r>
-    </w:p>
-    <w:p>
-      <w:pPr>
-        <w:spacing w:after="0" w:line="360" w:lineRule="auto"/>
-        <w:jc w:val="both"/>
-        <w:rPr>
-          <w:rFonts w:ascii="Times New Roman" w:hAnsi="Times New Roman" w:cs="Times New Roman"/>
-          <w:sz w:val="24"/>
-          <w:szCs w:val="24"/>
-        </w:rPr>
-      </w:pPr>
-      <w:r>
-        <w:rPr>
-          <w:rFonts w:ascii="Times New Roman" w:hAnsi="Times New Roman" w:cs="Times New Roman"/>
+          <w:rFonts w:ascii="Montserrat" w:hAnsi="Montserrat" w:cs="Times New Roman"/>
+          <w:sz w:val="24"/>
+          <w:szCs w:val="24"/>
+        </w:rPr>
+        <w:t xml:space="preserve">—she cut off the thought. Kim was responding to her surprise, explaining, ”She has a queen bed, so there’s plenty of room for both of you.” </w:t>
+      </w:r>
+    </w:p>
+    <w:p>
+      <w:pPr>
+        <w:spacing w:after="0" w:line="360" w:lineRule="auto"/>
+        <w:jc w:val="both"/>
+        <w:rPr>
+          <w:rFonts w:ascii="Montserrat" w:hAnsi="Montserrat" w:cs="Times New Roman"/>
+          <w:sz w:val="24"/>
+          <w:szCs w:val="24"/>
+        </w:rPr>
+      </w:pPr>
+      <w:r>
+        <w:rPr>
+          <w:rFonts w:ascii="Montserrat" w:hAnsi="Montserrat" w:cs="Times New Roman"/>
           <w:sz w:val="24"/>
           <w:szCs w:val="24"/>
         </w:rPr>
@@ -1836,14 +1833,14 @@
         <w:spacing w:after="0" w:line="360" w:lineRule="auto"/>
         <w:jc w:val="both"/>
         <w:rPr>
-          <w:rFonts w:ascii="Times New Roman" w:hAnsi="Times New Roman" w:cs="Times New Roman"/>
-          <w:sz w:val="24"/>
-          <w:szCs w:val="24"/>
-        </w:rPr>
-      </w:pPr>
-      <w:r>
-        <w:rPr>
-          <w:rFonts w:ascii="Times New Roman" w:hAnsi="Times New Roman" w:cs="Times New Roman"/>
+          <w:rFonts w:ascii="Montserrat" w:hAnsi="Montserrat" w:cs="Times New Roman"/>
+          <w:sz w:val="24"/>
+          <w:szCs w:val="24"/>
+        </w:rPr>
+      </w:pPr>
+      <w:r>
+        <w:rPr>
+          <w:rFonts w:ascii="Montserrat" w:hAnsi="Montserrat" w:cs="Times New Roman"/>
           <w:sz w:val="24"/>
           <w:szCs w:val="24"/>
         </w:rPr>
@@ -1856,14 +1853,14 @@
         <w:spacing w:after="0" w:line="360" w:lineRule="auto"/>
         <w:jc w:val="both"/>
         <w:rPr>
-          <w:rFonts w:ascii="Times New Roman" w:hAnsi="Times New Roman" w:cs="Times New Roman"/>
-          <w:sz w:val="24"/>
-          <w:szCs w:val="24"/>
-        </w:rPr>
-      </w:pPr>
-      <w:r>
-        <w:rPr>
-          <w:rFonts w:ascii="Times New Roman" w:hAnsi="Times New Roman" w:cs="Times New Roman"/>
+          <w:rFonts w:ascii="Montserrat" w:hAnsi="Montserrat" w:cs="Times New Roman"/>
+          <w:sz w:val="24"/>
+          <w:szCs w:val="24"/>
+        </w:rPr>
+      </w:pPr>
+      <w:r>
+        <w:rPr>
+          <w:rFonts w:ascii="Montserrat" w:hAnsi="Montserrat" w:cs="Times New Roman"/>
           <w:sz w:val="24"/>
           <w:szCs w:val="24"/>
         </w:rPr>
@@ -1876,14 +1873,14 @@
         <w:spacing w:after="0" w:line="360" w:lineRule="auto"/>
         <w:jc w:val="both"/>
         <w:rPr>
-          <w:rFonts w:ascii="Times New Roman" w:hAnsi="Times New Roman" w:cs="Times New Roman"/>
-          <w:sz w:val="24"/>
-          <w:szCs w:val="24"/>
-        </w:rPr>
-      </w:pPr>
-      <w:r>
-        <w:rPr>
-          <w:rFonts w:ascii="Times New Roman" w:hAnsi="Times New Roman" w:cs="Times New Roman"/>
+          <w:rFonts w:ascii="Montserrat" w:hAnsi="Montserrat" w:cs="Times New Roman"/>
+          <w:sz w:val="24"/>
+          <w:szCs w:val="24"/>
+        </w:rPr>
+      </w:pPr>
+      <w:r>
+        <w:rPr>
+          <w:rFonts w:ascii="Montserrat" w:hAnsi="Montserrat" w:cs="Times New Roman"/>
           <w:sz w:val="24"/>
           <w:szCs w:val="24"/>
         </w:rPr>
@@ -1896,14 +1893,14 @@
         <w:spacing w:after="0" w:line="360" w:lineRule="auto"/>
         <w:jc w:val="both"/>
         <w:rPr>
-          <w:rFonts w:ascii="Times New Roman" w:hAnsi="Times New Roman" w:cs="Times New Roman"/>
-          <w:sz w:val="24"/>
-          <w:szCs w:val="24"/>
-        </w:rPr>
-      </w:pPr>
-      <w:r>
-        <w:rPr>
-          <w:rFonts w:ascii="Times New Roman" w:hAnsi="Times New Roman" w:cs="Times New Roman"/>
+          <w:rFonts w:ascii="Montserrat" w:hAnsi="Montserrat" w:cs="Times New Roman"/>
+          <w:sz w:val="24"/>
+          <w:szCs w:val="24"/>
+        </w:rPr>
+      </w:pPr>
+      <w:r>
+        <w:rPr>
+          <w:rFonts w:ascii="Montserrat" w:hAnsi="Montserrat" w:cs="Times New Roman"/>
           <w:sz w:val="24"/>
           <w:szCs w:val="24"/>
         </w:rPr>
@@ -1916,14 +1913,14 @@
         <w:spacing w:after="0" w:line="360" w:lineRule="auto"/>
         <w:jc w:val="both"/>
         <w:rPr>
-          <w:rFonts w:ascii="Times New Roman" w:hAnsi="Times New Roman" w:cs="Times New Roman"/>
-          <w:sz w:val="24"/>
-          <w:szCs w:val="24"/>
-        </w:rPr>
-      </w:pPr>
-      <w:r>
-        <w:rPr>
-          <w:rFonts w:ascii="Times New Roman" w:hAnsi="Times New Roman" w:cs="Times New Roman"/>
+          <w:rFonts w:ascii="Montserrat" w:hAnsi="Montserrat" w:cs="Times New Roman"/>
+          <w:sz w:val="24"/>
+          <w:szCs w:val="24"/>
+        </w:rPr>
+      </w:pPr>
+      <w:r>
+        <w:rPr>
+          <w:rFonts w:ascii="Montserrat" w:hAnsi="Montserrat" w:cs="Times New Roman"/>
           <w:sz w:val="24"/>
           <w:szCs w:val="24"/>
         </w:rPr>
@@ -1936,14 +1933,14 @@
         <w:spacing w:after="0" w:line="360" w:lineRule="auto"/>
         <w:jc w:val="both"/>
         <w:rPr>
-          <w:rFonts w:ascii="Times New Roman" w:hAnsi="Times New Roman" w:cs="Times New Roman"/>
-          <w:sz w:val="24"/>
-          <w:szCs w:val="24"/>
-        </w:rPr>
-      </w:pPr>
-      <w:r>
-        <w:rPr>
-          <w:rFonts w:ascii="Times New Roman" w:hAnsi="Times New Roman" w:cs="Times New Roman"/>
+          <w:rFonts w:ascii="Montserrat" w:hAnsi="Montserrat" w:cs="Times New Roman"/>
+          <w:sz w:val="24"/>
+          <w:szCs w:val="24"/>
+        </w:rPr>
+      </w:pPr>
+      <w:r>
+        <w:rPr>
+          <w:rFonts w:ascii="Montserrat" w:hAnsi="Montserrat" w:cs="Times New Roman"/>
           <w:sz w:val="24"/>
           <w:szCs w:val="24"/>
         </w:rPr>
@@ -1956,14 +1953,14 @@
         <w:spacing w:after="0" w:line="360" w:lineRule="auto"/>
         <w:jc w:val="both"/>
         <w:rPr>
-          <w:rFonts w:ascii="Times New Roman" w:hAnsi="Times New Roman" w:cs="Times New Roman"/>
-          <w:sz w:val="24"/>
-          <w:szCs w:val="24"/>
-        </w:rPr>
-      </w:pPr>
-      <w:r>
-        <w:rPr>
-          <w:rFonts w:ascii="Times New Roman" w:hAnsi="Times New Roman" w:cs="Times New Roman"/>
+          <w:rFonts w:ascii="Montserrat" w:hAnsi="Montserrat" w:cs="Times New Roman"/>
+          <w:sz w:val="24"/>
+          <w:szCs w:val="24"/>
+        </w:rPr>
+      </w:pPr>
+      <w:r>
+        <w:rPr>
+          <w:rFonts w:ascii="Montserrat" w:hAnsi="Montserrat" w:cs="Times New Roman"/>
           <w:sz w:val="24"/>
           <w:szCs w:val="24"/>
         </w:rPr>
@@ -1976,14 +1973,14 @@
         <w:spacing w:after="0" w:line="360" w:lineRule="auto"/>
         <w:jc w:val="both"/>
         <w:rPr>
-          <w:rFonts w:ascii="Times New Roman" w:hAnsi="Times New Roman" w:cs="Times New Roman"/>
-          <w:sz w:val="24"/>
-          <w:szCs w:val="24"/>
-        </w:rPr>
-      </w:pPr>
-      <w:r>
-        <w:rPr>
-          <w:rFonts w:ascii="Times New Roman" w:hAnsi="Times New Roman" w:cs="Times New Roman"/>
+          <w:rFonts w:ascii="Montserrat" w:hAnsi="Montserrat" w:cs="Times New Roman"/>
+          <w:sz w:val="24"/>
+          <w:szCs w:val="24"/>
+        </w:rPr>
+      </w:pPr>
+      <w:r>
+        <w:rPr>
+          <w:rFonts w:ascii="Montserrat" w:hAnsi="Montserrat" w:cs="Times New Roman"/>
           <w:sz w:val="24"/>
           <w:szCs w:val="24"/>
         </w:rPr>
@@ -1996,14 +1993,14 @@
         <w:spacing w:after="0" w:line="360" w:lineRule="auto"/>
         <w:jc w:val="both"/>
         <w:rPr>
-          <w:rFonts w:ascii="Times New Roman" w:hAnsi="Times New Roman" w:cs="Times New Roman"/>
-          <w:sz w:val="24"/>
-          <w:szCs w:val="24"/>
-        </w:rPr>
-      </w:pPr>
-      <w:r>
-        <w:rPr>
-          <w:rFonts w:ascii="Times New Roman" w:hAnsi="Times New Roman" w:cs="Times New Roman"/>
+          <w:rFonts w:ascii="Montserrat" w:hAnsi="Montserrat" w:cs="Times New Roman"/>
+          <w:sz w:val="24"/>
+          <w:szCs w:val="24"/>
+        </w:rPr>
+      </w:pPr>
+      <w:r>
+        <w:rPr>
+          <w:rFonts w:ascii="Montserrat" w:hAnsi="Montserrat" w:cs="Times New Roman"/>
           <w:sz w:val="24"/>
           <w:szCs w:val="24"/>
         </w:rPr>
@@ -2016,29 +2013,28 @@
         <w:spacing w:after="0" w:line="360" w:lineRule="auto"/>
         <w:jc w:val="both"/>
         <w:rPr>
-          <w:rFonts w:ascii="Times New Roman" w:hAnsi="Times New Roman" w:cs="Times New Roman"/>
-          <w:sz w:val="24"/>
-          <w:szCs w:val="24"/>
-        </w:rPr>
-      </w:pPr>
-    </w:p>
-    <w:p>
-      <w:pPr>
-        <w:spacing w:after="0" w:line="360" w:lineRule="auto"/>
-        <w:jc w:val="both"/>
-        <w:rPr>
-          <w:rFonts w:ascii="Times New Roman" w:hAnsi="Times New Roman" w:cs="Times New Roman"/>
-          <w:sz w:val="24"/>
-          <w:szCs w:val="24"/>
-        </w:rPr>
-      </w:pPr>
-      <w:r>
-        <w:rPr>
-          <w:rFonts w:ascii="Times New Roman" w:hAnsi="Times New Roman" w:cs="Times New Roman"/>
-          <w:sz w:val="24"/>
-          <w:szCs w:val="24"/>
-        </w:rPr>
-        <w:lastRenderedPageBreak/>
+          <w:rFonts w:ascii="Montserrat" w:hAnsi="Montserrat" w:cs="Times New Roman"/>
+          <w:sz w:val="24"/>
+          <w:szCs w:val="24"/>
+        </w:rPr>
+      </w:pPr>
+    </w:p>
+    <w:p>
+      <w:pPr>
+        <w:spacing w:after="0" w:line="360" w:lineRule="auto"/>
+        <w:jc w:val="both"/>
+        <w:rPr>
+          <w:rFonts w:ascii="Montserrat" w:hAnsi="Montserrat" w:cs="Times New Roman"/>
+          <w:sz w:val="24"/>
+          <w:szCs w:val="24"/>
+        </w:rPr>
+      </w:pPr>
+      <w:r>
+        <w:rPr>
+          <w:rFonts w:ascii="Montserrat" w:hAnsi="Montserrat" w:cs="Times New Roman"/>
+          <w:sz w:val="24"/>
+          <w:szCs w:val="24"/>
+        </w:rPr>
         <w:t xml:space="preserve">Alex had endured enough embarrassing confrontations in one day to compel her to dry and dress quickly. She slipped out of the bathroom just as Naomi was coming in through her private door. They exchanged courtesies, and Alex excused herself swiftly. Instead of trying the door to Alexandrea’s room, she went out to the hall and made her way towards the living room. On her way, she passed by the door to the den, Vincent’s private library and home office, and a voice called out. “Ah, there you are,” her father called. Once he got her attention, he waved her into the room. He set aside the book he had been scanning and pointed her to the couch. “So, what do you think?” he asked, studying her carefully. </w:t>
       </w:r>
     </w:p>
@@ -2047,14 +2043,14 @@
         <w:spacing w:after="0" w:line="360" w:lineRule="auto"/>
         <w:jc w:val="both"/>
         <w:rPr>
-          <w:rFonts w:ascii="Times New Roman" w:hAnsi="Times New Roman" w:cs="Times New Roman"/>
-          <w:sz w:val="24"/>
-          <w:szCs w:val="24"/>
-        </w:rPr>
-      </w:pPr>
-      <w:r>
-        <w:rPr>
-          <w:rFonts w:ascii="Times New Roman" w:hAnsi="Times New Roman" w:cs="Times New Roman"/>
+          <w:rFonts w:ascii="Montserrat" w:hAnsi="Montserrat" w:cs="Times New Roman"/>
+          <w:sz w:val="24"/>
+          <w:szCs w:val="24"/>
+        </w:rPr>
+      </w:pPr>
+      <w:r>
+        <w:rPr>
+          <w:rFonts w:ascii="Montserrat" w:hAnsi="Montserrat" w:cs="Times New Roman"/>
           <w:sz w:val="24"/>
           <w:szCs w:val="24"/>
         </w:rPr>
@@ -2067,14 +2063,14 @@
         <w:spacing w:after="0" w:line="360" w:lineRule="auto"/>
         <w:jc w:val="both"/>
         <w:rPr>
-          <w:rFonts w:ascii="Times New Roman" w:hAnsi="Times New Roman" w:cs="Times New Roman"/>
-          <w:sz w:val="24"/>
-          <w:szCs w:val="24"/>
-        </w:rPr>
-      </w:pPr>
-      <w:r>
-        <w:rPr>
-          <w:rFonts w:ascii="Times New Roman" w:hAnsi="Times New Roman" w:cs="Times New Roman"/>
+          <w:rFonts w:ascii="Montserrat" w:hAnsi="Montserrat" w:cs="Times New Roman"/>
+          <w:sz w:val="24"/>
+          <w:szCs w:val="24"/>
+        </w:rPr>
+      </w:pPr>
+      <w:r>
+        <w:rPr>
+          <w:rFonts w:ascii="Montserrat" w:hAnsi="Montserrat" w:cs="Times New Roman"/>
           <w:sz w:val="24"/>
           <w:szCs w:val="24"/>
         </w:rPr>
@@ -2087,14 +2083,14 @@
         <w:spacing w:after="0" w:line="360" w:lineRule="auto"/>
         <w:jc w:val="both"/>
         <w:rPr>
-          <w:rFonts w:ascii="Times New Roman" w:hAnsi="Times New Roman" w:cs="Times New Roman"/>
-          <w:sz w:val="24"/>
-          <w:szCs w:val="24"/>
-        </w:rPr>
-      </w:pPr>
-      <w:r>
-        <w:rPr>
-          <w:rFonts w:ascii="Times New Roman" w:hAnsi="Times New Roman" w:cs="Times New Roman"/>
+          <w:rFonts w:ascii="Montserrat" w:hAnsi="Montserrat" w:cs="Times New Roman"/>
+          <w:sz w:val="24"/>
+          <w:szCs w:val="24"/>
+        </w:rPr>
+      </w:pPr>
+      <w:r>
+        <w:rPr>
+          <w:rFonts w:ascii="Montserrat" w:hAnsi="Montserrat" w:cs="Times New Roman"/>
           <w:sz w:val="24"/>
           <w:szCs w:val="24"/>
         </w:rPr>
@@ -2103,7 +2099,7 @@
       </w:r>
       <w:r>
         <w:rPr>
-          <w:rFonts w:ascii="Times New Roman" w:hAnsi="Times New Roman" w:cs="Times New Roman"/>
+          <w:rFonts w:ascii="Montserrat" w:hAnsi="Montserrat" w:cs="Times New Roman"/>
           <w:i/>
           <w:iCs/>
           <w:sz w:val="24"/>
@@ -2113,7 +2109,7 @@
       </w:r>
       <w:r>
         <w:rPr>
-          <w:rFonts w:ascii="Times New Roman" w:hAnsi="Times New Roman" w:cs="Times New Roman"/>
+          <w:rFonts w:ascii="Montserrat" w:hAnsi="Montserrat" w:cs="Times New Roman"/>
           <w:sz w:val="24"/>
           <w:szCs w:val="24"/>
         </w:rPr>
@@ -2125,14 +2121,14 @@
         <w:spacing w:after="0" w:line="360" w:lineRule="auto"/>
         <w:jc w:val="both"/>
         <w:rPr>
-          <w:rFonts w:ascii="Times New Roman" w:hAnsi="Times New Roman" w:cs="Times New Roman"/>
-          <w:sz w:val="24"/>
-          <w:szCs w:val="24"/>
-        </w:rPr>
-      </w:pPr>
-      <w:r>
-        <w:rPr>
-          <w:rFonts w:ascii="Times New Roman" w:hAnsi="Times New Roman" w:cs="Times New Roman"/>
+          <w:rFonts w:ascii="Montserrat" w:hAnsi="Montserrat" w:cs="Times New Roman"/>
+          <w:sz w:val="24"/>
+          <w:szCs w:val="24"/>
+        </w:rPr>
+      </w:pPr>
+      <w:r>
+        <w:rPr>
+          <w:rFonts w:ascii="Montserrat" w:hAnsi="Montserrat" w:cs="Times New Roman"/>
           <w:sz w:val="24"/>
           <w:szCs w:val="24"/>
         </w:rPr>
@@ -2145,14 +2141,14 @@
         <w:spacing w:after="0" w:line="360" w:lineRule="auto"/>
         <w:jc w:val="both"/>
         <w:rPr>
-          <w:rFonts w:ascii="Times New Roman" w:hAnsi="Times New Roman" w:cs="Times New Roman"/>
-          <w:sz w:val="24"/>
-          <w:szCs w:val="24"/>
-        </w:rPr>
-      </w:pPr>
-      <w:r>
-        <w:rPr>
-          <w:rFonts w:ascii="Times New Roman" w:hAnsi="Times New Roman" w:cs="Times New Roman"/>
+          <w:rFonts w:ascii="Montserrat" w:hAnsi="Montserrat" w:cs="Times New Roman"/>
+          <w:sz w:val="24"/>
+          <w:szCs w:val="24"/>
+        </w:rPr>
+      </w:pPr>
+      <w:r>
+        <w:rPr>
+          <w:rFonts w:ascii="Montserrat" w:hAnsi="Montserrat" w:cs="Times New Roman"/>
           <w:sz w:val="24"/>
           <w:szCs w:val="24"/>
         </w:rPr>
@@ -2165,43 +2161,34 @@
         <w:spacing w:after="0" w:line="360" w:lineRule="auto"/>
         <w:jc w:val="both"/>
         <w:rPr>
-          <w:rFonts w:ascii="Times New Roman" w:hAnsi="Times New Roman" w:cs="Times New Roman"/>
-          <w:sz w:val="24"/>
-          <w:szCs w:val="24"/>
-        </w:rPr>
-      </w:pPr>
-      <w:r>
-        <w:rPr>
-          <w:rFonts w:ascii="Times New Roman" w:hAnsi="Times New Roman" w:cs="Times New Roman"/>
-          <w:sz w:val="24"/>
-          <w:szCs w:val="24"/>
-        </w:rPr>
-        <w:tab/>
-        <w:t xml:space="preserve">Victor leaned back and considered. He was willing to admit that he was putting pressure on the boy, trying to provoke him into rising and asserting himself. He could even admit that his motivation ran contrary to his child’s best interest. He shook his head </w:t>
-      </w:r>
-      <w:r>
-        <w:rPr>
-          <w:rFonts w:ascii="Times New Roman" w:hAnsi="Times New Roman" w:cs="Times New Roman"/>
-          <w:sz w:val="24"/>
-          <w:szCs w:val="24"/>
-        </w:rPr>
-        <w:lastRenderedPageBreak/>
-        <w:t xml:space="preserve">mentally, and confessed his true fear, that history was repeating itself. No amount of pressure could prevent that, though. He frowned and took a step back, “I know it seems like you’re under a lot of pressure. There is the obligation, but don’t sacrifice your own development over it. This marriage thing is really a matter of convenience. As long as the two of you are committed to producing children,” he stressed, while shrugging, “it doesn’t matter how you go about living your lives. You have options; you can be a father or mother, married or single.” </w:t>
-      </w:r>
-    </w:p>
-    <w:p>
-      <w:pPr>
-        <w:spacing w:after="0" w:line="360" w:lineRule="auto"/>
-        <w:jc w:val="both"/>
-        <w:rPr>
-          <w:rFonts w:ascii="Times New Roman" w:hAnsi="Times New Roman" w:cs="Times New Roman"/>
-          <w:sz w:val="24"/>
-          <w:szCs w:val="24"/>
-        </w:rPr>
-      </w:pPr>
-      <w:r>
-        <w:rPr>
-          <w:rFonts w:ascii="Times New Roman" w:hAnsi="Times New Roman" w:cs="Times New Roman"/>
+          <w:rFonts w:ascii="Montserrat" w:hAnsi="Montserrat" w:cs="Times New Roman"/>
+          <w:sz w:val="24"/>
+          <w:szCs w:val="24"/>
+        </w:rPr>
+      </w:pPr>
+      <w:r>
+        <w:rPr>
+          <w:rFonts w:ascii="Montserrat" w:hAnsi="Montserrat" w:cs="Times New Roman"/>
+          <w:sz w:val="24"/>
+          <w:szCs w:val="24"/>
+        </w:rPr>
+        <w:tab/>
+        <w:t xml:space="preserve">Victor leaned back and considered. He was willing to admit that he was putting pressure on the boy, trying to provoke him into rising and asserting himself. He could even admit that his motivation ran contrary to his child’s best interest. He shook his head mentally, and confessed his true fear, that history was repeating itself. No amount of pressure could prevent that, though. He frowned and took a step back, “I know it seems like you’re under a lot of pressure. There is the obligation, but don’t sacrifice your own development over it. This marriage thing is really a matter of convenience. As long as the two of you are committed to producing children,” he stressed, while shrugging, “it doesn’t matter how you go about living your lives. You have options; you can be a father or mother, married or single.” </w:t>
+      </w:r>
+    </w:p>
+    <w:p>
+      <w:pPr>
+        <w:spacing w:after="0" w:line="360" w:lineRule="auto"/>
+        <w:jc w:val="both"/>
+        <w:rPr>
+          <w:rFonts w:ascii="Montserrat" w:hAnsi="Montserrat" w:cs="Times New Roman"/>
+          <w:sz w:val="24"/>
+          <w:szCs w:val="24"/>
+        </w:rPr>
+      </w:pPr>
+      <w:r>
+        <w:rPr>
+          <w:rFonts w:ascii="Montserrat" w:hAnsi="Montserrat" w:cs="Times New Roman"/>
           <w:sz w:val="24"/>
           <w:szCs w:val="24"/>
         </w:rPr>
@@ -2214,14 +2201,14 @@
         <w:spacing w:after="0" w:line="360" w:lineRule="auto"/>
         <w:jc w:val="both"/>
         <w:rPr>
-          <w:rFonts w:ascii="Times New Roman" w:hAnsi="Times New Roman" w:cs="Times New Roman"/>
-          <w:sz w:val="24"/>
-          <w:szCs w:val="24"/>
-        </w:rPr>
-      </w:pPr>
-      <w:r>
-        <w:rPr>
-          <w:rFonts w:ascii="Times New Roman" w:hAnsi="Times New Roman" w:cs="Times New Roman"/>
+          <w:rFonts w:ascii="Montserrat" w:hAnsi="Montserrat" w:cs="Times New Roman"/>
+          <w:sz w:val="24"/>
+          <w:szCs w:val="24"/>
+        </w:rPr>
+      </w:pPr>
+      <w:r>
+        <w:rPr>
+          <w:rFonts w:ascii="Montserrat" w:hAnsi="Montserrat" w:cs="Times New Roman"/>
           <w:sz w:val="24"/>
           <w:szCs w:val="24"/>
         </w:rPr>
@@ -2234,14 +2221,14 @@
         <w:spacing w:after="0" w:line="360" w:lineRule="auto"/>
         <w:jc w:val="both"/>
         <w:rPr>
-          <w:rFonts w:ascii="Times New Roman" w:hAnsi="Times New Roman" w:cs="Times New Roman"/>
-          <w:sz w:val="24"/>
-          <w:szCs w:val="24"/>
-        </w:rPr>
-      </w:pPr>
-      <w:r>
-        <w:rPr>
-          <w:rFonts w:ascii="Times New Roman" w:hAnsi="Times New Roman" w:cs="Times New Roman"/>
+          <w:rFonts w:ascii="Montserrat" w:hAnsi="Montserrat" w:cs="Times New Roman"/>
+          <w:sz w:val="24"/>
+          <w:szCs w:val="24"/>
+        </w:rPr>
+      </w:pPr>
+      <w:r>
+        <w:rPr>
+          <w:rFonts w:ascii="Montserrat" w:hAnsi="Montserrat" w:cs="Times New Roman"/>
           <w:sz w:val="24"/>
           <w:szCs w:val="24"/>
         </w:rPr>
@@ -2254,14 +2241,14 @@
         <w:spacing w:after="0" w:line="360" w:lineRule="auto"/>
         <w:jc w:val="both"/>
         <w:rPr>
-          <w:rFonts w:ascii="Times New Roman" w:hAnsi="Times New Roman" w:cs="Times New Roman"/>
-          <w:sz w:val="24"/>
-          <w:szCs w:val="24"/>
-        </w:rPr>
-      </w:pPr>
-      <w:r>
-        <w:rPr>
-          <w:rFonts w:ascii="Times New Roman" w:hAnsi="Times New Roman" w:cs="Times New Roman"/>
+          <w:rFonts w:ascii="Montserrat" w:hAnsi="Montserrat" w:cs="Times New Roman"/>
+          <w:sz w:val="24"/>
+          <w:szCs w:val="24"/>
+        </w:rPr>
+      </w:pPr>
+      <w:r>
+        <w:rPr>
+          <w:rFonts w:ascii="Montserrat" w:hAnsi="Montserrat" w:cs="Times New Roman"/>
           <w:sz w:val="24"/>
           <w:szCs w:val="24"/>
         </w:rPr>
@@ -2274,14 +2261,14 @@
         <w:spacing w:after="0" w:line="360" w:lineRule="auto"/>
         <w:jc w:val="both"/>
         <w:rPr>
-          <w:rFonts w:ascii="Times New Roman" w:hAnsi="Times New Roman" w:cs="Times New Roman"/>
-          <w:sz w:val="24"/>
-          <w:szCs w:val="24"/>
-        </w:rPr>
-      </w:pPr>
-      <w:r>
-        <w:rPr>
-          <w:rFonts w:ascii="Times New Roman" w:hAnsi="Times New Roman" w:cs="Times New Roman"/>
+          <w:rFonts w:ascii="Montserrat" w:hAnsi="Montserrat" w:cs="Times New Roman"/>
+          <w:sz w:val="24"/>
+          <w:szCs w:val="24"/>
+        </w:rPr>
+      </w:pPr>
+      <w:r>
+        <w:rPr>
+          <w:rFonts w:ascii="Montserrat" w:hAnsi="Montserrat" w:cs="Times New Roman"/>
           <w:sz w:val="24"/>
           <w:szCs w:val="24"/>
         </w:rPr>
@@ -2294,43 +2281,34 @@
         <w:spacing w:after="0" w:line="360" w:lineRule="auto"/>
         <w:jc w:val="both"/>
         <w:rPr>
-          <w:rFonts w:ascii="Times New Roman" w:hAnsi="Times New Roman" w:cs="Times New Roman"/>
-          <w:sz w:val="24"/>
-          <w:szCs w:val="24"/>
-        </w:rPr>
-      </w:pPr>
-      <w:r>
-        <w:rPr>
-          <w:rFonts w:ascii="Times New Roman" w:hAnsi="Times New Roman" w:cs="Times New Roman"/>
-          <w:sz w:val="24"/>
-          <w:szCs w:val="24"/>
-        </w:rPr>
-        <w:tab/>
-        <w:t xml:space="preserve">“Your mother would say ‘Enough’ but it really is quite impressive when you start trying to write it all down,” Victor chuckled. The two of them put their heads together and began their first serious discussion of the legacy that had been set-aside for the family that fulfilled the objective of the Avatar Families. Victor had always been frugal in the information he gave Alex, regarding the ancient breeding program, the true history of psionic development, and the reason why so much had been invested in producing one perfect human being. The story was rooted so deeply in the past it was mythos. Alex lost track of time and whipped her head around to check the clock when her father announced, “It’s getting late. You should go to bed.” Victor rose smiling, and gave her a </w:t>
-      </w:r>
-      <w:r>
-        <w:rPr>
-          <w:rFonts w:ascii="Times New Roman" w:hAnsi="Times New Roman" w:cs="Times New Roman"/>
-          <w:sz w:val="24"/>
-          <w:szCs w:val="24"/>
-        </w:rPr>
-        <w:lastRenderedPageBreak/>
-        <w:t>hand up from the couch. He was surprised when the girl hugged him impulsively as she stood.</w:t>
-      </w:r>
-    </w:p>
-    <w:p>
-      <w:pPr>
-        <w:spacing w:after="0" w:line="360" w:lineRule="auto"/>
-        <w:jc w:val="both"/>
-        <w:rPr>
-          <w:rFonts w:ascii="Times New Roman" w:hAnsi="Times New Roman" w:cs="Times New Roman"/>
-          <w:sz w:val="24"/>
-          <w:szCs w:val="24"/>
-        </w:rPr>
-      </w:pPr>
-      <w:r>
-        <w:rPr>
-          <w:rFonts w:ascii="Times New Roman" w:hAnsi="Times New Roman" w:cs="Times New Roman"/>
+          <w:rFonts w:ascii="Montserrat" w:hAnsi="Montserrat" w:cs="Times New Roman"/>
+          <w:sz w:val="24"/>
+          <w:szCs w:val="24"/>
+        </w:rPr>
+      </w:pPr>
+      <w:r>
+        <w:rPr>
+          <w:rFonts w:ascii="Montserrat" w:hAnsi="Montserrat" w:cs="Times New Roman"/>
+          <w:sz w:val="24"/>
+          <w:szCs w:val="24"/>
+        </w:rPr>
+        <w:tab/>
+        <w:t>“Your mother would say ‘Enough’ but it really is quite impressive when you start trying to write it all down,” Victor chuckled. The two of them put their heads together and began their first serious discussion of the legacy that had been set-aside for the family that fulfilled the objective of the Avatar Families. Victor had always been frugal in the information he gave Alex, regarding the ancient breeding program, the true history of psionic development, and the reason why so much had been invested in producing one perfect human being. The story was rooted so deeply in the past it was mythos. Alex lost track of time and whipped her head around to check the clock when her father announced, “It’s getting late. You should go to bed.” Victor rose smiling, and gave her a hand up from the couch. He was surprised when the girl hugged him impulsively as she stood.</w:t>
+      </w:r>
+    </w:p>
+    <w:p>
+      <w:pPr>
+        <w:spacing w:after="0" w:line="360" w:lineRule="auto"/>
+        <w:jc w:val="both"/>
+        <w:rPr>
+          <w:rFonts w:ascii="Montserrat" w:hAnsi="Montserrat" w:cs="Times New Roman"/>
+          <w:sz w:val="24"/>
+          <w:szCs w:val="24"/>
+        </w:rPr>
+      </w:pPr>
+      <w:r>
+        <w:rPr>
+          <w:rFonts w:ascii="Montserrat" w:hAnsi="Montserrat" w:cs="Times New Roman"/>
           <w:sz w:val="24"/>
           <w:szCs w:val="24"/>
         </w:rPr>
@@ -2343,14 +2321,14 @@
         <w:spacing w:after="0" w:line="360" w:lineRule="auto"/>
         <w:jc w:val="both"/>
         <w:rPr>
-          <w:rFonts w:ascii="Times New Roman" w:hAnsi="Times New Roman" w:cs="Times New Roman"/>
-          <w:sz w:val="24"/>
-          <w:szCs w:val="24"/>
-        </w:rPr>
-      </w:pPr>
-      <w:r>
-        <w:rPr>
-          <w:rFonts w:ascii="Times New Roman" w:hAnsi="Times New Roman" w:cs="Times New Roman"/>
+          <w:rFonts w:ascii="Montserrat" w:hAnsi="Montserrat" w:cs="Times New Roman"/>
+          <w:sz w:val="24"/>
+          <w:szCs w:val="24"/>
+        </w:rPr>
+      </w:pPr>
+      <w:r>
+        <w:rPr>
+          <w:rFonts w:ascii="Montserrat" w:hAnsi="Montserrat" w:cs="Times New Roman"/>
           <w:sz w:val="24"/>
           <w:szCs w:val="24"/>
         </w:rPr>
@@ -2363,25 +2341,25 @@
         <w:spacing w:after="0" w:line="360" w:lineRule="auto"/>
         <w:jc w:val="both"/>
         <w:rPr>
-          <w:rFonts w:ascii="Times New Roman" w:hAnsi="Times New Roman" w:cs="Times New Roman"/>
-          <w:sz w:val="24"/>
-          <w:szCs w:val="24"/>
-        </w:rPr>
-      </w:pPr>
-    </w:p>
-    <w:p>
-      <w:pPr>
-        <w:spacing w:after="0" w:line="360" w:lineRule="auto"/>
-        <w:jc w:val="both"/>
-        <w:rPr>
-          <w:rFonts w:ascii="Times New Roman" w:hAnsi="Times New Roman" w:cs="Times New Roman"/>
-          <w:sz w:val="24"/>
-          <w:szCs w:val="24"/>
-        </w:rPr>
-      </w:pPr>
-      <w:r>
-        <w:rPr>
-          <w:rFonts w:ascii="Times New Roman" w:hAnsi="Times New Roman" w:cs="Times New Roman"/>
+          <w:rFonts w:ascii="Montserrat" w:hAnsi="Montserrat" w:cs="Times New Roman"/>
+          <w:sz w:val="24"/>
+          <w:szCs w:val="24"/>
+        </w:rPr>
+      </w:pPr>
+    </w:p>
+    <w:p>
+      <w:pPr>
+        <w:spacing w:after="0" w:line="360" w:lineRule="auto"/>
+        <w:jc w:val="both"/>
+        <w:rPr>
+          <w:rFonts w:ascii="Montserrat" w:hAnsi="Montserrat" w:cs="Times New Roman"/>
+          <w:sz w:val="24"/>
+          <w:szCs w:val="24"/>
+        </w:rPr>
+      </w:pPr>
+      <w:r>
+        <w:rPr>
+          <w:rFonts w:ascii="Montserrat" w:hAnsi="Montserrat" w:cs="Times New Roman"/>
           <w:sz w:val="24"/>
           <w:szCs w:val="24"/>
         </w:rPr>
@@ -2393,14 +2371,14 @@
         <w:spacing w:after="0" w:line="360" w:lineRule="auto"/>
         <w:jc w:val="both"/>
         <w:rPr>
-          <w:rFonts w:ascii="Times New Roman" w:hAnsi="Times New Roman" w:cs="Times New Roman"/>
-          <w:sz w:val="24"/>
-          <w:szCs w:val="24"/>
-        </w:rPr>
-      </w:pPr>
-      <w:r>
-        <w:rPr>
-          <w:rFonts w:ascii="Times New Roman" w:hAnsi="Times New Roman" w:cs="Times New Roman"/>
+          <w:rFonts w:ascii="Montserrat" w:hAnsi="Montserrat" w:cs="Times New Roman"/>
+          <w:sz w:val="24"/>
+          <w:szCs w:val="24"/>
+        </w:rPr>
+      </w:pPr>
+      <w:r>
+        <w:rPr>
+          <w:rFonts w:ascii="Montserrat" w:hAnsi="Montserrat" w:cs="Times New Roman"/>
           <w:sz w:val="24"/>
           <w:szCs w:val="24"/>
         </w:rPr>
@@ -2413,14 +2391,14 @@
         <w:spacing w:after="0" w:line="360" w:lineRule="auto"/>
         <w:jc w:val="both"/>
         <w:rPr>
-          <w:rFonts w:ascii="Times New Roman" w:hAnsi="Times New Roman" w:cs="Times New Roman"/>
-          <w:sz w:val="24"/>
-          <w:szCs w:val="24"/>
-        </w:rPr>
-      </w:pPr>
-      <w:r>
-        <w:rPr>
-          <w:rFonts w:ascii="Times New Roman" w:hAnsi="Times New Roman" w:cs="Times New Roman"/>
+          <w:rFonts w:ascii="Montserrat" w:hAnsi="Montserrat" w:cs="Times New Roman"/>
+          <w:sz w:val="24"/>
+          <w:szCs w:val="24"/>
+        </w:rPr>
+      </w:pPr>
+      <w:r>
+        <w:rPr>
+          <w:rFonts w:ascii="Montserrat" w:hAnsi="Montserrat" w:cs="Times New Roman"/>
           <w:sz w:val="24"/>
           <w:szCs w:val="24"/>
         </w:rPr>
@@ -2433,18 +2411,17 @@
         <w:spacing w:after="0" w:line="360" w:lineRule="auto"/>
         <w:jc w:val="both"/>
         <w:rPr>
-          <w:rFonts w:ascii="Times New Roman" w:hAnsi="Times New Roman" w:cs="Times New Roman"/>
-          <w:sz w:val="24"/>
-          <w:szCs w:val="24"/>
-        </w:rPr>
-      </w:pPr>
-      <w:r>
-        <w:rPr>
-          <w:rFonts w:ascii="Times New Roman" w:hAnsi="Times New Roman" w:cs="Times New Roman"/>
-          <w:sz w:val="24"/>
-          <w:szCs w:val="24"/>
-        </w:rPr>
-        <w:lastRenderedPageBreak/>
+          <w:rFonts w:ascii="Montserrat" w:hAnsi="Montserrat" w:cs="Times New Roman"/>
+          <w:sz w:val="24"/>
+          <w:szCs w:val="24"/>
+        </w:rPr>
+      </w:pPr>
+      <w:r>
+        <w:rPr>
+          <w:rFonts w:ascii="Montserrat" w:hAnsi="Montserrat" w:cs="Times New Roman"/>
+          <w:sz w:val="24"/>
+          <w:szCs w:val="24"/>
+        </w:rPr>
         <w:tab/>
         <w:t xml:space="preserve">Alex had blinked up into a face she recognized painfully. It was Alexander’s face. She was sucking in a shocked breath, a hot wave of hunger surging through her at the feel of his body, pressing hers down into the mattress as he rolled onto her. The instant was eternal, and she marveled at the way he fit against her. The immediate response of her own body, the awareness of his manhood brushing her thigh and dropping so perfectly between her legs, held her spellbound. Stiffening as it sensed where it was, resting on the opening to her body, it pressed against the threshold, and teased her folds apart. He almost entered her as he pushed himself up in surprise to gaze into her face. She had not yet consciously adjusted to the fact that Alexandrea had a guy in her bed, but her mind was insisting that could not be Alexander’s face. In a heartbeat, she knew who he was, and she sensed in that instant that he did not know who she was. He was aroused and interpreted her flushed and anxious face as matching arousal—and she was aroused, no doubt, but aroused in fear as well. As he gathered himself to thrust, she moved. </w:t>
       </w:r>
@@ -2454,14 +2431,14 @@
         <w:spacing w:after="0" w:line="360" w:lineRule="auto"/>
         <w:jc w:val="both"/>
         <w:rPr>
-          <w:rFonts w:ascii="Times New Roman" w:hAnsi="Times New Roman" w:cs="Times New Roman"/>
-          <w:sz w:val="24"/>
-          <w:szCs w:val="24"/>
-        </w:rPr>
-      </w:pPr>
-      <w:r>
-        <w:rPr>
-          <w:rFonts w:ascii="Times New Roman" w:hAnsi="Times New Roman" w:cs="Times New Roman"/>
+          <w:rFonts w:ascii="Montserrat" w:hAnsi="Montserrat" w:cs="Times New Roman"/>
+          <w:sz w:val="24"/>
+          <w:szCs w:val="24"/>
+        </w:rPr>
+      </w:pPr>
+      <w:r>
+        <w:rPr>
+          <w:rFonts w:ascii="Montserrat" w:hAnsi="Montserrat" w:cs="Times New Roman"/>
           <w:sz w:val="24"/>
           <w:szCs w:val="24"/>
         </w:rPr>
@@ -2474,53 +2451,44 @@
         <w:spacing w:after="0" w:line="360" w:lineRule="auto"/>
         <w:jc w:val="both"/>
         <w:rPr>
-          <w:rFonts w:ascii="Times New Roman" w:hAnsi="Times New Roman" w:cs="Times New Roman"/>
-          <w:sz w:val="24"/>
-          <w:szCs w:val="24"/>
-        </w:rPr>
-      </w:pPr>
-    </w:p>
-    <w:p>
-      <w:pPr>
-        <w:spacing w:after="0" w:line="360" w:lineRule="auto"/>
-        <w:jc w:val="both"/>
-        <w:rPr>
-          <w:rFonts w:ascii="Times New Roman" w:hAnsi="Times New Roman" w:cs="Times New Roman"/>
-          <w:sz w:val="24"/>
-          <w:szCs w:val="24"/>
-        </w:rPr>
-      </w:pPr>
-      <w:r>
-        <w:rPr>
-          <w:rFonts w:ascii="Times New Roman" w:hAnsi="Times New Roman" w:cs="Times New Roman"/>
-          <w:sz w:val="24"/>
-          <w:szCs w:val="24"/>
-        </w:rPr>
-        <w:t xml:space="preserve">As she stormed though the house naked, she calmed down. Where was she supposed to go? If she went to her father and asked to use the other bed, she would have to explain. But what could she say? It seemed her assumption had been confirmed. Alexandrea had looked out at her through both sets of eyes. She had already confided that she had mastered the translation of the sexes, and Alex herself had admitted what the combination of those two abilities would inevitably lead her to do. Her own self-honesty made her hasty comment an unforgivable insult. What was her excuse? The girl in her had been ready, but the boy had torn her away. Her instincts had clashed so thoroughly she did not </w:t>
-      </w:r>
-      <w:r>
-        <w:rPr>
-          <w:rFonts w:ascii="Times New Roman" w:hAnsi="Times New Roman" w:cs="Times New Roman"/>
-          <w:sz w:val="24"/>
-          <w:szCs w:val="24"/>
-        </w:rPr>
-        <w:lastRenderedPageBreak/>
-        <w:t xml:space="preserve">know which side of her had uttered that damning statement. Her heart was still pounding. It had been a close call, a single thrust away from sex, but it was her own fault for going into a stranger’s bed naked. </w:t>
-      </w:r>
-    </w:p>
-    <w:p>
-      <w:pPr>
-        <w:spacing w:after="0" w:line="360" w:lineRule="auto"/>
-        <w:jc w:val="both"/>
-        <w:rPr>
-          <w:rFonts w:ascii="Times New Roman" w:hAnsi="Times New Roman" w:cs="Times New Roman"/>
-          <w:sz w:val="24"/>
-          <w:szCs w:val="24"/>
-        </w:rPr>
-      </w:pPr>
-      <w:r>
-        <w:rPr>
-          <w:rFonts w:ascii="Times New Roman" w:hAnsi="Times New Roman" w:cs="Times New Roman"/>
+          <w:rFonts w:ascii="Montserrat" w:hAnsi="Montserrat" w:cs="Times New Roman"/>
+          <w:sz w:val="24"/>
+          <w:szCs w:val="24"/>
+        </w:rPr>
+      </w:pPr>
+    </w:p>
+    <w:p>
+      <w:pPr>
+        <w:spacing w:after="0" w:line="360" w:lineRule="auto"/>
+        <w:jc w:val="both"/>
+        <w:rPr>
+          <w:rFonts w:ascii="Montserrat" w:hAnsi="Montserrat" w:cs="Times New Roman"/>
+          <w:sz w:val="24"/>
+          <w:szCs w:val="24"/>
+        </w:rPr>
+      </w:pPr>
+      <w:r>
+        <w:rPr>
+          <w:rFonts w:ascii="Montserrat" w:hAnsi="Montserrat" w:cs="Times New Roman"/>
+          <w:sz w:val="24"/>
+          <w:szCs w:val="24"/>
+        </w:rPr>
+        <w:t xml:space="preserve">As she stormed though the house naked, she calmed down. Where was she supposed to go? If she went to her father and asked to use the other bed, she would have to explain. But what could she say? It seemed her assumption had been confirmed. Alexandrea had looked out at her through both sets of eyes. She had already confided that she had mastered the translation of the sexes, and Alex herself had admitted what the combination of those two abilities would inevitably lead her to do. Her own self-honesty made her hasty comment an unforgivable insult. What was her excuse? The girl in her had been ready, but the boy had torn her away. Her instincts had clashed so thoroughly she did not know which side of her had uttered that damning statement. Her heart was still pounding. It had been a close call, a single thrust away from sex, but it was her own fault for going into a stranger’s bed naked. </w:t>
+      </w:r>
+    </w:p>
+    <w:p>
+      <w:pPr>
+        <w:spacing w:after="0" w:line="360" w:lineRule="auto"/>
+        <w:jc w:val="both"/>
+        <w:rPr>
+          <w:rFonts w:ascii="Montserrat" w:hAnsi="Montserrat" w:cs="Times New Roman"/>
+          <w:sz w:val="24"/>
+          <w:szCs w:val="24"/>
+        </w:rPr>
+      </w:pPr>
+      <w:r>
+        <w:rPr>
+          <w:rFonts w:ascii="Montserrat" w:hAnsi="Montserrat" w:cs="Times New Roman"/>
           <w:sz w:val="24"/>
           <w:szCs w:val="24"/>
         </w:rPr>
@@ -2529,7 +2497,7 @@
       </w:r>
       <w:r>
         <w:rPr>
-          <w:rFonts w:ascii="Times New Roman" w:hAnsi="Times New Roman" w:cs="Times New Roman"/>
+          <w:rFonts w:ascii="Montserrat" w:hAnsi="Montserrat" w:cs="Times New Roman"/>
           <w:i/>
           <w:iCs/>
           <w:sz w:val="24"/>
@@ -2539,7 +2507,7 @@
       </w:r>
       <w:r>
         <w:rPr>
-          <w:rFonts w:ascii="Times New Roman" w:hAnsi="Times New Roman" w:cs="Times New Roman"/>
+          <w:rFonts w:ascii="Montserrat" w:hAnsi="Montserrat" w:cs="Times New Roman"/>
           <w:sz w:val="24"/>
           <w:szCs w:val="24"/>
         </w:rPr>
@@ -2551,14 +2519,14 @@
         <w:spacing w:after="0" w:line="360" w:lineRule="auto"/>
         <w:jc w:val="both"/>
         <w:rPr>
-          <w:rFonts w:ascii="Times New Roman" w:hAnsi="Times New Roman" w:cs="Times New Roman"/>
-          <w:sz w:val="24"/>
-          <w:szCs w:val="24"/>
-        </w:rPr>
-      </w:pPr>
-      <w:r>
-        <w:rPr>
-          <w:rFonts w:ascii="Times New Roman" w:hAnsi="Times New Roman" w:cs="Times New Roman"/>
+          <w:rFonts w:ascii="Montserrat" w:hAnsi="Montserrat" w:cs="Times New Roman"/>
+          <w:sz w:val="24"/>
+          <w:szCs w:val="24"/>
+        </w:rPr>
+      </w:pPr>
+      <w:r>
+        <w:rPr>
+          <w:rFonts w:ascii="Montserrat" w:hAnsi="Montserrat" w:cs="Times New Roman"/>
           <w:sz w:val="24"/>
           <w:szCs w:val="24"/>
         </w:rPr>
@@ -2571,14 +2539,14 @@
         <w:spacing w:after="0" w:line="360" w:lineRule="auto"/>
         <w:jc w:val="both"/>
         <w:rPr>
-          <w:rFonts w:ascii="Times New Roman" w:hAnsi="Times New Roman" w:cs="Times New Roman"/>
-          <w:sz w:val="24"/>
-          <w:szCs w:val="24"/>
-        </w:rPr>
-      </w:pPr>
-      <w:r>
-        <w:rPr>
-          <w:rFonts w:ascii="Times New Roman" w:hAnsi="Times New Roman" w:cs="Times New Roman"/>
+          <w:rFonts w:ascii="Montserrat" w:hAnsi="Montserrat" w:cs="Times New Roman"/>
+          <w:sz w:val="24"/>
+          <w:szCs w:val="24"/>
+        </w:rPr>
+      </w:pPr>
+      <w:r>
+        <w:rPr>
+          <w:rFonts w:ascii="Montserrat" w:hAnsi="Montserrat" w:cs="Times New Roman"/>
           <w:sz w:val="24"/>
           <w:szCs w:val="24"/>
         </w:rPr>
@@ -2591,14 +2559,14 @@
         <w:spacing w:after="0" w:line="360" w:lineRule="auto"/>
         <w:jc w:val="both"/>
         <w:rPr>
-          <w:rFonts w:ascii="Times New Roman" w:hAnsi="Times New Roman" w:cs="Times New Roman"/>
-          <w:sz w:val="24"/>
-          <w:szCs w:val="24"/>
-        </w:rPr>
-      </w:pPr>
-      <w:r>
-        <w:rPr>
-          <w:rFonts w:ascii="Times New Roman" w:hAnsi="Times New Roman" w:cs="Times New Roman"/>
+          <w:rFonts w:ascii="Montserrat" w:hAnsi="Montserrat" w:cs="Times New Roman"/>
+          <w:sz w:val="24"/>
+          <w:szCs w:val="24"/>
+        </w:rPr>
+      </w:pPr>
+      <w:r>
+        <w:rPr>
+          <w:rFonts w:ascii="Montserrat" w:hAnsi="Montserrat" w:cs="Times New Roman"/>
           <w:sz w:val="24"/>
           <w:szCs w:val="24"/>
         </w:rPr>
@@ -2611,14 +2579,14 @@
         <w:spacing w:after="0" w:line="360" w:lineRule="auto"/>
         <w:jc w:val="both"/>
         <w:rPr>
-          <w:rFonts w:ascii="Times New Roman" w:hAnsi="Times New Roman" w:cs="Times New Roman"/>
-          <w:sz w:val="24"/>
-          <w:szCs w:val="24"/>
-        </w:rPr>
-      </w:pPr>
-      <w:r>
-        <w:rPr>
-          <w:rFonts w:ascii="Times New Roman" w:hAnsi="Times New Roman" w:cs="Times New Roman"/>
+          <w:rFonts w:ascii="Montserrat" w:hAnsi="Montserrat" w:cs="Times New Roman"/>
+          <w:sz w:val="24"/>
+          <w:szCs w:val="24"/>
+        </w:rPr>
+      </w:pPr>
+      <w:r>
+        <w:rPr>
+          <w:rFonts w:ascii="Montserrat" w:hAnsi="Montserrat" w:cs="Times New Roman"/>
           <w:sz w:val="24"/>
           <w:szCs w:val="24"/>
         </w:rPr>
@@ -2631,18 +2599,17 @@
         <w:spacing w:after="0" w:line="360" w:lineRule="auto"/>
         <w:jc w:val="both"/>
         <w:rPr>
-          <w:rFonts w:ascii="Times New Roman" w:hAnsi="Times New Roman" w:cs="Times New Roman"/>
-          <w:sz w:val="24"/>
-          <w:szCs w:val="24"/>
-        </w:rPr>
-      </w:pPr>
-      <w:r>
-        <w:rPr>
-          <w:rFonts w:ascii="Times New Roman" w:hAnsi="Times New Roman" w:cs="Times New Roman"/>
-          <w:sz w:val="24"/>
-          <w:szCs w:val="24"/>
-        </w:rPr>
-        <w:lastRenderedPageBreak/>
+          <w:rFonts w:ascii="Montserrat" w:hAnsi="Montserrat" w:cs="Times New Roman"/>
+          <w:sz w:val="24"/>
+          <w:szCs w:val="24"/>
+        </w:rPr>
+      </w:pPr>
+      <w:r>
+        <w:rPr>
+          <w:rFonts w:ascii="Montserrat" w:hAnsi="Montserrat" w:cs="Times New Roman"/>
+          <w:sz w:val="24"/>
+          <w:szCs w:val="24"/>
+        </w:rPr>
         <w:tab/>
         <w:t xml:space="preserve">Alex covered Alexandrea’s hand and looked her straight in the eye. “What I meant was,” she swallowed, digging deep for her honest impulse, whatever truth had rested at the depths of her confusion, and surprised herself by saying, “I liked the idea. I understood what you had, and I only wished I could be that for myself. I mean—if you want me—if looking like you makes you want me—“ she swallowed again, as the boy in her sensed what she was really offering. </w:t>
       </w:r>
@@ -2652,14 +2619,14 @@
         <w:spacing w:after="0" w:line="360" w:lineRule="auto"/>
         <w:jc w:val="both"/>
         <w:rPr>
-          <w:rFonts w:ascii="Times New Roman" w:hAnsi="Times New Roman" w:cs="Times New Roman"/>
-          <w:sz w:val="24"/>
-          <w:szCs w:val="24"/>
-        </w:rPr>
-      </w:pPr>
-      <w:r>
-        <w:rPr>
-          <w:rFonts w:ascii="Times New Roman" w:hAnsi="Times New Roman" w:cs="Times New Roman"/>
+          <w:rFonts w:ascii="Montserrat" w:hAnsi="Montserrat" w:cs="Times New Roman"/>
+          <w:sz w:val="24"/>
+          <w:szCs w:val="24"/>
+        </w:rPr>
+      </w:pPr>
+      <w:r>
+        <w:rPr>
+          <w:rFonts w:ascii="Montserrat" w:hAnsi="Montserrat" w:cs="Times New Roman"/>
           <w:sz w:val="24"/>
           <w:szCs w:val="24"/>
         </w:rPr>
@@ -2672,14 +2639,14 @@
         <w:spacing w:after="0" w:line="360" w:lineRule="auto"/>
         <w:jc w:val="both"/>
         <w:rPr>
-          <w:rFonts w:ascii="Times New Roman" w:hAnsi="Times New Roman" w:cs="Times New Roman"/>
-          <w:sz w:val="24"/>
-          <w:szCs w:val="24"/>
-        </w:rPr>
-      </w:pPr>
-      <w:r>
-        <w:rPr>
-          <w:rFonts w:ascii="Times New Roman" w:hAnsi="Times New Roman" w:cs="Times New Roman"/>
+          <w:rFonts w:ascii="Montserrat" w:hAnsi="Montserrat" w:cs="Times New Roman"/>
+          <w:sz w:val="24"/>
+          <w:szCs w:val="24"/>
+        </w:rPr>
+      </w:pPr>
+      <w:r>
+        <w:rPr>
+          <w:rFonts w:ascii="Montserrat" w:hAnsi="Montserrat" w:cs="Times New Roman"/>
           <w:sz w:val="24"/>
           <w:szCs w:val="24"/>
         </w:rPr>
@@ -2692,14 +2659,14 @@
         <w:spacing w:after="0" w:line="360" w:lineRule="auto"/>
         <w:jc w:val="both"/>
         <w:rPr>
-          <w:rFonts w:ascii="Times New Roman" w:hAnsi="Times New Roman" w:cs="Times New Roman"/>
-          <w:sz w:val="24"/>
-          <w:szCs w:val="24"/>
-        </w:rPr>
-      </w:pPr>
-      <w:r>
-        <w:rPr>
-          <w:rFonts w:ascii="Times New Roman" w:hAnsi="Times New Roman" w:cs="Times New Roman"/>
+          <w:rFonts w:ascii="Montserrat" w:hAnsi="Montserrat" w:cs="Times New Roman"/>
+          <w:sz w:val="24"/>
+          <w:szCs w:val="24"/>
+        </w:rPr>
+      </w:pPr>
+      <w:r>
+        <w:rPr>
+          <w:rFonts w:ascii="Montserrat" w:hAnsi="Montserrat" w:cs="Times New Roman"/>
           <w:sz w:val="24"/>
           <w:szCs w:val="24"/>
         </w:rPr>
@@ -2712,14 +2679,14 @@
         <w:spacing w:after="0" w:line="360" w:lineRule="auto"/>
         <w:jc w:val="both"/>
         <w:rPr>
-          <w:rFonts w:ascii="Times New Roman" w:hAnsi="Times New Roman" w:cs="Times New Roman"/>
-          <w:sz w:val="24"/>
-          <w:szCs w:val="24"/>
-        </w:rPr>
-      </w:pPr>
-      <w:r>
-        <w:rPr>
-          <w:rFonts w:ascii="Times New Roman" w:hAnsi="Times New Roman" w:cs="Times New Roman"/>
+          <w:rFonts w:ascii="Montserrat" w:hAnsi="Montserrat" w:cs="Times New Roman"/>
+          <w:sz w:val="24"/>
+          <w:szCs w:val="24"/>
+        </w:rPr>
+      </w:pPr>
+      <w:r>
+        <w:rPr>
+          <w:rFonts w:ascii="Montserrat" w:hAnsi="Montserrat" w:cs="Times New Roman"/>
           <w:sz w:val="24"/>
           <w:szCs w:val="24"/>
         </w:rPr>
@@ -2732,14 +2699,14 @@
         <w:spacing w:after="0" w:line="360" w:lineRule="auto"/>
         <w:jc w:val="both"/>
         <w:rPr>
-          <w:rFonts w:ascii="Times New Roman" w:hAnsi="Times New Roman" w:cs="Times New Roman"/>
-          <w:sz w:val="24"/>
-          <w:szCs w:val="24"/>
-        </w:rPr>
-      </w:pPr>
-      <w:r>
-        <w:rPr>
-          <w:rFonts w:ascii="Times New Roman" w:hAnsi="Times New Roman" w:cs="Times New Roman"/>
+          <w:rFonts w:ascii="Montserrat" w:hAnsi="Montserrat" w:cs="Times New Roman"/>
+          <w:sz w:val="24"/>
+          <w:szCs w:val="24"/>
+        </w:rPr>
+      </w:pPr>
+      <w:r>
+        <w:rPr>
+          <w:rFonts w:ascii="Montserrat" w:hAnsi="Montserrat" w:cs="Times New Roman"/>
           <w:sz w:val="24"/>
           <w:szCs w:val="24"/>
         </w:rPr>
@@ -2752,18 +2719,17 @@
         <w:spacing w:after="0" w:line="360" w:lineRule="auto"/>
         <w:jc w:val="both"/>
         <w:rPr>
-          <w:rFonts w:ascii="Times New Roman" w:hAnsi="Times New Roman" w:cs="Times New Roman"/>
-          <w:sz w:val="24"/>
-          <w:szCs w:val="24"/>
-        </w:rPr>
-      </w:pPr>
-      <w:r>
-        <w:rPr>
-          <w:rFonts w:ascii="Times New Roman" w:hAnsi="Times New Roman" w:cs="Times New Roman"/>
-          <w:sz w:val="24"/>
-          <w:szCs w:val="24"/>
-        </w:rPr>
-        <w:lastRenderedPageBreak/>
+          <w:rFonts w:ascii="Montserrat" w:hAnsi="Montserrat" w:cs="Times New Roman"/>
+          <w:sz w:val="24"/>
+          <w:szCs w:val="24"/>
+        </w:rPr>
+      </w:pPr>
+      <w:r>
+        <w:rPr>
+          <w:rFonts w:ascii="Montserrat" w:hAnsi="Montserrat" w:cs="Times New Roman"/>
+          <w:sz w:val="24"/>
+          <w:szCs w:val="24"/>
+        </w:rPr>
         <w:tab/>
         <w:t xml:space="preserve">Alexandrea met her eye. She was confessing a concern which still applied. “I would feel so bad if I ruined you for ever being male again,” she declared passionately, gripping her tightly and going on with a hint of pain, “and feel so guilty because it would not change the way I feel about you if I did.” Alex stared at her in surprise, and Alexandrea shook her head. “I don’t understand it. I have only known you for a few hours, but if you never changed, or if you changed entirely I would still feel this way about you. I mean,” she struggled to express what had dawned on her in the bath. “I feel like this because you are you. It was something in your eyes. I don’t know if it’s love or what, but I can’t get it out of my head. I just broke down and cried my heart out because you left, and I did not know if you would ever really come back.” She caught herself, drawing in another deep breath and brushing a new rivulet from her cheeks. She blinked to focus her eyes and then reached out a hand to caress Alex’s face. Her hand fit the pattern of tingling that still burned in her cheek. An apology of her own emerged as she met her eyes again and murmured, “I am sorry for hitting you.” </w:t>
       </w:r>
@@ -2773,14 +2739,14 @@
         <w:spacing w:after="0" w:line="360" w:lineRule="auto"/>
         <w:jc w:val="both"/>
         <w:rPr>
-          <w:rFonts w:ascii="Times New Roman" w:hAnsi="Times New Roman" w:cs="Times New Roman"/>
-          <w:sz w:val="24"/>
-          <w:szCs w:val="24"/>
-        </w:rPr>
-      </w:pPr>
-      <w:r>
-        <w:rPr>
-          <w:rFonts w:ascii="Times New Roman" w:hAnsi="Times New Roman" w:cs="Times New Roman"/>
+          <w:rFonts w:ascii="Montserrat" w:hAnsi="Montserrat" w:cs="Times New Roman"/>
+          <w:sz w:val="24"/>
+          <w:szCs w:val="24"/>
+        </w:rPr>
+      </w:pPr>
+      <w:r>
+        <w:rPr>
+          <w:rFonts w:ascii="Montserrat" w:hAnsi="Montserrat" w:cs="Times New Roman"/>
           <w:sz w:val="24"/>
           <w:szCs w:val="24"/>
         </w:rPr>
@@ -2789,7 +2755,7 @@
       </w:r>
       <w:r>
         <w:rPr>
-          <w:rFonts w:ascii="Times New Roman" w:hAnsi="Times New Roman" w:cs="Times New Roman"/>
+          <w:rFonts w:ascii="Montserrat" w:hAnsi="Montserrat" w:cs="Times New Roman"/>
           <w:i/>
           <w:iCs/>
           <w:sz w:val="24"/>
@@ -2799,7 +2765,7 @@
       </w:r>
       <w:r>
         <w:rPr>
-          <w:rFonts w:ascii="Times New Roman" w:hAnsi="Times New Roman" w:cs="Times New Roman"/>
+          <w:rFonts w:ascii="Montserrat" w:hAnsi="Montserrat" w:cs="Times New Roman"/>
           <w:sz w:val="24"/>
           <w:szCs w:val="24"/>
         </w:rPr>
@@ -2811,43 +2777,34 @@
         <w:spacing w:after="0" w:line="360" w:lineRule="auto"/>
         <w:jc w:val="both"/>
         <w:rPr>
-          <w:rFonts w:ascii="Times New Roman" w:hAnsi="Times New Roman" w:cs="Times New Roman"/>
-          <w:sz w:val="24"/>
-          <w:szCs w:val="24"/>
-        </w:rPr>
-      </w:pPr>
-      <w:r>
-        <w:rPr>
-          <w:rFonts w:ascii="Times New Roman" w:hAnsi="Times New Roman" w:cs="Times New Roman"/>
-          <w:sz w:val="24"/>
-          <w:szCs w:val="24"/>
-        </w:rPr>
-        <w:tab/>
-        <w:t xml:space="preserve">Alexandrea took her friend’s face into her hands and leaned forward. It was a kiss that promised friendship and welcomed her as a lover. In that passionate exchange, an intercourse more equal and intimate than coital sex, they admitted to each other that this went beyond playful sport. Alex moaned as she pulled away. Alexandrea stopped her, before she could demand another kiss. “There’s something I need to do first,” she said, </w:t>
-      </w:r>
-      <w:r>
-        <w:rPr>
-          <w:rFonts w:ascii="Times New Roman" w:hAnsi="Times New Roman" w:cs="Times New Roman"/>
-          <w:sz w:val="24"/>
-          <w:szCs w:val="24"/>
-        </w:rPr>
-        <w:lastRenderedPageBreak/>
-        <w:t xml:space="preserve">pushing Alex onto her back and placing her hands over the girl’s belly. “I need to show you how to protect yourself.” Alex felt the probing of her body, and her attention descended to observe as Alexandrea’s awareness moved through the cells of her body. </w:t>
-      </w:r>
-    </w:p>
-    <w:p>
-      <w:pPr>
-        <w:spacing w:after="0" w:line="360" w:lineRule="auto"/>
-        <w:jc w:val="both"/>
-        <w:rPr>
-          <w:rFonts w:ascii="Times New Roman" w:hAnsi="Times New Roman" w:cs="Times New Roman"/>
-          <w:sz w:val="24"/>
-          <w:szCs w:val="24"/>
-        </w:rPr>
-      </w:pPr>
-      <w:r>
-        <w:rPr>
-          <w:rFonts w:ascii="Times New Roman" w:hAnsi="Times New Roman" w:cs="Times New Roman"/>
+          <w:rFonts w:ascii="Montserrat" w:hAnsi="Montserrat" w:cs="Times New Roman"/>
+          <w:sz w:val="24"/>
+          <w:szCs w:val="24"/>
+        </w:rPr>
+      </w:pPr>
+      <w:r>
+        <w:rPr>
+          <w:rFonts w:ascii="Montserrat" w:hAnsi="Montserrat" w:cs="Times New Roman"/>
+          <w:sz w:val="24"/>
+          <w:szCs w:val="24"/>
+        </w:rPr>
+        <w:tab/>
+        <w:t xml:space="preserve">Alexandrea took her friend’s face into her hands and leaned forward. It was a kiss that promised friendship and welcomed her as a lover. In that passionate exchange, an intercourse more equal and intimate than coital sex, they admitted to each other that this went beyond playful sport. Alex moaned as she pulled away. Alexandrea stopped her, before she could demand another kiss. “There’s something I need to do first,” she said, pushing Alex onto her back and placing her hands over the girl’s belly. “I need to show you how to protect yourself.” Alex felt the probing of her body, and her attention descended to observe as Alexandrea’s awareness moved through the cells of her body. </w:t>
+      </w:r>
+    </w:p>
+    <w:p>
+      <w:pPr>
+        <w:spacing w:after="0" w:line="360" w:lineRule="auto"/>
+        <w:jc w:val="both"/>
+        <w:rPr>
+          <w:rFonts w:ascii="Montserrat" w:hAnsi="Montserrat" w:cs="Times New Roman"/>
+          <w:sz w:val="24"/>
+          <w:szCs w:val="24"/>
+        </w:rPr>
+      </w:pPr>
+      <w:r>
+        <w:rPr>
+          <w:rFonts w:ascii="Montserrat" w:hAnsi="Montserrat" w:cs="Times New Roman"/>
           <w:sz w:val="24"/>
           <w:szCs w:val="24"/>
         </w:rPr>
@@ -2860,14 +2817,14 @@
         <w:spacing w:after="0" w:line="360" w:lineRule="auto"/>
         <w:jc w:val="both"/>
         <w:rPr>
-          <w:rFonts w:ascii="Times New Roman" w:hAnsi="Times New Roman" w:cs="Times New Roman"/>
-          <w:sz w:val="24"/>
-          <w:szCs w:val="24"/>
-        </w:rPr>
-      </w:pPr>
-      <w:r>
-        <w:rPr>
-          <w:rFonts w:ascii="Times New Roman" w:hAnsi="Times New Roman" w:cs="Times New Roman"/>
+          <w:rFonts w:ascii="Montserrat" w:hAnsi="Montserrat" w:cs="Times New Roman"/>
+          <w:sz w:val="24"/>
+          <w:szCs w:val="24"/>
+        </w:rPr>
+      </w:pPr>
+      <w:r>
+        <w:rPr>
+          <w:rFonts w:ascii="Montserrat" w:hAnsi="Montserrat" w:cs="Times New Roman"/>
           <w:sz w:val="24"/>
           <w:szCs w:val="24"/>
         </w:rPr>
@@ -2880,14 +2837,14 @@
         <w:spacing w:after="0" w:line="360" w:lineRule="auto"/>
         <w:jc w:val="both"/>
         <w:rPr>
-          <w:rFonts w:ascii="Times New Roman" w:hAnsi="Times New Roman" w:cs="Times New Roman"/>
-          <w:sz w:val="24"/>
-          <w:szCs w:val="24"/>
-        </w:rPr>
-      </w:pPr>
-      <w:r>
-        <w:rPr>
-          <w:rFonts w:ascii="Times New Roman" w:hAnsi="Times New Roman" w:cs="Times New Roman"/>
+          <w:rFonts w:ascii="Montserrat" w:hAnsi="Montserrat" w:cs="Times New Roman"/>
+          <w:sz w:val="24"/>
+          <w:szCs w:val="24"/>
+        </w:rPr>
+      </w:pPr>
+      <w:r>
+        <w:rPr>
+          <w:rFonts w:ascii="Montserrat" w:hAnsi="Montserrat" w:cs="Times New Roman"/>
           <w:sz w:val="24"/>
           <w:szCs w:val="24"/>
         </w:rPr>
@@ -2896,7 +2853,7 @@
       </w:r>
       <w:r>
         <w:rPr>
-          <w:rFonts w:ascii="Times New Roman" w:hAnsi="Times New Roman" w:cs="Times New Roman"/>
+          <w:rFonts w:ascii="Montserrat" w:hAnsi="Montserrat" w:cs="Times New Roman"/>
           <w:i/>
           <w:iCs/>
           <w:sz w:val="24"/>
@@ -2906,35 +2863,26 @@
       </w:r>
       <w:r>
         <w:rPr>
-          <w:rFonts w:ascii="Times New Roman" w:hAnsi="Times New Roman" w:cs="Times New Roman"/>
-          <w:sz w:val="24"/>
-          <w:szCs w:val="24"/>
-        </w:rPr>
-        <w:t xml:space="preserve"> I can say I’m no longer a virgin.” What Anne and Alle had practiced on each other had stood Alexander—Alexandrea as a boy—in good stead during his first </w:t>
-      </w:r>
-      <w:r>
-        <w:rPr>
-          <w:rFonts w:ascii="Times New Roman" w:hAnsi="Times New Roman" w:cs="Times New Roman"/>
-          <w:sz w:val="24"/>
-          <w:szCs w:val="24"/>
-        </w:rPr>
-        <w:lastRenderedPageBreak/>
-        <w:t xml:space="preserve">coital union with a unique and separate person. By himself, Alexander had known sex as a perfect act, but only with Alex had he tasted the mystery of intercourse.  </w:t>
-      </w:r>
-    </w:p>
-    <w:p>
-      <w:pPr>
-        <w:spacing w:after="0" w:line="360" w:lineRule="auto"/>
-        <w:jc w:val="both"/>
-        <w:rPr>
-          <w:rFonts w:ascii="Times New Roman" w:hAnsi="Times New Roman" w:cs="Times New Roman"/>
-          <w:sz w:val="24"/>
-          <w:szCs w:val="24"/>
-        </w:rPr>
-      </w:pPr>
-      <w:r>
-        <w:rPr>
-          <w:rFonts w:ascii="Times New Roman" w:hAnsi="Times New Roman" w:cs="Times New Roman"/>
+          <w:rFonts w:ascii="Montserrat" w:hAnsi="Montserrat" w:cs="Times New Roman"/>
+          <w:sz w:val="24"/>
+          <w:szCs w:val="24"/>
+        </w:rPr>
+        <w:t xml:space="preserve"> I can say I’m no longer a virgin.” What Anne and Alle had practiced on each other had stood Alexander—Alexandrea as a boy—in good stead during his first coital union with a unique and separate person. By himself, Alexander had known sex as a perfect act, but only with Alex had he tasted the mystery of intercourse.  </w:t>
+      </w:r>
+    </w:p>
+    <w:p>
+      <w:pPr>
+        <w:spacing w:after="0" w:line="360" w:lineRule="auto"/>
+        <w:jc w:val="both"/>
+        <w:rPr>
+          <w:rFonts w:ascii="Montserrat" w:hAnsi="Montserrat" w:cs="Times New Roman"/>
+          <w:sz w:val="24"/>
+          <w:szCs w:val="24"/>
+        </w:rPr>
+      </w:pPr>
+      <w:r>
+        <w:rPr>
+          <w:rFonts w:ascii="Montserrat" w:hAnsi="Montserrat" w:cs="Times New Roman"/>
           <w:sz w:val="24"/>
           <w:szCs w:val="24"/>
         </w:rPr>
@@ -2947,7 +2895,7 @@
         <w:spacing w:after="0" w:line="360" w:lineRule="auto"/>
         <w:jc w:val="both"/>
         <w:rPr>
-          <w:rFonts w:ascii="Times New Roman" w:hAnsi="Times New Roman" w:cs="Times New Roman"/>
+          <w:rFonts w:ascii="Montserrat" w:hAnsi="Montserrat" w:cs="Times New Roman"/>
           <w:sz w:val="24"/>
           <w:szCs w:val="24"/>
         </w:rPr>
@@ -2963,8 +2911,106 @@
 </w:document>
 </file>
 
+<file path=word/numbering.xml><?xml version="1.0" encoding="utf-8"?>
+<w:numbering xmlns:wpc="http://schemas.microsoft.com/office/word/2010/wordprocessingCanvas" xmlns:cx="http://schemas.microsoft.com/office/drawing/2014/chartex" xmlns:cx1="http://schemas.microsoft.com/office/drawing/2015/9/8/chartex" xmlns:cx2="http://schemas.microsoft.com/office/drawing/2015/10/21/chartex" xmlns:cx3="http://schemas.microsoft.com/office/drawing/2016/5/9/chartex" xmlns:cx4="http://schemas.microsoft.com/office/drawing/2016/5/10/chartex" xmlns:cx5="http://schemas.microsoft.com/office/drawing/2016/5/11/chartex" xmlns:cx6="http://schemas.microsoft.com/office/drawing/2016/5/12/chartex" xmlns:cx7="http://schemas.microsoft.com/office/drawing/2016/5/13/chartex" xmlns:cx8="http://schemas.microsoft.com/office/drawing/2016/5/14/chartex" xmlns:mc="http://schemas.openxmlformats.org/markup-compatibility/2006" xmlns:aink="http://schemas.microsoft.com/office/drawing/2016/ink" xmlns:am3d="http://schemas.microsoft.com/office/drawing/2017/model3d" xmlns:o="urn:schemas-microsoft-com:office:office" xmlns:oel="http://schemas.microsoft.com/office/2019/extlst" xmlns:r="http://schemas.openxmlformats.org/officeDocument/2006/relationships" xmlns:m="http://schemas.openxmlformats.org/officeDocument/2006/math" xmlns:v="urn:schemas-microsoft-com:vml" xmlns:wp14="http://schemas.microsoft.com/office/word/2010/wordprocessingDrawing" xmlns:wp="http://schemas.openxmlformats.org/drawingml/2006/wordprocessingDrawing" xmlns:w10="urn:schemas-microsoft-com:office:word" xmlns:w="http://schemas.openxmlformats.org/wordprocessingml/2006/main" xmlns:w14="http://schemas.microsoft.com/office/word/2010/wordml" xmlns:w15="http://schemas.microsoft.com/office/word/2012/wordml" xmlns:w16cex="http://schemas.microsoft.com/office/word/2018/wordml/cex" xmlns:w16cid="http://schemas.microsoft.com/office/word/2016/wordml/cid" xmlns:w16="http://schemas.microsoft.com/office/word/2018/wordml" xmlns:w16du="http://schemas.microsoft.com/office/word/2023/wordml/word16du" xmlns:w16sdtdh="http://schemas.microsoft.com/office/word/2020/wordml/sdtdatahash" xmlns:w16sdtfl="http://schemas.microsoft.com/office/word/2024/wordml/sdtformatlock" xmlns:w16se="http://schemas.microsoft.com/office/word/2015/wordml/symex" xmlns:wpg="http://schemas.microsoft.com/office/word/2010/wordprocessingGroup" xmlns:wpi="http://schemas.microsoft.com/office/word/2010/wordprocessingInk" xmlns:wne="http://schemas.microsoft.com/office/word/2006/wordml" xmlns:wps="http://schemas.microsoft.com/office/word/2010/wordprocessingShape" mc:Ignorable="w14 w15 w16se w16cid w16 w16cex w16sdtdh w16sdtfl w16du wp14">
+  <w:abstractNum w:abstractNumId="0" w15:restartNumberingAfterBreak="0">
+    <w:nsid w:val="FFFFFFFB"/>
+    <w:multiLevelType w:val="multilevel"/>
+    <w:tmpl w:val="80A499BA"/>
+    <w:lvl w:ilvl="0">
+      <w:start w:val="1"/>
+      <w:numFmt w:val="cardinalText"/>
+      <w:lvlText w:val="Chapter %1 "/>
+      <w:legacy w:legacy="1" w:legacySpace="144" w:legacyIndent="0"/>
+      <w:lvlJc w:val="left"/>
+    </w:lvl>
+    <w:lvl w:ilvl="1">
+      <w:start w:val="1"/>
+      <w:numFmt w:val="none"/>
+      <w:pStyle w:val="Heading2"/>
+      <w:suff w:val="nothing"/>
+      <w:lvlText w:val=""/>
+      <w:lvlJc w:val="left"/>
+    </w:lvl>
+    <w:lvl w:ilvl="2">
+      <w:start w:val="1"/>
+      <w:numFmt w:val="none"/>
+      <w:suff w:val="nothing"/>
+      <w:lvlText w:val=""/>
+      <w:lvlJc w:val="left"/>
+    </w:lvl>
+    <w:lvl w:ilvl="3">
+      <w:start w:val="1"/>
+      <w:numFmt w:val="none"/>
+      <w:pStyle w:val="Heading4"/>
+      <w:suff w:val="nothing"/>
+      <w:lvlText w:val=""/>
+      <w:lvlJc w:val="left"/>
+    </w:lvl>
+    <w:lvl w:ilvl="4">
+      <w:start w:val="1"/>
+      <w:numFmt w:val="none"/>
+      <w:pStyle w:val="Heading5"/>
+      <w:suff w:val="nothing"/>
+      <w:lvlText w:val=""/>
+      <w:lvlJc w:val="left"/>
+    </w:lvl>
+    <w:lvl w:ilvl="5">
+      <w:start w:val="1"/>
+      <w:numFmt w:val="none"/>
+      <w:pStyle w:val="Heading6"/>
+      <w:suff w:val="nothing"/>
+      <w:lvlText w:val=""/>
+      <w:lvlJc w:val="left"/>
+    </w:lvl>
+    <w:lvl w:ilvl="6">
+      <w:start w:val="1"/>
+      <w:numFmt w:val="none"/>
+      <w:suff w:val="nothing"/>
+      <w:lvlText w:val=""/>
+      <w:lvlJc w:val="left"/>
+    </w:lvl>
+    <w:lvl w:ilvl="7">
+      <w:start w:val="1"/>
+      <w:numFmt w:val="none"/>
+      <w:suff w:val="nothing"/>
+      <w:lvlText w:val=""/>
+      <w:lvlJc w:val="left"/>
+    </w:lvl>
+    <w:lvl w:ilvl="8">
+      <w:start w:val="1"/>
+      <w:numFmt w:val="none"/>
+      <w:suff w:val="nothing"/>
+      <w:lvlText w:val=""/>
+      <w:lvlJc w:val="left"/>
+    </w:lvl>
+  </w:abstractNum>
+  <w:num w:numId="1" w16cid:durableId="1422601155">
+    <w:abstractNumId w:val="0"/>
+  </w:num>
+  <w:num w:numId="2" w16cid:durableId="1316687758">
+    <w:abstractNumId w:val="0"/>
+  </w:num>
+  <w:num w:numId="3" w16cid:durableId="1726097122">
+    <w:abstractNumId w:val="0"/>
+  </w:num>
+  <w:num w:numId="4" w16cid:durableId="1622228457">
+    <w:abstractNumId w:val="0"/>
+  </w:num>
+  <w:num w:numId="5" w16cid:durableId="1318073175">
+    <w:abstractNumId w:val="0"/>
+  </w:num>
+  <w:num w:numId="6" w16cid:durableId="1456026821">
+    <w:abstractNumId w:val="0"/>
+  </w:num>
+  <w:num w:numId="7" w16cid:durableId="828865823">
+    <w:abstractNumId w:val="0"/>
+  </w:num>
+</w:numbering>
+</file>
+
 <file path=word/styles.xml><?xml version="1.0" encoding="utf-8"?>
-<w:styles xmlns:r="http://schemas.openxmlformats.org/officeDocument/2006/relationships" xmlns:w="http://schemas.openxmlformats.org/wordprocessingml/2006/main">
+<w:styles xmlns:mc="http://schemas.openxmlformats.org/markup-compatibility/2006" xmlns:r="http://schemas.openxmlformats.org/officeDocument/2006/relationships" xmlns:w="http://schemas.openxmlformats.org/wordprocessingml/2006/main" xmlns:w14="http://schemas.microsoft.com/office/word/2010/wordml" xmlns:w15="http://schemas.microsoft.com/office/word/2012/wordml" xmlns:w16cex="http://schemas.microsoft.com/office/word/2018/wordml/cex" xmlns:w16cid="http://schemas.microsoft.com/office/word/2016/wordml/cid" xmlns:w16="http://schemas.microsoft.com/office/word/2018/wordml" xmlns:w16du="http://schemas.microsoft.com/office/word/2023/wordml/word16du" xmlns:w16sdtdh="http://schemas.microsoft.com/office/word/2020/wordml/sdtdatahash" xmlns:w16sdtfl="http://schemas.microsoft.com/office/word/2024/wordml/sdtformatlock" xmlns:w16se="http://schemas.microsoft.com/office/word/2015/wordml/symex" mc:Ignorable="w14 w15 w16se w16cid w16 w16cex w16sdtdh w16sdtfl w16du">
   <w:docDefaults>
     <w:rPrDefault>
       <w:rPr>
@@ -2974,160 +3020,561 @@
         <w:lang w:val="en-US" w:eastAsia="en-US" w:bidi="ar-SA"/>
       </w:rPr>
     </w:rPrDefault>
-    <w:pPrDefault>
-      <w:pPr>
-        <w:spacing w:after="200" w:line="276" w:lineRule="auto"/>
-      </w:pPr>
-    </w:pPrDefault>
+    <w:pPrDefault/>
   </w:docDefaults>
-  <w:latentStyles w:defLockedState="0" w:defUIPriority="99" w:defSemiHidden="1" w:defUnhideWhenUsed="1" w:defQFormat="0" w:count="267">
-    <w:lsdException w:name="Normal" w:semiHidden="0" w:uiPriority="0" w:unhideWhenUsed="0" w:qFormat="1"/>
-    <w:lsdException w:name="heading 1" w:semiHidden="0" w:uiPriority="9" w:unhideWhenUsed="0" w:qFormat="1"/>
-    <w:lsdException w:name="heading 2" w:uiPriority="9" w:qFormat="1"/>
-    <w:lsdException w:name="heading 3" w:uiPriority="9" w:qFormat="1"/>
-    <w:lsdException w:name="heading 4" w:uiPriority="9" w:qFormat="1"/>
-    <w:lsdException w:name="heading 5" w:uiPriority="9" w:qFormat="1"/>
-    <w:lsdException w:name="heading 6" w:uiPriority="9" w:qFormat="1"/>
-    <w:lsdException w:name="heading 7" w:uiPriority="9" w:qFormat="1"/>
-    <w:lsdException w:name="heading 8" w:uiPriority="9" w:qFormat="1"/>
-    <w:lsdException w:name="heading 9" w:uiPriority="9" w:qFormat="1"/>
-    <w:lsdException w:name="toc 1" w:uiPriority="39"/>
-    <w:lsdException w:name="toc 2" w:uiPriority="39"/>
-    <w:lsdException w:name="toc 3" w:uiPriority="39"/>
-    <w:lsdException w:name="toc 4" w:uiPriority="39"/>
-    <w:lsdException w:name="toc 5" w:uiPriority="39"/>
-    <w:lsdException w:name="toc 6" w:uiPriority="39"/>
-    <w:lsdException w:name="toc 7" w:uiPriority="39"/>
-    <w:lsdException w:name="toc 8" w:uiPriority="39"/>
-    <w:lsdException w:name="toc 9" w:uiPriority="39"/>
-    <w:lsdException w:name="caption" w:uiPriority="35" w:qFormat="1"/>
-    <w:lsdException w:name="Title" w:semiHidden="0" w:uiPriority="10" w:unhideWhenUsed="0" w:qFormat="1"/>
-    <w:lsdException w:name="Default Paragraph Font" w:uiPriority="1"/>
-    <w:lsdException w:name="Body Text" w:uiPriority="0"/>
-    <w:lsdException w:name="Subtitle" w:semiHidden="0" w:uiPriority="11" w:unhideWhenUsed="0" w:qFormat="1"/>
-    <w:lsdException w:name="Strong" w:semiHidden="0" w:uiPriority="22" w:unhideWhenUsed="0" w:qFormat="1"/>
-    <w:lsdException w:name="Emphasis" w:semiHidden="0" w:uiPriority="20" w:unhideWhenUsed="0" w:qFormat="1"/>
-    <w:lsdException w:name="Table Grid" w:semiHidden="0" w:uiPriority="59" w:unhideWhenUsed="0"/>
-    <w:lsdException w:name="Placeholder Text" w:unhideWhenUsed="0"/>
-    <w:lsdException w:name="No Spacing" w:semiHidden="0" w:uiPriority="1" w:unhideWhenUsed="0" w:qFormat="1"/>
-    <w:lsdException w:name="Light Shading" w:semiHidden="0" w:uiPriority="60" w:unhideWhenUsed="0"/>
-    <w:lsdException w:name="Light List" w:semiHidden="0" w:uiPriority="61" w:unhideWhenUsed="0"/>
-    <w:lsdException w:name="Light Grid" w:semiHidden="0" w:uiPriority="62" w:unhideWhenUsed="0"/>
-    <w:lsdException w:name="Medium Shading 1" w:semiHidden="0" w:uiPriority="63" w:unhideWhenUsed="0"/>
-    <w:lsdException w:name="Medium Shading 2" w:semiHidden="0" w:uiPriority="64" w:unhideWhenUsed="0"/>
-    <w:lsdException w:name="Medium List 1" w:semiHidden="0" w:uiPriority="65" w:unhideWhenUsed="0"/>
-    <w:lsdException w:name="Medium List 2" w:semiHidden="0" w:uiPriority="66" w:unhideWhenUsed="0"/>
-    <w:lsdException w:name="Medium Grid 1" w:semiHidden="0" w:uiPriority="67" w:unhideWhenUsed="0"/>
-    <w:lsdException w:name="Medium Grid 2" w:semiHidden="0" w:uiPriority="68" w:unhideWhenUsed="0"/>
-    <w:lsdException w:name="Medium Grid 3" w:semiHidden="0" w:uiPriority="69" w:unhideWhenUsed="0"/>
-    <w:lsdException w:name="Dark List" w:semiHidden="0" w:uiPriority="70" w:unhideWhenUsed="0"/>
-    <w:lsdException w:name="Colorful Shading" w:semiHidden="0" w:uiPriority="71" w:unhideWhenUsed="0"/>
-    <w:lsdException w:name="Colorful List" w:semiHidden="0" w:uiPriority="72" w:unhideWhenUsed="0"/>
-    <w:lsdException w:name="Colorful Grid" w:semiHidden="0" w:uiPriority="73" w:unhideWhenUsed="0"/>
-    <w:lsdException w:name="Light Shading Accent 1" w:semiHidden="0" w:uiPriority="60" w:unhideWhenUsed="0"/>
-    <w:lsdException w:name="Light List Accent 1" w:semiHidden="0" w:uiPriority="61" w:unhideWhenUsed="0"/>
-    <w:lsdException w:name="Light Grid Accent 1" w:semiHidden="0" w:uiPriority="62" w:unhideWhenUsed="0"/>
-    <w:lsdException w:name="Medium Shading 1 Accent 1" w:semiHidden="0" w:uiPriority="63" w:unhideWhenUsed="0"/>
-    <w:lsdException w:name="Medium Shading 2 Accent 1" w:semiHidden="0" w:uiPriority="64" w:unhideWhenUsed="0"/>
-    <w:lsdException w:name="Medium List 1 Accent 1" w:semiHidden="0" w:uiPriority="65" w:unhideWhenUsed="0"/>
-    <w:lsdException w:name="Revision" w:unhideWhenUsed="0"/>
-    <w:lsdException w:name="List Paragraph" w:semiHidden="0" w:uiPriority="34" w:unhideWhenUsed="0" w:qFormat="1"/>
-    <w:lsdException w:name="Quote" w:semiHidden="0" w:uiPriority="29" w:unhideWhenUsed="0" w:qFormat="1"/>
-    <w:lsdException w:name="Intense Quote" w:semiHidden="0" w:uiPriority="30" w:unhideWhenUsed="0" w:qFormat="1"/>
-    <w:lsdException w:name="Medium List 2 Accent 1" w:semiHidden="0" w:uiPriority="66" w:unhideWhenUsed="0"/>
-    <w:lsdException w:name="Medium Grid 1 Accent 1" w:semiHidden="0" w:uiPriority="67" w:unhideWhenUsed="0"/>
-    <w:lsdException w:name="Medium Grid 2 Accent 1" w:semiHidden="0" w:uiPriority="68" w:unhideWhenUsed="0"/>
-    <w:lsdException w:name="Medium Grid 3 Accent 1" w:semiHidden="0" w:uiPriority="69" w:unhideWhenUsed="0"/>
-    <w:lsdException w:name="Dark List Accent 1" w:semiHidden="0" w:uiPriority="70" w:unhideWhenUsed="0"/>
-    <w:lsdException w:name="Colorful Shading Accent 1" w:semiHidden="0" w:uiPriority="71" w:unhideWhenUsed="0"/>
-    <w:lsdException w:name="Colorful List Accent 1" w:semiHidden="0" w:uiPriority="72" w:unhideWhenUsed="0"/>
-    <w:lsdException w:name="Colorful Grid Accent 1" w:semiHidden="0" w:uiPriority="73" w:unhideWhenUsed="0"/>
-    <w:lsdException w:name="Light Shading Accent 2" w:semiHidden="0" w:uiPriority="60" w:unhideWhenUsed="0"/>
-    <w:lsdException w:name="Light List Accent 2" w:semiHidden="0" w:uiPriority="61" w:unhideWhenUsed="0"/>
-    <w:lsdException w:name="Light Grid Accent 2" w:semiHidden="0" w:uiPriority="62" w:unhideWhenUsed="0"/>
-    <w:lsdException w:name="Medium Shading 1 Accent 2" w:semiHidden="0" w:uiPriority="63" w:unhideWhenUsed="0"/>
-    <w:lsdException w:name="Medium Shading 2 Accent 2" w:semiHidden="0" w:uiPriority="64" w:unhideWhenUsed="0"/>
-    <w:lsdException w:name="Medium List 1 Accent 2" w:semiHidden="0" w:uiPriority="65" w:unhideWhenUsed="0"/>
-    <w:lsdException w:name="Medium List 2 Accent 2" w:semiHidden="0" w:uiPriority="66" w:unhideWhenUsed="0"/>
-    <w:lsdException w:name="Medium Grid 1 Accent 2" w:semiHidden="0" w:uiPriority="67" w:unhideWhenUsed="0"/>
-    <w:lsdException w:name="Medium Grid 2 Accent 2" w:semiHidden="0" w:uiPriority="68" w:unhideWhenUsed="0"/>
-    <w:lsdException w:name="Medium Grid 3 Accent 2" w:semiHidden="0" w:uiPriority="69" w:unhideWhenUsed="0"/>
-    <w:lsdException w:name="Dark List Accent 2" w:semiHidden="0" w:uiPriority="70" w:unhideWhenUsed="0"/>
-    <w:lsdException w:name="Colorful Shading Accent 2" w:semiHidden="0" w:uiPriority="71" w:unhideWhenUsed="0"/>
-    <w:lsdException w:name="Colorful List Accent 2" w:semiHidden="0" w:uiPriority="72" w:unhideWhenUsed="0"/>
-    <w:lsdException w:name="Colorful Grid Accent 2" w:semiHidden="0" w:uiPriority="73" w:unhideWhenUsed="0"/>
-    <w:lsdException w:name="Light Shading Accent 3" w:semiHidden="0" w:uiPriority="60" w:unhideWhenUsed="0"/>
-    <w:lsdException w:name="Light List Accent 3" w:semiHidden="0" w:uiPriority="61" w:unhideWhenUsed="0"/>
-    <w:lsdException w:name="Light Grid Accent 3" w:semiHidden="0" w:uiPriority="62" w:unhideWhenUsed="0"/>
-    <w:lsdException w:name="Medium Shading 1 Accent 3" w:semiHidden="0" w:uiPriority="63" w:unhideWhenUsed="0"/>
-    <w:lsdException w:name="Medium Shading 2 Accent 3" w:semiHidden="0" w:uiPriority="64" w:unhideWhenUsed="0"/>
-    <w:lsdException w:name="Medium List 1 Accent 3" w:semiHidden="0" w:uiPriority="65" w:unhideWhenUsed="0"/>
-    <w:lsdException w:name="Medium List 2 Accent 3" w:semiHidden="0" w:uiPriority="66" w:unhideWhenUsed="0"/>
-    <w:lsdException w:name="Medium Grid 1 Accent 3" w:semiHidden="0" w:uiPriority="67" w:unhideWhenUsed="0"/>
-    <w:lsdException w:name="Medium Grid 2 Accent 3" w:semiHidden="0" w:uiPriority="68" w:unhideWhenUsed="0"/>
-    <w:lsdException w:name="Medium Grid 3 Accent 3" w:semiHidden="0" w:uiPriority="69" w:unhideWhenUsed="0"/>
-    <w:lsdException w:name="Dark List Accent 3" w:semiHidden="0" w:uiPriority="70" w:unhideWhenUsed="0"/>
-    <w:lsdException w:name="Colorful Shading Accent 3" w:semiHidden="0" w:uiPriority="71" w:unhideWhenUsed="0"/>
-    <w:lsdException w:name="Colorful List Accent 3" w:semiHidden="0" w:uiPriority="72" w:unhideWhenUsed="0"/>
-    <w:lsdException w:name="Colorful Grid Accent 3" w:semiHidden="0" w:uiPriority="73" w:unhideWhenUsed="0"/>
-    <w:lsdException w:name="Light Shading Accent 4" w:semiHidden="0" w:uiPriority="60" w:unhideWhenUsed="0"/>
-    <w:lsdException w:name="Light List Accent 4" w:semiHidden="0" w:uiPriority="61" w:unhideWhenUsed="0"/>
-    <w:lsdException w:name="Light Grid Accent 4" w:semiHidden="0" w:uiPriority="62" w:unhideWhenUsed="0"/>
-    <w:lsdException w:name="Medium Shading 1 Accent 4" w:semiHidden="0" w:uiPriority="63" w:unhideWhenUsed="0"/>
-    <w:lsdException w:name="Medium Shading 2 Accent 4" w:semiHidden="0" w:uiPriority="64" w:unhideWhenUsed="0"/>
-    <w:lsdException w:name="Medium List 1 Accent 4" w:semiHidden="0" w:uiPriority="65" w:unhideWhenUsed="0"/>
-    <w:lsdException w:name="Medium List 2 Accent 4" w:semiHidden="0" w:uiPriority="66" w:unhideWhenUsed="0"/>
-    <w:lsdException w:name="Medium Grid 1 Accent 4" w:semiHidden="0" w:uiPriority="67" w:unhideWhenUsed="0"/>
-    <w:lsdException w:name="Medium Grid 2 Accent 4" w:semiHidden="0" w:uiPriority="68" w:unhideWhenUsed="0"/>
-    <w:lsdException w:name="Medium Grid 3 Accent 4" w:semiHidden="0" w:uiPriority="69" w:unhideWhenUsed="0"/>
-    <w:lsdException w:name="Dark List Accent 4" w:semiHidden="0" w:uiPriority="70" w:unhideWhenUsed="0"/>
-    <w:lsdException w:name="Colorful Shading Accent 4" w:semiHidden="0" w:uiPriority="71" w:unhideWhenUsed="0"/>
-    <w:lsdException w:name="Colorful List Accent 4" w:semiHidden="0" w:uiPriority="72" w:unhideWhenUsed="0"/>
-    <w:lsdException w:name="Colorful Grid Accent 4" w:semiHidden="0" w:uiPriority="73" w:unhideWhenUsed="0"/>
-    <w:lsdException w:name="Light Shading Accent 5" w:semiHidden="0" w:uiPriority="60" w:unhideWhenUsed="0"/>
-    <w:lsdException w:name="Light List Accent 5" w:semiHidden="0" w:uiPriority="61" w:unhideWhenUsed="0"/>
-    <w:lsdException w:name="Light Grid Accent 5" w:semiHidden="0" w:uiPriority="62" w:unhideWhenUsed="0"/>
-    <w:lsdException w:name="Medium Shading 1 Accent 5" w:semiHidden="0" w:uiPriority="63" w:unhideWhenUsed="0"/>
-    <w:lsdException w:name="Medium Shading 2 Accent 5" w:semiHidden="0" w:uiPriority="64" w:unhideWhenUsed="0"/>
-    <w:lsdException w:name="Medium List 1 Accent 5" w:semiHidden="0" w:uiPriority="65" w:unhideWhenUsed="0"/>
-    <w:lsdException w:name="Medium List 2 Accent 5" w:semiHidden="0" w:uiPriority="66" w:unhideWhenUsed="0"/>
-    <w:lsdException w:name="Medium Grid 1 Accent 5" w:semiHidden="0" w:uiPriority="67" w:unhideWhenUsed="0"/>
-    <w:lsdException w:name="Medium Grid 2 Accent 5" w:semiHidden="0" w:uiPriority="68" w:unhideWhenUsed="0"/>
-    <w:lsdException w:name="Medium Grid 3 Accent 5" w:semiHidden="0" w:uiPriority="69" w:unhideWhenUsed="0"/>
-    <w:lsdException w:name="Dark List Accent 5" w:semiHidden="0" w:uiPriority="70" w:unhideWhenUsed="0"/>
-    <w:lsdException w:name="Colorful Shading Accent 5" w:semiHidden="0" w:uiPriority="71" w:unhideWhenUsed="0"/>
-    <w:lsdException w:name="Colorful List Accent 5" w:semiHidden="0" w:uiPriority="72" w:unhideWhenUsed="0"/>
-    <w:lsdException w:name="Colorful Grid Accent 5" w:semiHidden="0" w:uiPriority="73" w:unhideWhenUsed="0"/>
-    <w:lsdException w:name="Light Shading Accent 6" w:semiHidden="0" w:uiPriority="60" w:unhideWhenUsed="0"/>
-    <w:lsdException w:name="Light List Accent 6" w:semiHidden="0" w:uiPriority="61" w:unhideWhenUsed="0"/>
-    <w:lsdException w:name="Light Grid Accent 6" w:semiHidden="0" w:uiPriority="62" w:unhideWhenUsed="0"/>
-    <w:lsdException w:name="Medium Shading 1 Accent 6" w:semiHidden="0" w:uiPriority="63" w:unhideWhenUsed="0"/>
-    <w:lsdException w:name="Medium Shading 2 Accent 6" w:semiHidden="0" w:uiPriority="64" w:unhideWhenUsed="0"/>
-    <w:lsdException w:name="Medium List 1 Accent 6" w:semiHidden="0" w:uiPriority="65" w:unhideWhenUsed="0"/>
-    <w:lsdException w:name="Medium List 2 Accent 6" w:semiHidden="0" w:uiPriority="66" w:unhideWhenUsed="0"/>
-    <w:lsdException w:name="Medium Grid 1 Accent 6" w:semiHidden="0" w:uiPriority="67" w:unhideWhenUsed="0"/>
-    <w:lsdException w:name="Medium Grid 2 Accent 6" w:semiHidden="0" w:uiPriority="68" w:unhideWhenUsed="0"/>
-    <w:lsdException w:name="Medium Grid 3 Accent 6" w:semiHidden="0" w:uiPriority="69" w:unhideWhenUsed="0"/>
-    <w:lsdException w:name="Dark List Accent 6" w:semiHidden="0" w:uiPriority="70" w:unhideWhenUsed="0"/>
-    <w:lsdException w:name="Colorful Shading Accent 6" w:semiHidden="0" w:uiPriority="71" w:unhideWhenUsed="0"/>
-    <w:lsdException w:name="Colorful List Accent 6" w:semiHidden="0" w:uiPriority="72" w:unhideWhenUsed="0"/>
-    <w:lsdException w:name="Colorful Grid Accent 6" w:semiHidden="0" w:uiPriority="73" w:unhideWhenUsed="0"/>
-    <w:lsdException w:name="Subtle Emphasis" w:semiHidden="0" w:uiPriority="19" w:unhideWhenUsed="0" w:qFormat="1"/>
-    <w:lsdException w:name="Intense Emphasis" w:semiHidden="0" w:uiPriority="21" w:unhideWhenUsed="0" w:qFormat="1"/>
-    <w:lsdException w:name="Subtle Reference" w:semiHidden="0" w:uiPriority="31" w:unhideWhenUsed="0" w:qFormat="1"/>
-    <w:lsdException w:name="Intense Reference" w:semiHidden="0" w:uiPriority="32" w:unhideWhenUsed="0" w:qFormat="1"/>
-    <w:lsdException w:name="Book Title" w:semiHidden="0" w:uiPriority="33" w:unhideWhenUsed="0" w:qFormat="1"/>
-    <w:lsdException w:name="Bibliography" w:uiPriority="37"/>
-    <w:lsdException w:name="TOC Heading" w:uiPriority="39" w:qFormat="1"/>
+  <w:latentStyles w:defLockedState="0" w:defUIPriority="99" w:defSemiHidden="0" w:defUnhideWhenUsed="0" w:defQFormat="0" w:count="376">
+    <w:lsdException w:name="Normal" w:uiPriority="0" w:qFormat="1"/>
+    <w:lsdException w:name="heading 1" w:uiPriority="0" w:qFormat="1"/>
+    <w:lsdException w:name="heading 2" w:semiHidden="1" w:uiPriority="0" w:unhideWhenUsed="1" w:qFormat="1"/>
+    <w:lsdException w:name="heading 3" w:semiHidden="1" w:uiPriority="0" w:unhideWhenUsed="1" w:qFormat="1"/>
+    <w:lsdException w:name="heading 4" w:semiHidden="1" w:uiPriority="0" w:unhideWhenUsed="1" w:qFormat="1"/>
+    <w:lsdException w:name="heading 5" w:semiHidden="1" w:uiPriority="0" w:unhideWhenUsed="1" w:qFormat="1"/>
+    <w:lsdException w:name="heading 6" w:semiHidden="1" w:uiPriority="0" w:unhideWhenUsed="1" w:qFormat="1"/>
+    <w:lsdException w:name="heading 7" w:semiHidden="1" w:uiPriority="0" w:unhideWhenUsed="1" w:qFormat="1"/>
+    <w:lsdException w:name="heading 8" w:semiHidden="1" w:uiPriority="0" w:unhideWhenUsed="1" w:qFormat="1"/>
+    <w:lsdException w:name="heading 9" w:semiHidden="1" w:uiPriority="0" w:unhideWhenUsed="1" w:qFormat="1"/>
+    <w:lsdException w:name="index 1" w:semiHidden="1" w:unhideWhenUsed="1"/>
+    <w:lsdException w:name="index 2" w:semiHidden="1" w:unhideWhenUsed="1"/>
+    <w:lsdException w:name="index 3" w:semiHidden="1" w:unhideWhenUsed="1"/>
+    <w:lsdException w:name="index 4" w:semiHidden="1" w:unhideWhenUsed="1"/>
+    <w:lsdException w:name="index 5" w:semiHidden="1" w:unhideWhenUsed="1"/>
+    <w:lsdException w:name="index 6" w:semiHidden="1" w:unhideWhenUsed="1"/>
+    <w:lsdException w:name="index 7" w:semiHidden="1" w:unhideWhenUsed="1"/>
+    <w:lsdException w:name="index 8" w:semiHidden="1" w:unhideWhenUsed="1"/>
+    <w:lsdException w:name="index 9" w:semiHidden="1" w:unhideWhenUsed="1"/>
+    <w:lsdException w:name="toc 1" w:semiHidden="1" w:uiPriority="39" w:unhideWhenUsed="1"/>
+    <w:lsdException w:name="toc 2" w:semiHidden="1" w:uiPriority="39" w:unhideWhenUsed="1"/>
+    <w:lsdException w:name="toc 3" w:semiHidden="1" w:uiPriority="39" w:unhideWhenUsed="1"/>
+    <w:lsdException w:name="toc 4" w:semiHidden="1" w:uiPriority="39" w:unhideWhenUsed="1"/>
+    <w:lsdException w:name="toc 5" w:semiHidden="1" w:uiPriority="39" w:unhideWhenUsed="1"/>
+    <w:lsdException w:name="toc 6" w:semiHidden="1" w:uiPriority="39" w:unhideWhenUsed="1"/>
+    <w:lsdException w:name="toc 7" w:semiHidden="1" w:uiPriority="39" w:unhideWhenUsed="1"/>
+    <w:lsdException w:name="toc 8" w:semiHidden="1" w:uiPriority="39" w:unhideWhenUsed="1"/>
+    <w:lsdException w:name="toc 9" w:semiHidden="1" w:uiPriority="39" w:unhideWhenUsed="1"/>
+    <w:lsdException w:name="Normal Indent" w:semiHidden="1" w:unhideWhenUsed="1"/>
+    <w:lsdException w:name="footnote text" w:semiHidden="1" w:unhideWhenUsed="1"/>
+    <w:lsdException w:name="annotation text" w:semiHidden="1" w:unhideWhenUsed="1"/>
+    <w:lsdException w:name="header" w:semiHidden="1" w:unhideWhenUsed="1"/>
+    <w:lsdException w:name="footer" w:semiHidden="1" w:unhideWhenUsed="1"/>
+    <w:lsdException w:name="index heading" w:semiHidden="1" w:unhideWhenUsed="1"/>
+    <w:lsdException w:name="caption" w:semiHidden="1" w:uiPriority="35" w:unhideWhenUsed="1" w:qFormat="1"/>
+    <w:lsdException w:name="table of figures" w:semiHidden="1" w:unhideWhenUsed="1"/>
+    <w:lsdException w:name="envelope address" w:semiHidden="1" w:unhideWhenUsed="1"/>
+    <w:lsdException w:name="envelope return" w:semiHidden="1" w:unhideWhenUsed="1"/>
+    <w:lsdException w:name="footnote reference" w:semiHidden="1" w:unhideWhenUsed="1"/>
+    <w:lsdException w:name="annotation reference" w:semiHidden="1" w:unhideWhenUsed="1"/>
+    <w:lsdException w:name="line number" w:semiHidden="1" w:unhideWhenUsed="1"/>
+    <w:lsdException w:name="page number" w:semiHidden="1" w:unhideWhenUsed="1"/>
+    <w:lsdException w:name="endnote reference" w:semiHidden="1" w:unhideWhenUsed="1"/>
+    <w:lsdException w:name="endnote text" w:semiHidden="1" w:unhideWhenUsed="1"/>
+    <w:lsdException w:name="table of authorities" w:semiHidden="1" w:unhideWhenUsed="1"/>
+    <w:lsdException w:name="macro" w:semiHidden="1" w:unhideWhenUsed="1"/>
+    <w:lsdException w:name="toa heading" w:semiHidden="1" w:unhideWhenUsed="1"/>
+    <w:lsdException w:name="List" w:semiHidden="1" w:unhideWhenUsed="1"/>
+    <w:lsdException w:name="List Bullet" w:semiHidden="1" w:unhideWhenUsed="1"/>
+    <w:lsdException w:name="List Number" w:semiHidden="1" w:unhideWhenUsed="1"/>
+    <w:lsdException w:name="List 2" w:semiHidden="1" w:unhideWhenUsed="1"/>
+    <w:lsdException w:name="List 3" w:semiHidden="1" w:unhideWhenUsed="1"/>
+    <w:lsdException w:name="List 4" w:semiHidden="1" w:unhideWhenUsed="1"/>
+    <w:lsdException w:name="List 5" w:semiHidden="1" w:unhideWhenUsed="1"/>
+    <w:lsdException w:name="List Bullet 2" w:semiHidden="1" w:unhideWhenUsed="1"/>
+    <w:lsdException w:name="List Bullet 3" w:semiHidden="1" w:unhideWhenUsed="1"/>
+    <w:lsdException w:name="List Bullet 4" w:semiHidden="1" w:unhideWhenUsed="1"/>
+    <w:lsdException w:name="List Bullet 5" w:semiHidden="1" w:unhideWhenUsed="1"/>
+    <w:lsdException w:name="List Number 2" w:semiHidden="1" w:unhideWhenUsed="1"/>
+    <w:lsdException w:name="List Number 3" w:semiHidden="1" w:unhideWhenUsed="1"/>
+    <w:lsdException w:name="List Number 4" w:semiHidden="1" w:unhideWhenUsed="1"/>
+    <w:lsdException w:name="List Number 5" w:semiHidden="1" w:unhideWhenUsed="1"/>
+    <w:lsdException w:name="Title" w:uiPriority="10" w:qFormat="1"/>
+    <w:lsdException w:name="Closing" w:semiHidden="1" w:unhideWhenUsed="1"/>
+    <w:lsdException w:name="Signature" w:semiHidden="1" w:unhideWhenUsed="1"/>
+    <w:lsdException w:name="Default Paragraph Font" w:semiHidden="1" w:uiPriority="1" w:unhideWhenUsed="1"/>
+    <w:lsdException w:name="Body Text" w:semiHidden="1" w:uiPriority="0" w:unhideWhenUsed="1"/>
+    <w:lsdException w:name="Body Text Indent" w:semiHidden="1" w:unhideWhenUsed="1"/>
+    <w:lsdException w:name="List Continue" w:semiHidden="1" w:unhideWhenUsed="1"/>
+    <w:lsdException w:name="List Continue 2" w:semiHidden="1" w:unhideWhenUsed="1"/>
+    <w:lsdException w:name="List Continue 3" w:semiHidden="1" w:unhideWhenUsed="1"/>
+    <w:lsdException w:name="List Continue 4" w:semiHidden="1" w:unhideWhenUsed="1"/>
+    <w:lsdException w:name="List Continue 5" w:semiHidden="1" w:unhideWhenUsed="1"/>
+    <w:lsdException w:name="Message Header" w:semiHidden="1" w:unhideWhenUsed="1"/>
+    <w:lsdException w:name="Subtitle" w:uiPriority="11" w:qFormat="1"/>
+    <w:lsdException w:name="Salutation" w:semiHidden="1" w:unhideWhenUsed="1"/>
+    <w:lsdException w:name="Date" w:semiHidden="1" w:unhideWhenUsed="1"/>
+    <w:lsdException w:name="Body Text First Indent" w:semiHidden="1" w:unhideWhenUsed="1"/>
+    <w:lsdException w:name="Body Text First Indent 2" w:semiHidden="1" w:unhideWhenUsed="1"/>
+    <w:lsdException w:name="Note Heading" w:semiHidden="1" w:unhideWhenUsed="1"/>
+    <w:lsdException w:name="Body Text 2" w:semiHidden="1" w:unhideWhenUsed="1"/>
+    <w:lsdException w:name="Body Text 3" w:semiHidden="1" w:unhideWhenUsed="1"/>
+    <w:lsdException w:name="Body Text Indent 2" w:semiHidden="1" w:unhideWhenUsed="1"/>
+    <w:lsdException w:name="Body Text Indent 3" w:semiHidden="1" w:unhideWhenUsed="1"/>
+    <w:lsdException w:name="Block Text" w:semiHidden="1" w:unhideWhenUsed="1"/>
+    <w:lsdException w:name="Hyperlink" w:semiHidden="1" w:unhideWhenUsed="1"/>
+    <w:lsdException w:name="FollowedHyperlink" w:semiHidden="1" w:unhideWhenUsed="1"/>
+    <w:lsdException w:name="Strong" w:uiPriority="22" w:qFormat="1"/>
+    <w:lsdException w:name="Emphasis" w:uiPriority="20" w:qFormat="1"/>
+    <w:lsdException w:name="Document Map" w:semiHidden="1" w:unhideWhenUsed="1"/>
+    <w:lsdException w:name="Plain Text" w:semiHidden="1" w:unhideWhenUsed="1"/>
+    <w:lsdException w:name="E-mail Signature" w:semiHidden="1" w:unhideWhenUsed="1"/>
+    <w:lsdException w:name="HTML Top of Form" w:semiHidden="1" w:unhideWhenUsed="1"/>
+    <w:lsdException w:name="HTML Bottom of Form" w:semiHidden="1" w:unhideWhenUsed="1"/>
+    <w:lsdException w:name="Normal (Web)" w:semiHidden="1" w:unhideWhenUsed="1"/>
+    <w:lsdException w:name="HTML Acronym" w:semiHidden="1" w:unhideWhenUsed="1"/>
+    <w:lsdException w:name="HTML Address" w:semiHidden="1" w:unhideWhenUsed="1"/>
+    <w:lsdException w:name="HTML Cite" w:semiHidden="1" w:unhideWhenUsed="1"/>
+    <w:lsdException w:name="HTML Code" w:semiHidden="1" w:unhideWhenUsed="1"/>
+    <w:lsdException w:name="HTML Definition" w:semiHidden="1" w:unhideWhenUsed="1"/>
+    <w:lsdException w:name="HTML Keyboard" w:semiHidden="1" w:unhideWhenUsed="1"/>
+    <w:lsdException w:name="HTML Preformatted" w:semiHidden="1" w:unhideWhenUsed="1"/>
+    <w:lsdException w:name="HTML Sample" w:semiHidden="1" w:unhideWhenUsed="1"/>
+    <w:lsdException w:name="HTML Typewriter" w:semiHidden="1" w:unhideWhenUsed="1"/>
+    <w:lsdException w:name="HTML Variable" w:semiHidden="1" w:unhideWhenUsed="1"/>
+    <w:lsdException w:name="Normal Table" w:semiHidden="1" w:unhideWhenUsed="1"/>
+    <w:lsdException w:name="annotation subject" w:semiHidden="1" w:unhideWhenUsed="1"/>
+    <w:lsdException w:name="No List" w:semiHidden="1" w:unhideWhenUsed="1"/>
+    <w:lsdException w:name="Outline List 1" w:semiHidden="1" w:unhideWhenUsed="1"/>
+    <w:lsdException w:name="Outline List 2" w:semiHidden="1" w:unhideWhenUsed="1"/>
+    <w:lsdException w:name="Outline List 3" w:semiHidden="1" w:unhideWhenUsed="1"/>
+    <w:lsdException w:name="Table Simple 1" w:semiHidden="1" w:unhideWhenUsed="1"/>
+    <w:lsdException w:name="Table Simple 2" w:semiHidden="1" w:unhideWhenUsed="1"/>
+    <w:lsdException w:name="Table Simple 3" w:semiHidden="1" w:unhideWhenUsed="1"/>
+    <w:lsdException w:name="Table Classic 1" w:semiHidden="1" w:unhideWhenUsed="1"/>
+    <w:lsdException w:name="Table Classic 2" w:semiHidden="1" w:unhideWhenUsed="1"/>
+    <w:lsdException w:name="Table Classic 3" w:semiHidden="1" w:unhideWhenUsed="1"/>
+    <w:lsdException w:name="Table Classic 4" w:semiHidden="1" w:unhideWhenUsed="1"/>
+    <w:lsdException w:name="Table Colorful 1" w:semiHidden="1" w:unhideWhenUsed="1"/>
+    <w:lsdException w:name="Table Colorful 2" w:semiHidden="1" w:unhideWhenUsed="1"/>
+    <w:lsdException w:name="Table Colorful 3" w:semiHidden="1" w:unhideWhenUsed="1"/>
+    <w:lsdException w:name="Table Columns 1" w:semiHidden="1" w:unhideWhenUsed="1"/>
+    <w:lsdException w:name="Table Columns 2" w:semiHidden="1" w:unhideWhenUsed="1"/>
+    <w:lsdException w:name="Table Columns 3" w:semiHidden="1" w:unhideWhenUsed="1"/>
+    <w:lsdException w:name="Table Columns 4" w:semiHidden="1" w:unhideWhenUsed="1"/>
+    <w:lsdException w:name="Table Columns 5" w:semiHidden="1" w:unhideWhenUsed="1"/>
+    <w:lsdException w:name="Table Grid 1" w:semiHidden="1" w:unhideWhenUsed="1"/>
+    <w:lsdException w:name="Table Grid 2" w:semiHidden="1" w:unhideWhenUsed="1"/>
+    <w:lsdException w:name="Table Grid 3" w:semiHidden="1" w:unhideWhenUsed="1"/>
+    <w:lsdException w:name="Table Grid 4" w:semiHidden="1" w:unhideWhenUsed="1"/>
+    <w:lsdException w:name="Table Grid 5" w:semiHidden="1" w:unhideWhenUsed="1"/>
+    <w:lsdException w:name="Table Grid 6" w:semiHidden="1" w:unhideWhenUsed="1"/>
+    <w:lsdException w:name="Table Grid 7" w:semiHidden="1" w:unhideWhenUsed="1"/>
+    <w:lsdException w:name="Table Grid 8" w:semiHidden="1" w:unhideWhenUsed="1"/>
+    <w:lsdException w:name="Table List 1" w:semiHidden="1" w:unhideWhenUsed="1"/>
+    <w:lsdException w:name="Table List 2" w:semiHidden="1" w:unhideWhenUsed="1"/>
+    <w:lsdException w:name="Table List 3" w:semiHidden="1" w:unhideWhenUsed="1"/>
+    <w:lsdException w:name="Table List 4" w:semiHidden="1" w:unhideWhenUsed="1"/>
+    <w:lsdException w:name="Table List 5" w:semiHidden="1" w:unhideWhenUsed="1"/>
+    <w:lsdException w:name="Table List 6" w:semiHidden="1" w:unhideWhenUsed="1"/>
+    <w:lsdException w:name="Table List 7" w:semiHidden="1" w:unhideWhenUsed="1"/>
+    <w:lsdException w:name="Table List 8" w:semiHidden="1" w:unhideWhenUsed="1"/>
+    <w:lsdException w:name="Table 3D effects 1" w:semiHidden="1" w:unhideWhenUsed="1"/>
+    <w:lsdException w:name="Table 3D effects 2" w:semiHidden="1" w:unhideWhenUsed="1"/>
+    <w:lsdException w:name="Table 3D effects 3" w:semiHidden="1" w:unhideWhenUsed="1"/>
+    <w:lsdException w:name="Table Contemporary" w:semiHidden="1" w:unhideWhenUsed="1"/>
+    <w:lsdException w:name="Table Elegant" w:semiHidden="1" w:unhideWhenUsed="1"/>
+    <w:lsdException w:name="Table Professional" w:semiHidden="1" w:unhideWhenUsed="1"/>
+    <w:lsdException w:name="Table Subtle 1" w:semiHidden="1" w:unhideWhenUsed="1"/>
+    <w:lsdException w:name="Table Subtle 2" w:semiHidden="1" w:unhideWhenUsed="1"/>
+    <w:lsdException w:name="Table Web 1" w:semiHidden="1" w:unhideWhenUsed="1"/>
+    <w:lsdException w:name="Table Web 2" w:semiHidden="1" w:unhideWhenUsed="1"/>
+    <w:lsdException w:name="Table Web 3" w:semiHidden="1" w:unhideWhenUsed="1"/>
+    <w:lsdException w:name="Balloon Text" w:semiHidden="1" w:unhideWhenUsed="1"/>
+    <w:lsdException w:name="Table Grid" w:uiPriority="59"/>
+    <w:lsdException w:name="Table Theme" w:semiHidden="1" w:unhideWhenUsed="1"/>
+    <w:lsdException w:name="Placeholder Text" w:semiHidden="1"/>
+    <w:lsdException w:name="No Spacing" w:uiPriority="1" w:qFormat="1"/>
+    <w:lsdException w:name="Light Shading" w:uiPriority="60"/>
+    <w:lsdException w:name="Light List" w:uiPriority="61"/>
+    <w:lsdException w:name="Light Grid" w:uiPriority="62"/>
+    <w:lsdException w:name="Medium Shading 1" w:uiPriority="63"/>
+    <w:lsdException w:name="Medium Shading 2" w:uiPriority="64"/>
+    <w:lsdException w:name="Medium List 1" w:uiPriority="65"/>
+    <w:lsdException w:name="Medium List 2" w:uiPriority="66"/>
+    <w:lsdException w:name="Medium Grid 1" w:uiPriority="67"/>
+    <w:lsdException w:name="Medium Grid 2" w:uiPriority="68"/>
+    <w:lsdException w:name="Medium Grid 3" w:uiPriority="69"/>
+    <w:lsdException w:name="Dark List" w:uiPriority="70"/>
+    <w:lsdException w:name="Colorful Shading" w:uiPriority="71"/>
+    <w:lsdException w:name="Colorful List" w:uiPriority="72"/>
+    <w:lsdException w:name="Colorful Grid" w:uiPriority="73"/>
+    <w:lsdException w:name="Light Shading Accent 1" w:uiPriority="60"/>
+    <w:lsdException w:name="Light List Accent 1" w:uiPriority="61"/>
+    <w:lsdException w:name="Light Grid Accent 1" w:uiPriority="62"/>
+    <w:lsdException w:name="Medium Shading 1 Accent 1" w:uiPriority="63"/>
+    <w:lsdException w:name="Medium Shading 2 Accent 1" w:uiPriority="64"/>
+    <w:lsdException w:name="Medium List 1 Accent 1" w:uiPriority="65"/>
+    <w:lsdException w:name="Revision" w:semiHidden="1"/>
+    <w:lsdException w:name="List Paragraph" w:uiPriority="34" w:qFormat="1"/>
+    <w:lsdException w:name="Quote" w:uiPriority="29" w:qFormat="1"/>
+    <w:lsdException w:name="Intense Quote" w:uiPriority="30" w:qFormat="1"/>
+    <w:lsdException w:name="Medium List 2 Accent 1" w:uiPriority="66"/>
+    <w:lsdException w:name="Medium Grid 1 Accent 1" w:uiPriority="67"/>
+    <w:lsdException w:name="Medium Grid 2 Accent 1" w:uiPriority="68"/>
+    <w:lsdException w:name="Medium Grid 3 Accent 1" w:uiPriority="69"/>
+    <w:lsdException w:name="Dark List Accent 1" w:uiPriority="70"/>
+    <w:lsdException w:name="Colorful Shading Accent 1" w:uiPriority="71"/>
+    <w:lsdException w:name="Colorful List Accent 1" w:uiPriority="72"/>
+    <w:lsdException w:name="Colorful Grid Accent 1" w:uiPriority="73"/>
+    <w:lsdException w:name="Light Shading Accent 2" w:uiPriority="60"/>
+    <w:lsdException w:name="Light List Accent 2" w:uiPriority="61"/>
+    <w:lsdException w:name="Light Grid Accent 2" w:uiPriority="62"/>
+    <w:lsdException w:name="Medium Shading 1 Accent 2" w:uiPriority="63"/>
+    <w:lsdException w:name="Medium Shading 2 Accent 2" w:uiPriority="64"/>
+    <w:lsdException w:name="Medium List 1 Accent 2" w:uiPriority="65"/>
+    <w:lsdException w:name="Medium List 2 Accent 2" w:uiPriority="66"/>
+    <w:lsdException w:name="Medium Grid 1 Accent 2" w:uiPriority="67"/>
+    <w:lsdException w:name="Medium Grid 2 Accent 2" w:uiPriority="68"/>
+    <w:lsdException w:name="Medium Grid 3 Accent 2" w:uiPriority="69"/>
+    <w:lsdException w:name="Dark List Accent 2" w:uiPriority="70"/>
+    <w:lsdException w:name="Colorful Shading Accent 2" w:uiPriority="71"/>
+    <w:lsdException w:name="Colorful List Accent 2" w:uiPriority="72"/>
+    <w:lsdException w:name="Colorful Grid Accent 2" w:uiPriority="73"/>
+    <w:lsdException w:name="Light Shading Accent 3" w:uiPriority="60"/>
+    <w:lsdException w:name="Light List Accent 3" w:uiPriority="61"/>
+    <w:lsdException w:name="Light Grid Accent 3" w:uiPriority="62"/>
+    <w:lsdException w:name="Medium Shading 1 Accent 3" w:uiPriority="63"/>
+    <w:lsdException w:name="Medium Shading 2 Accent 3" w:uiPriority="64"/>
+    <w:lsdException w:name="Medium List 1 Accent 3" w:uiPriority="65"/>
+    <w:lsdException w:name="Medium List 2 Accent 3" w:uiPriority="66"/>
+    <w:lsdException w:name="Medium Grid 1 Accent 3" w:uiPriority="67"/>
+    <w:lsdException w:name="Medium Grid 2 Accent 3" w:uiPriority="68"/>
+    <w:lsdException w:name="Medium Grid 3 Accent 3" w:uiPriority="69"/>
+    <w:lsdException w:name="Dark List Accent 3" w:uiPriority="70"/>
+    <w:lsdException w:name="Colorful Shading Accent 3" w:uiPriority="71"/>
+    <w:lsdException w:name="Colorful List Accent 3" w:uiPriority="72"/>
+    <w:lsdException w:name="Colorful Grid Accent 3" w:uiPriority="73"/>
+    <w:lsdException w:name="Light Shading Accent 4" w:uiPriority="60"/>
+    <w:lsdException w:name="Light List Accent 4" w:uiPriority="61"/>
+    <w:lsdException w:name="Light Grid Accent 4" w:uiPriority="62"/>
+    <w:lsdException w:name="Medium Shading 1 Accent 4" w:uiPriority="63"/>
+    <w:lsdException w:name="Medium Shading 2 Accent 4" w:uiPriority="64"/>
+    <w:lsdException w:name="Medium List 1 Accent 4" w:uiPriority="65"/>
+    <w:lsdException w:name="Medium List 2 Accent 4" w:uiPriority="66"/>
+    <w:lsdException w:name="Medium Grid 1 Accent 4" w:uiPriority="67"/>
+    <w:lsdException w:name="Medium Grid 2 Accent 4" w:uiPriority="68"/>
+    <w:lsdException w:name="Medium Grid 3 Accent 4" w:uiPriority="69"/>
+    <w:lsdException w:name="Dark List Accent 4" w:uiPriority="70"/>
+    <w:lsdException w:name="Colorful Shading Accent 4" w:uiPriority="71"/>
+    <w:lsdException w:name="Colorful List Accent 4" w:uiPriority="72"/>
+    <w:lsdException w:name="Colorful Grid Accent 4" w:uiPriority="73"/>
+    <w:lsdException w:name="Light Shading Accent 5" w:uiPriority="60"/>
+    <w:lsdException w:name="Light List Accent 5" w:uiPriority="61"/>
+    <w:lsdException w:name="Light Grid Accent 5" w:uiPriority="62"/>
+    <w:lsdException w:name="Medium Shading 1 Accent 5" w:uiPriority="63"/>
+    <w:lsdException w:name="Medium Shading 2 Accent 5" w:uiPriority="64"/>
+    <w:lsdException w:name="Medium List 1 Accent 5" w:uiPriority="65"/>
+    <w:lsdException w:name="Medium List 2 Accent 5" w:uiPriority="66"/>
+    <w:lsdException w:name="Medium Grid 1 Accent 5" w:uiPriority="67"/>
+    <w:lsdException w:name="Medium Grid 2 Accent 5" w:uiPriority="68"/>
+    <w:lsdException w:name="Medium Grid 3 Accent 5" w:uiPriority="69"/>
+    <w:lsdException w:name="Dark List Accent 5" w:uiPriority="70"/>
+    <w:lsdException w:name="Colorful Shading Accent 5" w:uiPriority="71"/>
+    <w:lsdException w:name="Colorful List Accent 5" w:uiPriority="72"/>
+    <w:lsdException w:name="Colorful Grid Accent 5" w:uiPriority="73"/>
+    <w:lsdException w:name="Light Shading Accent 6" w:uiPriority="60"/>
+    <w:lsdException w:name="Light List Accent 6" w:uiPriority="61"/>
+    <w:lsdException w:name="Light Grid Accent 6" w:uiPriority="62"/>
+    <w:lsdException w:name="Medium Shading 1 Accent 6" w:uiPriority="63"/>
+    <w:lsdException w:name="Medium Shading 2 Accent 6" w:uiPriority="64"/>
+    <w:lsdException w:name="Medium List 1 Accent 6" w:uiPriority="65"/>
+    <w:lsdException w:name="Medium List 2 Accent 6" w:uiPriority="66"/>
+    <w:lsdException w:name="Medium Grid 1 Accent 6" w:uiPriority="67"/>
+    <w:lsdException w:name="Medium Grid 2 Accent 6" w:uiPriority="68"/>
+    <w:lsdException w:name="Medium Grid 3 Accent 6" w:uiPriority="69"/>
+    <w:lsdException w:name="Dark List Accent 6" w:uiPriority="70"/>
+    <w:lsdException w:name="Colorful Shading Accent 6" w:uiPriority="71"/>
+    <w:lsdException w:name="Colorful List Accent 6" w:uiPriority="72"/>
+    <w:lsdException w:name="Colorful Grid Accent 6" w:uiPriority="73"/>
+    <w:lsdException w:name="Subtle Emphasis" w:uiPriority="19" w:qFormat="1"/>
+    <w:lsdException w:name="Intense Emphasis" w:uiPriority="21" w:qFormat="1"/>
+    <w:lsdException w:name="Subtle Reference" w:uiPriority="31" w:qFormat="1"/>
+    <w:lsdException w:name="Intense Reference" w:uiPriority="32" w:qFormat="1"/>
+    <w:lsdException w:name="Book Title" w:uiPriority="33" w:qFormat="1"/>
+    <w:lsdException w:name="Bibliography" w:semiHidden="1" w:uiPriority="37" w:unhideWhenUsed="1"/>
+    <w:lsdException w:name="TOC Heading" w:semiHidden="1" w:uiPriority="39" w:unhideWhenUsed="1" w:qFormat="1"/>
+    <w:lsdException w:name="Plain Table 1" w:uiPriority="41"/>
+    <w:lsdException w:name="Plain Table 2" w:uiPriority="42"/>
+    <w:lsdException w:name="Plain Table 3" w:uiPriority="43"/>
+    <w:lsdException w:name="Plain Table 4" w:uiPriority="44"/>
+    <w:lsdException w:name="Plain Table 5" w:uiPriority="45"/>
+    <w:lsdException w:name="Grid Table Light" w:uiPriority="40"/>
+    <w:lsdException w:name="Grid Table 1 Light" w:uiPriority="46"/>
+    <w:lsdException w:name="Grid Table 2" w:uiPriority="47"/>
+    <w:lsdException w:name="Grid Table 3" w:uiPriority="48"/>
+    <w:lsdException w:name="Grid Table 4" w:uiPriority="49"/>
+    <w:lsdException w:name="Grid Table 5 Dark" w:uiPriority="50"/>
+    <w:lsdException w:name="Grid Table 6 Colorful" w:uiPriority="51"/>
+    <w:lsdException w:name="Grid Table 7 Colorful" w:uiPriority="52"/>
+    <w:lsdException w:name="Grid Table 1 Light Accent 1" w:uiPriority="46"/>
+    <w:lsdException w:name="Grid Table 2 Accent 1" w:uiPriority="47"/>
+    <w:lsdException w:name="Grid Table 3 Accent 1" w:uiPriority="48"/>
+    <w:lsdException w:name="Grid Table 4 Accent 1" w:uiPriority="49"/>
+    <w:lsdException w:name="Grid Table 5 Dark Accent 1" w:uiPriority="50"/>
+    <w:lsdException w:name="Grid Table 6 Colorful Accent 1" w:uiPriority="51"/>
+    <w:lsdException w:name="Grid Table 7 Colorful Accent 1" w:uiPriority="52"/>
+    <w:lsdException w:name="Grid Table 1 Light Accent 2" w:uiPriority="46"/>
+    <w:lsdException w:name="Grid Table 2 Accent 2" w:uiPriority="47"/>
+    <w:lsdException w:name="Grid Table 3 Accent 2" w:uiPriority="48"/>
+    <w:lsdException w:name="Grid Table 4 Accent 2" w:uiPriority="49"/>
+    <w:lsdException w:name="Grid Table 5 Dark Accent 2" w:uiPriority="50"/>
+    <w:lsdException w:name="Grid Table 6 Colorful Accent 2" w:uiPriority="51"/>
+    <w:lsdException w:name="Grid Table 7 Colorful Accent 2" w:uiPriority="52"/>
+    <w:lsdException w:name="Grid Table 1 Light Accent 3" w:uiPriority="46"/>
+    <w:lsdException w:name="Grid Table 2 Accent 3" w:uiPriority="47"/>
+    <w:lsdException w:name="Grid Table 3 Accent 3" w:uiPriority="48"/>
+    <w:lsdException w:name="Grid Table 4 Accent 3" w:uiPriority="49"/>
+    <w:lsdException w:name="Grid Table 5 Dark Accent 3" w:uiPriority="50"/>
+    <w:lsdException w:name="Grid Table 6 Colorful Accent 3" w:uiPriority="51"/>
+    <w:lsdException w:name="Grid Table 7 Colorful Accent 3" w:uiPriority="52"/>
+    <w:lsdException w:name="Grid Table 1 Light Accent 4" w:uiPriority="46"/>
+    <w:lsdException w:name="Grid Table 2 Accent 4" w:uiPriority="47"/>
+    <w:lsdException w:name="Grid Table 3 Accent 4" w:uiPriority="48"/>
+    <w:lsdException w:name="Grid Table 4 Accent 4" w:uiPriority="49"/>
+    <w:lsdException w:name="Grid Table 5 Dark Accent 4" w:uiPriority="50"/>
+    <w:lsdException w:name="Grid Table 6 Colorful Accent 4" w:uiPriority="51"/>
+    <w:lsdException w:name="Grid Table 7 Colorful Accent 4" w:uiPriority="52"/>
+    <w:lsdException w:name="Grid Table 1 Light Accent 5" w:uiPriority="46"/>
+    <w:lsdException w:name="Grid Table 2 Accent 5" w:uiPriority="47"/>
+    <w:lsdException w:name="Grid Table 3 Accent 5" w:uiPriority="48"/>
+    <w:lsdException w:name="Grid Table 4 Accent 5" w:uiPriority="49"/>
+    <w:lsdException w:name="Grid Table 5 Dark Accent 5" w:uiPriority="50"/>
+    <w:lsdException w:name="Grid Table 6 Colorful Accent 5" w:uiPriority="51"/>
+    <w:lsdException w:name="Grid Table 7 Colorful Accent 5" w:uiPriority="52"/>
+    <w:lsdException w:name="Grid Table 1 Light Accent 6" w:uiPriority="46"/>
+    <w:lsdException w:name="Grid Table 2 Accent 6" w:uiPriority="47"/>
+    <w:lsdException w:name="Grid Table 3 Accent 6" w:uiPriority="48"/>
+    <w:lsdException w:name="Grid Table 4 Accent 6" w:uiPriority="49"/>
+    <w:lsdException w:name="Grid Table 5 Dark Accent 6" w:uiPriority="50"/>
+    <w:lsdException w:name="Grid Table 6 Colorful Accent 6" w:uiPriority="51"/>
+    <w:lsdException w:name="Grid Table 7 Colorful Accent 6" w:uiPriority="52"/>
+    <w:lsdException w:name="List Table 1 Light" w:uiPriority="46"/>
+    <w:lsdException w:name="List Table 2" w:uiPriority="47"/>
+    <w:lsdException w:name="List Table 3" w:uiPriority="48"/>
+    <w:lsdException w:name="List Table 4" w:uiPriority="49"/>
+    <w:lsdException w:name="List Table 5 Dark" w:uiPriority="50"/>
+    <w:lsdException w:name="List Table 6 Colorful" w:uiPriority="51"/>
+    <w:lsdException w:name="List Table 7 Colorful" w:uiPriority="52"/>
+    <w:lsdException w:name="List Table 1 Light Accent 1" w:uiPriority="46"/>
+    <w:lsdException w:name="List Table 2 Accent 1" w:uiPriority="47"/>
+    <w:lsdException w:name="List Table 3 Accent 1" w:uiPriority="48"/>
+    <w:lsdException w:name="List Table 4 Accent 1" w:uiPriority="49"/>
+    <w:lsdException w:name="List Table 5 Dark Accent 1" w:uiPriority="50"/>
+    <w:lsdException w:name="List Table 6 Colorful Accent 1" w:uiPriority="51"/>
+    <w:lsdException w:name="List Table 7 Colorful Accent 1" w:uiPriority="52"/>
+    <w:lsdException w:name="List Table 1 Light Accent 2" w:uiPriority="46"/>
+    <w:lsdException w:name="List Table 2 Accent 2" w:uiPriority="47"/>
+    <w:lsdException w:name="List Table 3 Accent 2" w:uiPriority="48"/>
+    <w:lsdException w:name="List Table 4 Accent 2" w:uiPriority="49"/>
+    <w:lsdException w:name="List Table 5 Dark Accent 2" w:uiPriority="50"/>
+    <w:lsdException w:name="List Table 6 Colorful Accent 2" w:uiPriority="51"/>
+    <w:lsdException w:name="List Table 7 Colorful Accent 2" w:uiPriority="52"/>
+    <w:lsdException w:name="List Table 1 Light Accent 3" w:uiPriority="46"/>
+    <w:lsdException w:name="List Table 2 Accent 3" w:uiPriority="47"/>
+    <w:lsdException w:name="List Table 3 Accent 3" w:uiPriority="48"/>
+    <w:lsdException w:name="List Table 4 Accent 3" w:uiPriority="49"/>
+    <w:lsdException w:name="List Table 5 Dark Accent 3" w:uiPriority="50"/>
+    <w:lsdException w:name="List Table 6 Colorful Accent 3" w:uiPriority="51"/>
+    <w:lsdException w:name="List Table 7 Colorful Accent 3" w:uiPriority="52"/>
+    <w:lsdException w:name="List Table 1 Light Accent 4" w:uiPriority="46"/>
+    <w:lsdException w:name="List Table 2 Accent 4" w:uiPriority="47"/>
+    <w:lsdException w:name="List Table 3 Accent 4" w:uiPriority="48"/>
+    <w:lsdException w:name="List Table 4 Accent 4" w:uiPriority="49"/>
+    <w:lsdException w:name="List Table 5 Dark Accent 4" w:uiPriority="50"/>
+    <w:lsdException w:name="List Table 6 Colorful Accent 4" w:uiPriority="51"/>
+    <w:lsdException w:name="List Table 7 Colorful Accent 4" w:uiPriority="52"/>
+    <w:lsdException w:name="List Table 1 Light Accent 5" w:uiPriority="46"/>
+    <w:lsdException w:name="List Table 2 Accent 5" w:uiPriority="47"/>
+    <w:lsdException w:name="List Table 3 Accent 5" w:uiPriority="48"/>
+    <w:lsdException w:name="List Table 4 Accent 5" w:uiPriority="49"/>
+    <w:lsdException w:name="List Table 5 Dark Accent 5" w:uiPriority="50"/>
+    <w:lsdException w:name="List Table 6 Colorful Accent 5" w:uiPriority="51"/>
+    <w:lsdException w:name="List Table 7 Colorful Accent 5" w:uiPriority="52"/>
+    <w:lsdException w:name="List Table 1 Light Accent 6" w:uiPriority="46"/>
+    <w:lsdException w:name="List Table 2 Accent 6" w:uiPriority="47"/>
+    <w:lsdException w:name="List Table 3 Accent 6" w:uiPriority="48"/>
+    <w:lsdException w:name="List Table 4 Accent 6" w:uiPriority="49"/>
+    <w:lsdException w:name="List Table 5 Dark Accent 6" w:uiPriority="50"/>
+    <w:lsdException w:name="List Table 6 Colorful Accent 6" w:uiPriority="51"/>
+    <w:lsdException w:name="List Table 7 Colorful Accent 6" w:uiPriority="52"/>
+    <w:lsdException w:name="Mention" w:semiHidden="1" w:unhideWhenUsed="1"/>
+    <w:lsdException w:name="Smart Hyperlink" w:semiHidden="1" w:unhideWhenUsed="1"/>
+    <w:lsdException w:name="Hashtag" w:semiHidden="1" w:unhideWhenUsed="1"/>
+    <w:lsdException w:name="Unresolved Mention" w:semiHidden="1" w:unhideWhenUsed="1"/>
+    <w:lsdException w:name="Smart Link" w:semiHidden="1" w:unhideWhenUsed="1"/>
   </w:latentStyles>
   <w:style w:type="paragraph" w:default="1" w:styleId="Normal">
     <w:name w:val="Normal"/>
     <w:qFormat/>
-    <w:rsid w:val="00C20FD8"/>
+    <w:rsid w:val="0042770A"/>
+    <w:pPr>
+      <w:spacing w:after="240" w:line="276" w:lineRule="auto"/>
+    </w:pPr>
+    <w:rPr>
+      <w:rFonts w:cstheme="minorHAnsi"/>
+      <w:sz w:val="28"/>
+      <w:szCs w:val="28"/>
+    </w:rPr>
+  </w:style>
+  <w:style w:type="paragraph" w:styleId="Heading1">
+    <w:name w:val="heading 1"/>
+    <w:basedOn w:val="NoSpacing"/>
+    <w:next w:val="Normal"/>
+    <w:link w:val="Heading1Char"/>
+    <w:qFormat/>
+    <w:rsid w:val="0042770A"/>
+    <w:pPr>
+      <w:keepNext/>
+      <w:spacing w:before="240" w:after="60"/>
+      <w:outlineLvl w:val="0"/>
+    </w:pPr>
+    <w:rPr>
+      <w:rFonts w:eastAsiaTheme="majorEastAsia"/>
+      <w:b/>
+      <w:kern w:val="28"/>
+      <w:sz w:val="56"/>
+    </w:rPr>
+  </w:style>
+  <w:style w:type="paragraph" w:styleId="Heading2">
+    <w:name w:val="heading 2"/>
+    <w:basedOn w:val="Heading1"/>
+    <w:next w:val="Normal"/>
+    <w:link w:val="Heading2Char"/>
+    <w:qFormat/>
+    <w:rsid w:val="0042770A"/>
+    <w:pPr>
+      <w:numPr>
+        <w:ilvl w:val="1"/>
+        <w:numId w:val="7"/>
+      </w:numPr>
+      <w:outlineLvl w:val="1"/>
+    </w:pPr>
+    <w:rPr>
+      <w:rFonts w:asciiTheme="majorHAnsi" w:hAnsiTheme="majorHAnsi"/>
+      <w:sz w:val="48"/>
+      <w:szCs w:val="48"/>
+    </w:rPr>
+  </w:style>
+  <w:style w:type="paragraph" w:styleId="Heading3">
+    <w:name w:val="heading 3"/>
+    <w:basedOn w:val="Heading2"/>
+    <w:next w:val="Normal"/>
+    <w:link w:val="Heading3Char"/>
+    <w:qFormat/>
+    <w:rsid w:val="0042770A"/>
+    <w:pPr>
+      <w:outlineLvl w:val="2"/>
+    </w:pPr>
+    <w:rPr>
+      <w:sz w:val="40"/>
+    </w:rPr>
+  </w:style>
+  <w:style w:type="paragraph" w:styleId="Heading4">
+    <w:name w:val="heading 4"/>
+    <w:basedOn w:val="Heading3"/>
+    <w:next w:val="Normal"/>
+    <w:link w:val="Heading4Char"/>
+    <w:qFormat/>
+    <w:rsid w:val="0042770A"/>
+    <w:pPr>
+      <w:numPr>
+        <w:ilvl w:val="3"/>
+      </w:numPr>
+      <w:outlineLvl w:val="3"/>
+    </w:pPr>
+    <w:rPr>
+      <w:sz w:val="32"/>
+    </w:rPr>
+  </w:style>
+  <w:style w:type="paragraph" w:styleId="Heading5">
+    <w:name w:val="heading 5"/>
+    <w:basedOn w:val="Heading4"/>
+    <w:next w:val="Normal"/>
+    <w:link w:val="Heading5Char"/>
+    <w:qFormat/>
+    <w:rsid w:val="0042770A"/>
+    <w:pPr>
+      <w:numPr>
+        <w:ilvl w:val="4"/>
+      </w:numPr>
+      <w:outlineLvl w:val="4"/>
+    </w:pPr>
+    <w:rPr>
+      <w:sz w:val="28"/>
+    </w:rPr>
+  </w:style>
+  <w:style w:type="paragraph" w:styleId="Heading6">
+    <w:name w:val="heading 6"/>
+    <w:basedOn w:val="Heading5"/>
+    <w:next w:val="Normal"/>
+    <w:link w:val="Heading6Char"/>
+    <w:qFormat/>
+    <w:rsid w:val="0042770A"/>
+    <w:pPr>
+      <w:numPr>
+        <w:ilvl w:val="5"/>
+      </w:numPr>
+      <w:outlineLvl w:val="5"/>
+    </w:pPr>
+    <w:rPr>
+      <w:bCs/>
+      <w:sz w:val="24"/>
+      <w:szCs w:val="24"/>
+      <w:u w:val="single"/>
+    </w:rPr>
+  </w:style>
+  <w:style w:type="paragraph" w:styleId="Heading7">
+    <w:name w:val="heading 7"/>
+    <w:basedOn w:val="Heading6"/>
+    <w:next w:val="Normal"/>
+    <w:link w:val="Heading7Char"/>
+    <w:qFormat/>
+    <w:rsid w:val="0042770A"/>
+    <w:pPr>
+      <w:keepNext w:val="0"/>
+      <w:numPr>
+        <w:ilvl w:val="0"/>
+        <w:numId w:val="0"/>
+      </w:numPr>
+      <w:outlineLvl w:val="6"/>
+    </w:pPr>
+    <w:rPr>
+      <w:b w:val="0"/>
+      <w:kern w:val="0"/>
+    </w:rPr>
+  </w:style>
+  <w:style w:type="paragraph" w:styleId="Heading8">
+    <w:name w:val="heading 8"/>
+    <w:basedOn w:val="Heading6"/>
+    <w:next w:val="Normal"/>
+    <w:link w:val="Heading8Char"/>
+    <w:qFormat/>
+    <w:rsid w:val="0042770A"/>
+    <w:pPr>
+      <w:outlineLvl w:val="7"/>
+    </w:pPr>
+    <w:rPr>
+      <w:i/>
+      <w:iCs/>
+      <w:u w:val="none"/>
+    </w:rPr>
+  </w:style>
+  <w:style w:type="paragraph" w:styleId="Heading9">
+    <w:name w:val="heading 9"/>
+    <w:basedOn w:val="Heading8"/>
+    <w:next w:val="Normal"/>
+    <w:link w:val="Heading9Char"/>
+    <w:qFormat/>
+    <w:rsid w:val="0042770A"/>
+    <w:pPr>
+      <w:outlineLvl w:val="8"/>
+    </w:pPr>
+    <w:rPr>
+      <w:b w:val="0"/>
+      <w:bCs w:val="0"/>
+    </w:rPr>
   </w:style>
   <w:style w:type="character" w:default="1" w:styleId="DefaultParagraphFont">
     <w:name w:val="Default Paragraph Font"/>
     <w:uiPriority w:val="1"/>
+    <w:semiHidden/>
     <w:unhideWhenUsed/>
   </w:style>
   <w:style w:type="table" w:default="1" w:styleId="TableNormal">
@@ -3135,7 +3582,6 @@
     <w:uiPriority w:val="99"/>
     <w:semiHidden/>
     <w:unhideWhenUsed/>
-    <w:qFormat/>
     <w:tblPr>
       <w:tblInd w:w="0" w:type="dxa"/>
       <w:tblCellMar>
@@ -3181,6 +3627,505 @@
       <w:sz w:val="20"/>
       <w:szCs w:val="20"/>
       <w:lang w:eastAsia="ar-SA"/>
+    </w:rPr>
+  </w:style>
+  <w:style w:type="paragraph" w:customStyle="1" w:styleId="Subheading1">
+    <w:name w:val="Subheading 1"/>
+    <w:basedOn w:val="Heading1"/>
+    <w:next w:val="Normal"/>
+    <w:link w:val="Subheading1Char"/>
+    <w:qFormat/>
+    <w:rsid w:val="0042770A"/>
+    <w:pPr>
+      <w:spacing w:before="0" w:after="0" w:line="240" w:lineRule="auto"/>
+      <w:contextualSpacing/>
+    </w:pPr>
+    <w:rPr>
+      <w:rFonts w:asciiTheme="majorHAnsi" w:eastAsiaTheme="minorHAnsi" w:hAnsiTheme="majorHAnsi"/>
+      <w:sz w:val="48"/>
+      <w:szCs w:val="48"/>
+      <w:vertAlign w:val="superscript"/>
+    </w:rPr>
+  </w:style>
+  <w:style w:type="character" w:customStyle="1" w:styleId="Subheading1Char">
+    <w:name w:val="Subheading 1 Char"/>
+    <w:basedOn w:val="DefaultParagraphFont"/>
+    <w:link w:val="Subheading1"/>
+    <w:rsid w:val="0042770A"/>
+    <w:rPr>
+      <w:rFonts w:asciiTheme="majorHAnsi" w:hAnsiTheme="majorHAnsi" w:cstheme="minorHAnsi"/>
+      <w:b/>
+      <w:kern w:val="28"/>
+      <w:sz w:val="48"/>
+      <w:szCs w:val="48"/>
+      <w:vertAlign w:val="superscript"/>
+    </w:rPr>
+  </w:style>
+  <w:style w:type="character" w:customStyle="1" w:styleId="Heading1Char">
+    <w:name w:val="Heading 1 Char"/>
+    <w:basedOn w:val="DefaultParagraphFont"/>
+    <w:link w:val="Heading1"/>
+    <w:rsid w:val="0042770A"/>
+    <w:rPr>
+      <w:rFonts w:eastAsiaTheme="majorEastAsia" w:cstheme="minorHAnsi"/>
+      <w:b/>
+      <w:kern w:val="28"/>
+      <w:sz w:val="56"/>
+      <w:szCs w:val="28"/>
+    </w:rPr>
+  </w:style>
+  <w:style w:type="paragraph" w:customStyle="1" w:styleId="Subheading2">
+    <w:name w:val="Subheading 2"/>
+    <w:basedOn w:val="Subheading1"/>
+    <w:next w:val="Normal"/>
+    <w:link w:val="Subheading2Char"/>
+    <w:qFormat/>
+    <w:rsid w:val="0042770A"/>
+  </w:style>
+  <w:style w:type="character" w:customStyle="1" w:styleId="Subheading2Char">
+    <w:name w:val="Subheading 2 Char"/>
+    <w:basedOn w:val="Subheading1Char"/>
+    <w:link w:val="Subheading2"/>
+    <w:rsid w:val="0042770A"/>
+    <w:rPr>
+      <w:rFonts w:asciiTheme="majorHAnsi" w:hAnsiTheme="majorHAnsi" w:cstheme="minorHAnsi"/>
+      <w:b/>
+      <w:kern w:val="28"/>
+      <w:sz w:val="48"/>
+      <w:szCs w:val="48"/>
+      <w:vertAlign w:val="superscript"/>
+    </w:rPr>
+  </w:style>
+  <w:style w:type="paragraph" w:customStyle="1" w:styleId="Subheading3">
+    <w:name w:val="Subheading 3"/>
+    <w:basedOn w:val="Subheading2"/>
+    <w:next w:val="Normal"/>
+    <w:link w:val="Subheading3Char"/>
+    <w:qFormat/>
+    <w:rsid w:val="0042770A"/>
+    <w:rPr>
+      <w:sz w:val="40"/>
+      <w:szCs w:val="40"/>
+    </w:rPr>
+  </w:style>
+  <w:style w:type="character" w:customStyle="1" w:styleId="Subheading3Char">
+    <w:name w:val="Subheading 3 Char"/>
+    <w:basedOn w:val="Subheading2Char"/>
+    <w:link w:val="Subheading3"/>
+    <w:rsid w:val="0042770A"/>
+    <w:rPr>
+      <w:rFonts w:asciiTheme="majorHAnsi" w:hAnsiTheme="majorHAnsi" w:cstheme="minorHAnsi"/>
+      <w:b/>
+      <w:kern w:val="28"/>
+      <w:sz w:val="40"/>
+      <w:szCs w:val="40"/>
+      <w:vertAlign w:val="superscript"/>
+    </w:rPr>
+  </w:style>
+  <w:style w:type="paragraph" w:customStyle="1" w:styleId="Suptitle">
+    <w:name w:val="Suptitle"/>
+    <w:basedOn w:val="Subtitle"/>
+    <w:link w:val="SuptitleChar"/>
+    <w:qFormat/>
+    <w:rsid w:val="0042770A"/>
+    <w:pPr>
+      <w:spacing w:before="240" w:line="240" w:lineRule="auto"/>
+    </w:pPr>
+    <w:rPr>
+      <w:vertAlign w:val="subscript"/>
+    </w:rPr>
+  </w:style>
+  <w:style w:type="character" w:customStyle="1" w:styleId="SuptitleChar">
+    <w:name w:val="Suptitle Char"/>
+    <w:basedOn w:val="SubtitleChar"/>
+    <w:link w:val="Suptitle"/>
+    <w:rsid w:val="0042770A"/>
+    <w:rPr>
+      <w:rFonts w:asciiTheme="majorHAnsi" w:eastAsiaTheme="majorEastAsia" w:hAnsiTheme="majorHAnsi" w:cstheme="majorBidi"/>
+      <w:color w:val="7F7F7F" w:themeColor="text1" w:themeTint="80"/>
+      <w:spacing w:val="-10"/>
+      <w:kern w:val="28"/>
+      <w:sz w:val="72"/>
+      <w:szCs w:val="72"/>
+      <w:vertAlign w:val="subscript"/>
+    </w:rPr>
+  </w:style>
+  <w:style w:type="paragraph" w:styleId="Subtitle">
+    <w:name w:val="Subtitle"/>
+    <w:basedOn w:val="Title"/>
+    <w:next w:val="Normal"/>
+    <w:link w:val="SubtitleChar"/>
+    <w:uiPriority w:val="11"/>
+    <w:qFormat/>
+    <w:rsid w:val="0042770A"/>
+    <w:rPr>
+      <w:b w:val="0"/>
+      <w:bCs w:val="0"/>
+      <w:color w:val="7F7F7F" w:themeColor="text1" w:themeTint="80"/>
+      <w:vertAlign w:val="superscript"/>
+    </w:rPr>
+  </w:style>
+  <w:style w:type="character" w:customStyle="1" w:styleId="SubtitleChar">
+    <w:name w:val="Subtitle Char"/>
+    <w:basedOn w:val="DefaultParagraphFont"/>
+    <w:link w:val="Subtitle"/>
+    <w:uiPriority w:val="11"/>
+    <w:rsid w:val="0042770A"/>
+    <w:rPr>
+      <w:rFonts w:asciiTheme="majorHAnsi" w:eastAsiaTheme="majorEastAsia" w:hAnsiTheme="majorHAnsi" w:cstheme="majorBidi"/>
+      <w:color w:val="7F7F7F" w:themeColor="text1" w:themeTint="80"/>
+      <w:spacing w:val="-10"/>
+      <w:kern w:val="28"/>
+      <w:sz w:val="72"/>
+      <w:szCs w:val="72"/>
+      <w:vertAlign w:val="superscript"/>
+    </w:rPr>
+  </w:style>
+  <w:style w:type="paragraph" w:styleId="NoSpacing">
+    <w:name w:val="No Spacing"/>
+    <w:basedOn w:val="Normal"/>
+    <w:uiPriority w:val="1"/>
+    <w:qFormat/>
+    <w:rsid w:val="0042770A"/>
+    <w:pPr>
+      <w:spacing w:after="0"/>
+    </w:pPr>
+  </w:style>
+  <w:style w:type="character" w:customStyle="1" w:styleId="Heading2Char">
+    <w:name w:val="Heading 2 Char"/>
+    <w:basedOn w:val="DefaultParagraphFont"/>
+    <w:link w:val="Heading2"/>
+    <w:rsid w:val="0042770A"/>
+    <w:rPr>
+      <w:rFonts w:asciiTheme="majorHAnsi" w:eastAsiaTheme="majorEastAsia" w:hAnsiTheme="majorHAnsi" w:cstheme="minorHAnsi"/>
+      <w:b/>
+      <w:kern w:val="28"/>
+      <w:sz w:val="48"/>
+      <w:szCs w:val="48"/>
+    </w:rPr>
+  </w:style>
+  <w:style w:type="character" w:customStyle="1" w:styleId="Heading3Char">
+    <w:name w:val="Heading 3 Char"/>
+    <w:basedOn w:val="DefaultParagraphFont"/>
+    <w:link w:val="Heading3"/>
+    <w:rsid w:val="0042770A"/>
+    <w:rPr>
+      <w:rFonts w:asciiTheme="majorHAnsi" w:eastAsiaTheme="majorEastAsia" w:hAnsiTheme="majorHAnsi" w:cstheme="minorHAnsi"/>
+      <w:b/>
+      <w:kern w:val="28"/>
+      <w:sz w:val="40"/>
+      <w:szCs w:val="48"/>
+    </w:rPr>
+  </w:style>
+  <w:style w:type="character" w:customStyle="1" w:styleId="Heading4Char">
+    <w:name w:val="Heading 4 Char"/>
+    <w:basedOn w:val="DefaultParagraphFont"/>
+    <w:link w:val="Heading4"/>
+    <w:rsid w:val="0042770A"/>
+    <w:rPr>
+      <w:rFonts w:asciiTheme="majorHAnsi" w:eastAsiaTheme="majorEastAsia" w:hAnsiTheme="majorHAnsi" w:cstheme="minorHAnsi"/>
+      <w:b/>
+      <w:kern w:val="28"/>
+      <w:sz w:val="32"/>
+      <w:szCs w:val="48"/>
+    </w:rPr>
+  </w:style>
+  <w:style w:type="character" w:customStyle="1" w:styleId="Heading5Char">
+    <w:name w:val="Heading 5 Char"/>
+    <w:basedOn w:val="DefaultParagraphFont"/>
+    <w:link w:val="Heading5"/>
+    <w:rsid w:val="0042770A"/>
+    <w:rPr>
+      <w:rFonts w:asciiTheme="majorHAnsi" w:eastAsiaTheme="majorEastAsia" w:hAnsiTheme="majorHAnsi" w:cstheme="minorHAnsi"/>
+      <w:b/>
+      <w:kern w:val="28"/>
+      <w:sz w:val="28"/>
+      <w:szCs w:val="48"/>
+    </w:rPr>
+  </w:style>
+  <w:style w:type="character" w:customStyle="1" w:styleId="Heading6Char">
+    <w:name w:val="Heading 6 Char"/>
+    <w:basedOn w:val="DefaultParagraphFont"/>
+    <w:link w:val="Heading6"/>
+    <w:rsid w:val="0042770A"/>
+    <w:rPr>
+      <w:rFonts w:asciiTheme="majorHAnsi" w:eastAsiaTheme="majorEastAsia" w:hAnsiTheme="majorHAnsi" w:cstheme="minorHAnsi"/>
+      <w:b/>
+      <w:bCs/>
+      <w:kern w:val="28"/>
+      <w:sz w:val="24"/>
+      <w:szCs w:val="24"/>
+      <w:u w:val="single"/>
+    </w:rPr>
+  </w:style>
+  <w:style w:type="character" w:customStyle="1" w:styleId="Heading7Char">
+    <w:name w:val="Heading 7 Char"/>
+    <w:basedOn w:val="DefaultParagraphFont"/>
+    <w:link w:val="Heading7"/>
+    <w:rsid w:val="0042770A"/>
+    <w:rPr>
+      <w:rFonts w:asciiTheme="majorHAnsi" w:eastAsiaTheme="majorEastAsia" w:hAnsiTheme="majorHAnsi" w:cstheme="minorHAnsi"/>
+      <w:bCs/>
+      <w:sz w:val="24"/>
+      <w:szCs w:val="24"/>
+      <w:u w:val="single"/>
+    </w:rPr>
+  </w:style>
+  <w:style w:type="character" w:customStyle="1" w:styleId="Heading8Char">
+    <w:name w:val="Heading 8 Char"/>
+    <w:basedOn w:val="DefaultParagraphFont"/>
+    <w:link w:val="Heading8"/>
+    <w:rsid w:val="0042770A"/>
+    <w:rPr>
+      <w:rFonts w:asciiTheme="majorHAnsi" w:eastAsiaTheme="majorEastAsia" w:hAnsiTheme="majorHAnsi" w:cstheme="minorHAnsi"/>
+      <w:b/>
+      <w:bCs/>
+      <w:i/>
+      <w:iCs/>
+      <w:kern w:val="28"/>
+      <w:sz w:val="24"/>
+      <w:szCs w:val="24"/>
+    </w:rPr>
+  </w:style>
+  <w:style w:type="character" w:customStyle="1" w:styleId="Heading9Char">
+    <w:name w:val="Heading 9 Char"/>
+    <w:basedOn w:val="DefaultParagraphFont"/>
+    <w:link w:val="Heading9"/>
+    <w:rsid w:val="0042770A"/>
+    <w:rPr>
+      <w:rFonts w:asciiTheme="majorHAnsi" w:eastAsiaTheme="majorEastAsia" w:hAnsiTheme="majorHAnsi" w:cstheme="minorHAnsi"/>
+      <w:i/>
+      <w:iCs/>
+      <w:kern w:val="28"/>
+      <w:sz w:val="24"/>
+      <w:szCs w:val="24"/>
+    </w:rPr>
+  </w:style>
+  <w:style w:type="paragraph" w:styleId="Caption">
+    <w:name w:val="caption"/>
+    <w:basedOn w:val="Normal"/>
+    <w:next w:val="Normal"/>
+    <w:uiPriority w:val="35"/>
+    <w:semiHidden/>
+    <w:unhideWhenUsed/>
+    <w:qFormat/>
+    <w:rsid w:val="0042770A"/>
+    <w:pPr>
+      <w:spacing w:after="200"/>
+    </w:pPr>
+    <w:rPr>
+      <w:rFonts w:eastAsia="Times New Roman"/>
+      <w:i/>
+      <w:iCs/>
+      <w:color w:val="1F497D" w:themeColor="text2"/>
+      <w:szCs w:val="18"/>
+    </w:rPr>
+  </w:style>
+  <w:style w:type="paragraph" w:styleId="Title">
+    <w:name w:val="Title"/>
+    <w:basedOn w:val="NoSpacing"/>
+    <w:next w:val="Normal"/>
+    <w:link w:val="TitleChar"/>
+    <w:uiPriority w:val="10"/>
+    <w:qFormat/>
+    <w:rsid w:val="0042770A"/>
+    <w:rPr>
+      <w:rFonts w:asciiTheme="majorHAnsi" w:eastAsiaTheme="majorEastAsia" w:hAnsiTheme="majorHAnsi" w:cstheme="majorBidi"/>
+      <w:b/>
+      <w:bCs/>
+      <w:spacing w:val="-10"/>
+      <w:kern w:val="28"/>
+      <w:sz w:val="72"/>
+      <w:szCs w:val="72"/>
+    </w:rPr>
+  </w:style>
+  <w:style w:type="character" w:customStyle="1" w:styleId="TitleChar">
+    <w:name w:val="Title Char"/>
+    <w:basedOn w:val="DefaultParagraphFont"/>
+    <w:link w:val="Title"/>
+    <w:uiPriority w:val="10"/>
+    <w:rsid w:val="0042770A"/>
+    <w:rPr>
+      <w:rFonts w:asciiTheme="majorHAnsi" w:eastAsiaTheme="majorEastAsia" w:hAnsiTheme="majorHAnsi" w:cstheme="majorBidi"/>
+      <w:b/>
+      <w:bCs/>
+      <w:spacing w:val="-10"/>
+      <w:kern w:val="28"/>
+      <w:sz w:val="72"/>
+      <w:szCs w:val="72"/>
+    </w:rPr>
+  </w:style>
+  <w:style w:type="character" w:styleId="Strong">
+    <w:name w:val="Strong"/>
+    <w:uiPriority w:val="22"/>
+    <w:qFormat/>
+    <w:rsid w:val="0042770A"/>
+    <w:rPr>
+      <w:b/>
+      <w:bCs/>
+    </w:rPr>
+  </w:style>
+  <w:style w:type="character" w:styleId="Emphasis">
+    <w:name w:val="Emphasis"/>
+    <w:uiPriority w:val="20"/>
+    <w:qFormat/>
+    <w:rsid w:val="0042770A"/>
+    <w:rPr>
+      <w:rFonts w:asciiTheme="minorHAnsi" w:hAnsiTheme="minorHAnsi" w:cstheme="minorHAnsi"/>
+      <w:i/>
+      <w:iCs/>
+      <w:sz w:val="28"/>
+      <w:szCs w:val="28"/>
+    </w:rPr>
+  </w:style>
+  <w:style w:type="paragraph" w:styleId="ListParagraph">
+    <w:name w:val="List Paragraph"/>
+    <w:basedOn w:val="Normal"/>
+    <w:uiPriority w:val="34"/>
+    <w:qFormat/>
+    <w:rsid w:val="0042770A"/>
+    <w:pPr>
+      <w:ind w:left="720"/>
+      <w:contextualSpacing/>
+    </w:pPr>
+    <w:rPr>
+      <w:rFonts w:eastAsia="Times New Roman"/>
+    </w:rPr>
+  </w:style>
+  <w:style w:type="paragraph" w:styleId="Quote">
+    <w:name w:val="Quote"/>
+    <w:basedOn w:val="Normal"/>
+    <w:next w:val="Normal"/>
+    <w:link w:val="QuoteChar"/>
+    <w:uiPriority w:val="29"/>
+    <w:qFormat/>
+    <w:rsid w:val="0042770A"/>
+    <w:pPr>
+      <w:keepLines/>
+      <w:pageBreakBefore/>
+      <w:pBdr>
+        <w:left w:val="single" w:sz="4" w:space="7" w:color="auto"/>
+      </w:pBdr>
+      <w:spacing w:before="120" w:after="120"/>
+      <w:ind w:left="360"/>
+      <w:contextualSpacing/>
+      <w:mirrorIndents/>
+    </w:pPr>
+  </w:style>
+  <w:style w:type="character" w:customStyle="1" w:styleId="QuoteChar">
+    <w:name w:val="Quote Char"/>
+    <w:basedOn w:val="DefaultParagraphFont"/>
+    <w:link w:val="Quote"/>
+    <w:uiPriority w:val="29"/>
+    <w:rsid w:val="0042770A"/>
+    <w:rPr>
+      <w:rFonts w:cstheme="minorHAnsi"/>
+      <w:sz w:val="28"/>
+      <w:szCs w:val="28"/>
+    </w:rPr>
+  </w:style>
+  <w:style w:type="paragraph" w:styleId="IntenseQuote">
+    <w:name w:val="Intense Quote"/>
+    <w:basedOn w:val="Quote"/>
+    <w:next w:val="Normal"/>
+    <w:link w:val="IntenseQuoteChar"/>
+    <w:uiPriority w:val="30"/>
+    <w:qFormat/>
+    <w:rsid w:val="0042770A"/>
+    <w:pPr>
+      <w:pBdr>
+        <w:left w:val="single" w:sz="18" w:space="7" w:color="auto"/>
+      </w:pBdr>
+    </w:pPr>
+    <w:rPr>
+      <w:b/>
+      <w:bCs/>
+    </w:rPr>
+  </w:style>
+  <w:style w:type="character" w:customStyle="1" w:styleId="IntenseQuoteChar">
+    <w:name w:val="Intense Quote Char"/>
+    <w:basedOn w:val="DefaultParagraphFont"/>
+    <w:link w:val="IntenseQuote"/>
+    <w:uiPriority w:val="30"/>
+    <w:rsid w:val="0042770A"/>
+    <w:rPr>
+      <w:rFonts w:cstheme="minorHAnsi"/>
+      <w:b/>
+      <w:bCs/>
+      <w:sz w:val="28"/>
+      <w:szCs w:val="28"/>
+    </w:rPr>
+  </w:style>
+  <w:style w:type="character" w:styleId="SubtleEmphasis">
+    <w:name w:val="Subtle Emphasis"/>
+    <w:basedOn w:val="Emphasis"/>
+    <w:uiPriority w:val="19"/>
+    <w:qFormat/>
+    <w:rsid w:val="0042770A"/>
+    <w:rPr>
+      <w:rFonts w:asciiTheme="minorHAnsi" w:hAnsiTheme="minorHAnsi" w:cs="Calibri Light"/>
+      <w:i/>
+      <w:iCs/>
+      <w:color w:val="7F7F7F" w:themeColor="text1" w:themeTint="80"/>
+      <w:sz w:val="28"/>
+      <w:szCs w:val="28"/>
+    </w:rPr>
+  </w:style>
+  <w:style w:type="character" w:styleId="IntenseEmphasis">
+    <w:name w:val="Intense Emphasis"/>
+    <w:basedOn w:val="Emphasis"/>
+    <w:uiPriority w:val="21"/>
+    <w:qFormat/>
+    <w:rsid w:val="0042770A"/>
+    <w:rPr>
+      <w:rFonts w:asciiTheme="minorHAnsi" w:hAnsiTheme="minorHAnsi" w:cstheme="minorHAnsi"/>
+      <w:b/>
+      <w:bCs/>
+      <w:i/>
+      <w:iCs/>
+      <w:sz w:val="28"/>
+      <w:szCs w:val="28"/>
+    </w:rPr>
+  </w:style>
+  <w:style w:type="character" w:styleId="SubtleReference">
+    <w:name w:val="Subtle Reference"/>
+    <w:uiPriority w:val="31"/>
+    <w:qFormat/>
+    <w:rsid w:val="0042770A"/>
+    <w:rPr>
+      <w:caps/>
+      <w:color w:val="7F7F7F" w:themeColor="text1" w:themeTint="80"/>
+      <w:sz w:val="22"/>
+      <w:szCs w:val="22"/>
+    </w:rPr>
+  </w:style>
+  <w:style w:type="character" w:styleId="IntenseReference">
+    <w:name w:val="Intense Reference"/>
+    <w:basedOn w:val="SubtleReference"/>
+    <w:uiPriority w:val="32"/>
+    <w:qFormat/>
+    <w:rsid w:val="0042770A"/>
+    <w:rPr>
+      <w:b/>
+      <w:bCs/>
+      <w:caps/>
+      <w:color w:val="7F7F7F" w:themeColor="text1" w:themeTint="80"/>
+      <w:sz w:val="22"/>
+      <w:szCs w:val="22"/>
+    </w:rPr>
+  </w:style>
+  <w:style w:type="character" w:styleId="BookTitle">
+    <w:name w:val="Book Title"/>
+    <w:basedOn w:val="DefaultParagraphFont"/>
+    <w:uiPriority w:val="33"/>
+    <w:qFormat/>
+    <w:rsid w:val="0042770A"/>
+    <w:rPr>
+      <w:b/>
+      <w:bCs/>
+      <w:i/>
+      <w:iCs/>
+      <w:spacing w:val="5"/>
     </w:rPr>
   </w:style>
 </w:styles>
